--- a/lcptools-v2/LCPTOOLS-V2-usage.docx
+++ b/lcptools-v2/LCPTOOLS-V2-usage.docx
@@ -1,6 +1,6 @@
 
 <file path=word/document.xml><?xml version="1.0" encoding="utf-8"?>
-<w:document xmlns:wpc="http://schemas.microsoft.com/office/word/2010/wordprocessingCanvas" xmlns:cx="http://schemas.microsoft.com/office/drawing/2014/chartex" xmlns:cx1="http://schemas.microsoft.com/office/drawing/2015/9/8/chartex" xmlns:cx2="http://schemas.microsoft.com/office/drawing/2015/10/21/chartex" xmlns:cx3="http://schemas.microsoft.com/office/drawing/2016/5/9/chartex" xmlns:cx4="http://schemas.microsoft.com/office/drawing/2016/5/10/chartex" xmlns:cx5="http://schemas.microsoft.com/office/drawing/2016/5/11/chartex" xmlns:cx6="http://schemas.microsoft.com/office/drawing/2016/5/12/chartex" xmlns:cx7="http://schemas.microsoft.com/office/drawing/2016/5/13/chartex" xmlns:cx8="http://schemas.microsoft.com/office/drawing/2016/5/14/chartex" xmlns:mc="http://schemas.openxmlformats.org/markup-compatibility/2006" xmlns:aink="http://schemas.microsoft.com/office/drawing/2016/ink" xmlns:am3d="http://schemas.microsoft.com/office/drawing/2017/model3d" xmlns:o="urn:schemas-microsoft-com:office:office" xmlns:oel="http://schemas.microsoft.com/office/2019/extlst" xmlns:r="http://schemas.openxmlformats.org/officeDocument/2006/relationships" xmlns:m="http://schemas.openxmlformats.org/officeDocument/2006/math" xmlns:v="urn:schemas-microsoft-com:vml" xmlns:wp14="http://schemas.microsoft.com/office/word/2010/wordprocessingDrawing" xmlns:wp="http://schemas.openxmlformats.org/drawingml/2006/wordprocessingDrawing" xmlns:w10="urn:schemas-microsoft-com:office:word" xmlns:w="http://schemas.openxmlformats.org/wordprocessingml/2006/main" xmlns:w14="http://schemas.microsoft.com/office/word/2010/wordml" xmlns:w15="http://schemas.microsoft.com/office/word/2012/wordml" xmlns:w16cex="http://schemas.microsoft.com/office/word/2018/wordml/cex" xmlns:w16cid="http://schemas.microsoft.com/office/word/2016/wordml/cid" xmlns:w16="http://schemas.microsoft.com/office/word/2018/wordml" xmlns:w16sdtdh="http://schemas.microsoft.com/office/word/2020/wordml/sdtdatahash" xmlns:w16se="http://schemas.microsoft.com/office/word/2015/wordml/symex" xmlns:wpg="http://schemas.microsoft.com/office/word/2010/wordprocessingGroup" xmlns:wpi="http://schemas.microsoft.com/office/word/2010/wordprocessingInk" xmlns:wne="http://schemas.microsoft.com/office/word/2006/wordml" xmlns:wps="http://schemas.microsoft.com/office/word/2010/wordprocessingShape" mc:Ignorable="w14 w15 w16se w16cid w16 w16cex w16sdtdh wp14">
+<w:document xmlns:wpc="http://schemas.microsoft.com/office/word/2010/wordprocessingCanvas" xmlns:cx="http://schemas.microsoft.com/office/drawing/2014/chartex" xmlns:cx1="http://schemas.microsoft.com/office/drawing/2015/9/8/chartex" xmlns:cx2="http://schemas.microsoft.com/office/drawing/2015/10/21/chartex" xmlns:cx3="http://schemas.microsoft.com/office/drawing/2016/5/9/chartex" xmlns:cx4="http://schemas.microsoft.com/office/drawing/2016/5/10/chartex" xmlns:cx5="http://schemas.microsoft.com/office/drawing/2016/5/11/chartex" xmlns:cx6="http://schemas.microsoft.com/office/drawing/2016/5/12/chartex" xmlns:cx7="http://schemas.microsoft.com/office/drawing/2016/5/13/chartex" xmlns:cx8="http://schemas.microsoft.com/office/drawing/2016/5/14/chartex" xmlns:mc="http://schemas.openxmlformats.org/markup-compatibility/2006" xmlns:aink="http://schemas.microsoft.com/office/drawing/2016/ink" xmlns:am3d="http://schemas.microsoft.com/office/drawing/2017/model3d" xmlns:o="urn:schemas-microsoft-com:office:office" xmlns:oel="http://schemas.microsoft.com/office/2019/extlst" xmlns:r="http://schemas.openxmlformats.org/officeDocument/2006/relationships" xmlns:m="http://schemas.openxmlformats.org/officeDocument/2006/math" xmlns:v="urn:schemas-microsoft-com:vml" xmlns:wp14="http://schemas.microsoft.com/office/word/2010/wordprocessingDrawing" xmlns:wp="http://schemas.openxmlformats.org/drawingml/2006/wordprocessingDrawing" xmlns:w10="urn:schemas-microsoft-com:office:word" xmlns:w="http://schemas.openxmlformats.org/wordprocessingml/2006/main" xmlns:w14="http://schemas.microsoft.com/office/word/2010/wordml" xmlns:w15="http://schemas.microsoft.com/office/word/2012/wordml" xmlns:w16cex="http://schemas.microsoft.com/office/word/2018/wordml/cex" xmlns:w16cid="http://schemas.microsoft.com/office/word/2016/wordml/cid" xmlns:w16="http://schemas.microsoft.com/office/word/2018/wordml" xmlns:w16du="http://schemas.microsoft.com/office/word/2023/wordml/word16du" xmlns:w16sdtdh="http://schemas.microsoft.com/office/word/2020/wordml/sdtdatahash" xmlns:w16sdtfl="http://schemas.microsoft.com/office/word/2024/wordml/sdtformatlock" xmlns:w16se="http://schemas.microsoft.com/office/word/2015/wordml/symex" xmlns:wpg="http://schemas.microsoft.com/office/word/2010/wordprocessingGroup" xmlns:wpi="http://schemas.microsoft.com/office/word/2010/wordprocessingInk" xmlns:wne="http://schemas.microsoft.com/office/word/2006/wordml" xmlns:wps="http://schemas.microsoft.com/office/word/2010/wordprocessingShape" mc:Ignorable="w14 w15 w16se w16cid w16 w16cex w16sdtdh w16sdtfl w16du wp14">
   <w:body>
     <w:p>
       <w:pPr>
@@ -230,31 +230,7 @@
         <w:rPr>
           <w:lang w:val="en-US"/>
         </w:rPr>
-        <w:t xml:space="preserve">The examples </w:t>
-      </w:r>
-      <w:r>
-        <w:rPr>
-          <w:lang w:val="en-US"/>
-        </w:rPr>
-        <w:t>in this document</w:t>
-      </w:r>
-      <w:r>
-        <w:rPr>
-          <w:lang w:val="en-US"/>
-        </w:rPr>
-        <w:t xml:space="preserve"> show how to generate an mle element for tboot and a custom element with tboot’s special vlp policy encapsulated in </w:t>
-      </w:r>
-      <w:r>
-        <w:rPr>
-          <w:lang w:val="en-US"/>
-        </w:rPr>
-        <w:t>a custom LCP element</w:t>
-      </w:r>
-      <w:r>
-        <w:rPr>
-          <w:lang w:val="en-US"/>
-        </w:rPr>
-        <w:t>.</w:t>
+        <w:t>The examples in this document show how to generate an mle element for tboot and a custom element with tboot’s special vlp policy encapsulated in a custom LCP element.</w:t>
       </w:r>
     </w:p>
     <w:p>
@@ -468,6 +444,23 @@
     </w:p>
     <w:p>
       <w:pPr>
+        <w:rPr>
+          <w:rFonts w:asciiTheme="majorHAnsi" w:eastAsiaTheme="majorEastAsia" w:hAnsiTheme="majorHAnsi" w:cstheme="majorBidi"/>
+          <w:color w:val="2F5496" w:themeColor="accent1" w:themeShade="BF"/>
+          <w:sz w:val="26"/>
+          <w:szCs w:val="26"/>
+          <w:lang w:val="en-US"/>
+        </w:rPr>
+      </w:pPr>
+      <w:r>
+        <w:rPr>
+          <w:lang w:val="en-US"/>
+        </w:rPr>
+        <w:br w:type="page"/>
+      </w:r>
+    </w:p>
+    <w:p>
+      <w:pPr>
         <w:pStyle w:val="Heading2"/>
         <w:rPr>
           <w:lang w:val="en-US"/>
@@ -477,6 +470,7 @@
         <w:rPr>
           <w:lang w:val="en-US"/>
         </w:rPr>
+        <w:lastRenderedPageBreak/>
         <w:t>Linux</w:t>
       </w:r>
     </w:p>
@@ -504,6 +498,12 @@
         </w:rPr>
         <w:t>, openssl 1.1</w:t>
       </w:r>
+      <w:r>
+        <w:rPr>
+          <w:lang w:val="en-US"/>
+        </w:rPr>
+        <w:t>, cmake</w:t>
+      </w:r>
     </w:p>
     <w:p>
       <w:pPr>
@@ -597,6 +597,52 @@
     </w:p>
     <w:p>
       <w:pPr>
+        <w:rPr>
+          <w:lang w:val="en-US"/>
+        </w:rPr>
+      </w:pPr>
+      <w:r>
+        <w:rPr>
+          <w:lang w:val="en-US"/>
+        </w:rPr>
+        <w:t>To build</w:t>
+      </w:r>
+      <w:r>
+        <w:rPr>
+          <w:lang w:val="en-US"/>
+        </w:rPr>
+        <w:t xml:space="preserve"> using Intel Cryptography Primitives, use:</w:t>
+      </w:r>
+    </w:p>
+    <w:p>
+      <w:pPr>
+        <w:rPr>
+          <w:lang w:val="en-US"/>
+        </w:rPr>
+      </w:pPr>
+      <w:r>
+        <w:rPr>
+          <w:lang w:val="en-US"/>
+        </w:rPr>
+        <w:tab/>
+        <w:t>sudo make USE_IPPC=1</w:t>
+      </w:r>
+    </w:p>
+    <w:p>
+      <w:pPr>
+        <w:rPr>
+          <w:lang w:val="en-US"/>
+        </w:rPr>
+      </w:pPr>
+      <w:r>
+        <w:rPr>
+          <w:lang w:val="en-US"/>
+        </w:rPr>
+        <w:t>It will clone ippc into root/ippc/, build the library and then build LcpTools.</w:t>
+      </w:r>
+    </w:p>
+    <w:p>
+      <w:pPr>
         <w:pStyle w:val="Heading2"/>
         <w:rPr>
           <w:lang w:val="en-US"/>
@@ -644,7 +690,6 @@
         <w:rPr>
           <w:lang w:val="en-US"/>
         </w:rPr>
-        <w:lastRenderedPageBreak/>
         <w:t>Gcc on cygwin generates warnings where the one on Linux doesn’t. So you might need to first modify config.mk file.</w:t>
       </w:r>
     </w:p>
@@ -978,6 +1023,7 @@
         <w:rPr>
           <w:lang w:val="en-US"/>
         </w:rPr>
+        <w:lastRenderedPageBreak/>
         <w:t xml:space="preserve">Use lcp2_crtpol to create LCP policy and LCP data file. LCP policy </w:t>
       </w:r>
       <w:r>
@@ -1227,7 +1273,6 @@
           <w:rFonts w:ascii="Courier New" w:hAnsi="Courier New" w:cs="Courier New"/>
           <w:lang w:val="en-US"/>
         </w:rPr>
-        <w:lastRenderedPageBreak/>
         <w:t xml:space="preserve"> lcp2_mlehash --create --cmdline </w:t>
       </w:r>
       <w:r>
@@ -1579,6 +1624,7 @@
           <w:rFonts w:ascii="Courier New" w:hAnsi="Courier New" w:cs="Courier New"/>
           <w:lang w:val="en-US"/>
         </w:rPr>
+        <w:lastRenderedPageBreak/>
         <w:t xml:space="preserve">     data:</w:t>
       </w:r>
     </w:p>
@@ -1753,47 +1799,937 @@
           <w:rFonts w:ascii="Courier New" w:hAnsi="Courier New" w:cs="Courier New"/>
           <w:lang w:val="en-US"/>
         </w:rPr>
+        <w:t>lcp2_crtpollist --create --listver 0x201 --out policy_list_mle.lst mle_sha256.elt</w:t>
+      </w:r>
+    </w:p>
+    <w:p>
+      <w:pPr>
+        <w:ind w:left="567"/>
+        <w:rPr>
+          <w:rFonts w:ascii="Courier New" w:hAnsi="Courier New" w:cs="Courier New"/>
+          <w:lang w:val="en-US"/>
+        </w:rPr>
+      </w:pPr>
+      <w:r>
+        <w:rPr>
+          <w:rFonts w:ascii="Courier New" w:hAnsi="Courier New" w:cs="Courier New"/>
+          <w:lang w:val="en-US"/>
+        </w:rPr>
+        <w:t xml:space="preserve">lcp2_crtpollist --show </w:t>
+      </w:r>
+      <w:r>
+        <w:rPr>
+          <w:rFonts w:ascii="Courier New" w:hAnsi="Courier New" w:cs="Courier New"/>
+          <w:lang w:val="en-US"/>
+        </w:rPr>
+        <w:t>policy_list_mle.lst mle_sha256.elt</w:t>
+      </w:r>
+    </w:p>
+    <w:p>
+      <w:pPr>
+        <w:ind w:left="567"/>
+        <w:rPr>
+          <w:rFonts w:ascii="Courier New" w:hAnsi="Courier New" w:cs="Courier New"/>
+          <w:lang w:val="en-US"/>
+        </w:rPr>
+      </w:pPr>
+      <w:r>
+        <w:rPr>
+          <w:rFonts w:ascii="Courier New" w:hAnsi="Courier New" w:cs="Courier New"/>
+          <w:lang w:val="en-US"/>
+        </w:rPr>
+        <w:t>policy list file: policy_list_mle.lst</w:t>
+      </w:r>
+    </w:p>
+    <w:p>
+      <w:pPr>
+        <w:ind w:left="567"/>
+        <w:rPr>
+          <w:rFonts w:ascii="Courier New" w:hAnsi="Courier New" w:cs="Courier New"/>
+          <w:lang w:val="en-US"/>
+        </w:rPr>
+      </w:pPr>
+      <w:r>
+        <w:rPr>
+          <w:rFonts w:ascii="Courier New" w:hAnsi="Courier New" w:cs="Courier New"/>
+          <w:lang w:val="en-US"/>
+        </w:rPr>
+        <w:t xml:space="preserve"> version: 0x201</w:t>
+      </w:r>
+    </w:p>
+    <w:p>
+      <w:pPr>
+        <w:ind w:left="567"/>
+        <w:rPr>
+          <w:rFonts w:ascii="Courier New" w:hAnsi="Courier New" w:cs="Courier New"/>
+          <w:lang w:val="en-US"/>
+        </w:rPr>
+      </w:pPr>
+      <w:r>
+        <w:rPr>
+          <w:rFonts w:ascii="Courier New" w:hAnsi="Courier New" w:cs="Courier New"/>
+          <w:lang w:val="en-US"/>
+        </w:rPr>
+        <w:t xml:space="preserve"> sig_alg: 0x10, TPM_ALG_NULL</w:t>
+      </w:r>
+    </w:p>
+    <w:p>
+      <w:pPr>
+        <w:ind w:left="567"/>
+        <w:rPr>
+          <w:rFonts w:ascii="Courier New" w:hAnsi="Courier New" w:cs="Courier New"/>
+          <w:lang w:val="en-US"/>
+        </w:rPr>
+      </w:pPr>
+      <w:r>
+        <w:rPr>
+          <w:rFonts w:ascii="Courier New" w:hAnsi="Courier New" w:cs="Courier New"/>
+          <w:lang w:val="en-US"/>
+        </w:rPr>
+        <w:t xml:space="preserve"> policy_elements_size: 0x32 (50)</w:t>
+      </w:r>
+    </w:p>
+    <w:p>
+      <w:pPr>
+        <w:ind w:left="567"/>
+        <w:rPr>
+          <w:rFonts w:ascii="Courier New" w:hAnsi="Courier New" w:cs="Courier New"/>
+          <w:lang w:val="en-US"/>
+        </w:rPr>
+      </w:pPr>
+      <w:r>
+        <w:rPr>
+          <w:rFonts w:ascii="Courier New" w:hAnsi="Courier New" w:cs="Courier New"/>
+          <w:lang w:val="en-US"/>
+        </w:rPr>
+        <w:t xml:space="preserve"> policy_element[0]:</w:t>
+      </w:r>
+    </w:p>
+    <w:p>
+      <w:pPr>
+        <w:ind w:left="567"/>
+        <w:rPr>
+          <w:rFonts w:ascii="Courier New" w:hAnsi="Courier New" w:cs="Courier New"/>
+          <w:lang w:val="en-US"/>
+        </w:rPr>
+      </w:pPr>
+      <w:r>
+        <w:rPr>
+          <w:rFonts w:ascii="Courier New" w:hAnsi="Courier New" w:cs="Courier New"/>
+          <w:lang w:val="en-US"/>
+        </w:rPr>
+        <w:t xml:space="preserve">     size: 0x32 (50)</w:t>
+      </w:r>
+    </w:p>
+    <w:p>
+      <w:pPr>
+        <w:ind w:left="567"/>
+        <w:rPr>
+          <w:rFonts w:ascii="Courier New" w:hAnsi="Courier New" w:cs="Courier New"/>
+          <w:lang w:val="en-US"/>
+        </w:rPr>
+      </w:pPr>
+      <w:r>
+        <w:rPr>
+          <w:rFonts w:ascii="Courier New" w:hAnsi="Courier New" w:cs="Courier New"/>
+          <w:lang w:val="en-US"/>
+        </w:rPr>
+        <w:t xml:space="preserve">     type: 'mle2' (16)</w:t>
+      </w:r>
+    </w:p>
+    <w:p>
+      <w:pPr>
+        <w:ind w:left="567"/>
+        <w:rPr>
+          <w:rFonts w:ascii="Courier New" w:hAnsi="Courier New" w:cs="Courier New"/>
+          <w:lang w:val="en-US"/>
+        </w:rPr>
+      </w:pPr>
+      <w:r>
+        <w:rPr>
+          <w:rFonts w:ascii="Courier New" w:hAnsi="Courier New" w:cs="Courier New"/>
+          <w:lang w:val="en-US"/>
+        </w:rPr>
+        <w:t xml:space="preserve">     policy_elt_control: 0x00000001</w:t>
+      </w:r>
+    </w:p>
+    <w:p>
+      <w:pPr>
+        <w:ind w:left="567"/>
+        <w:rPr>
+          <w:rFonts w:ascii="Courier New" w:hAnsi="Courier New" w:cs="Courier New"/>
+          <w:lang w:val="en-US"/>
+        </w:rPr>
+      </w:pPr>
+      <w:r>
+        <w:rPr>
+          <w:rFonts w:ascii="Courier New" w:hAnsi="Courier New" w:cs="Courier New"/>
+          <w:lang w:val="en-US"/>
+        </w:rPr>
+        <w:t xml:space="preserve">     data:</w:t>
+      </w:r>
+    </w:p>
+    <w:p>
+      <w:pPr>
+        <w:ind w:left="567"/>
+        <w:rPr>
+          <w:rFonts w:ascii="Courier New" w:hAnsi="Courier New" w:cs="Courier New"/>
+          <w:lang w:val="en-US"/>
+        </w:rPr>
+      </w:pPr>
+      <w:r>
+        <w:rPr>
+          <w:rFonts w:ascii="Courier New" w:hAnsi="Courier New" w:cs="Courier New"/>
+          <w:lang w:val="en-US"/>
+        </w:rPr>
+        <w:t xml:space="preserve">         sinit_min_version: 0x0</w:t>
+      </w:r>
+    </w:p>
+    <w:p>
+      <w:pPr>
+        <w:ind w:left="567"/>
+        <w:rPr>
+          <w:rFonts w:ascii="Courier New" w:hAnsi="Courier New" w:cs="Courier New"/>
+          <w:lang w:val="en-US"/>
+        </w:rPr>
+      </w:pPr>
+      <w:r>
+        <w:rPr>
+          <w:rFonts w:ascii="Courier New" w:hAnsi="Courier New" w:cs="Courier New"/>
+          <w:lang w:val="en-US"/>
+        </w:rPr>
+        <w:t xml:space="preserve">         hash_alg: TPM_ALG_SHA256</w:t>
+      </w:r>
+    </w:p>
+    <w:p>
+      <w:pPr>
+        <w:ind w:left="567"/>
+        <w:rPr>
+          <w:rFonts w:ascii="Courier New" w:hAnsi="Courier New" w:cs="Courier New"/>
+          <w:lang w:val="es-ES"/>
+        </w:rPr>
+      </w:pPr>
+      <w:r>
+        <w:rPr>
+          <w:rFonts w:ascii="Courier New" w:hAnsi="Courier New" w:cs="Courier New"/>
+          <w:lang w:val="en-US"/>
+        </w:rPr>
+        <w:t xml:space="preserve">         </w:t>
+      </w:r>
+      <w:r>
+        <w:rPr>
+          <w:rFonts w:ascii="Courier New" w:hAnsi="Courier New" w:cs="Courier New"/>
+          <w:lang w:val="es-ES"/>
+        </w:rPr>
+        <w:t>num_hashes: 1</w:t>
+      </w:r>
+    </w:p>
+    <w:p>
+      <w:pPr>
+        <w:ind w:left="567"/>
+        <w:rPr>
+          <w:rFonts w:ascii="Courier New" w:hAnsi="Courier New" w:cs="Courier New"/>
+          <w:lang w:val="es-ES"/>
+        </w:rPr>
+      </w:pPr>
+      <w:r>
+        <w:rPr>
+          <w:rFonts w:ascii="Courier New" w:hAnsi="Courier New" w:cs="Courier New"/>
+          <w:lang w:val="es-ES"/>
+        </w:rPr>
+        <w:t xml:space="preserve">         hashes[0]: d5 c3 f9 f4 57 7b a1 9b a1 ba 22 81 48 88 08 cb 07 51 96 c4 7e 90 c2 0c ba e8 dd 80 e6 6e 1f b1</w:t>
+      </w:r>
+    </w:p>
+    <w:p>
+      <w:pPr>
+        <w:rPr>
+          <w:lang w:val="en-US"/>
+        </w:rPr>
+      </w:pPr>
+      <w:r>
+        <w:rPr>
+          <w:lang w:val="en-US"/>
+        </w:rPr>
+        <w:t>Now the new format:</w:t>
+      </w:r>
+    </w:p>
+    <w:p>
+      <w:pPr>
+        <w:ind w:left="567"/>
+        <w:rPr>
+          <w:rFonts w:ascii="Courier New" w:hAnsi="Courier New" w:cs="Courier New"/>
+          <w:lang w:val="en-US"/>
+        </w:rPr>
+      </w:pPr>
+      <w:r>
+        <w:rPr>
+          <w:rFonts w:ascii="Courier New" w:hAnsi="Courier New" w:cs="Courier New"/>
+          <w:lang w:val="en-US"/>
+        </w:rPr>
+        <w:t>lcp2_crtpollist --create --listver 0x300 --out policy_newer_list_mle.lst mle_sha256.elt</w:t>
+      </w:r>
+    </w:p>
+    <w:p>
+      <w:pPr>
+        <w:ind w:left="567"/>
+        <w:rPr>
+          <w:rFonts w:ascii="Courier New" w:hAnsi="Courier New" w:cs="Courier New"/>
+          <w:lang w:val="en-US"/>
+        </w:rPr>
+      </w:pPr>
+      <w:r>
+        <w:rPr>
+          <w:rFonts w:ascii="Courier New" w:hAnsi="Courier New" w:cs="Courier New"/>
+          <w:lang w:val="en-US"/>
+        </w:rPr>
+        <w:t>lcp2_crtpollist --show policy_newer_list_mle.lst</w:t>
+      </w:r>
+    </w:p>
+    <w:p>
+      <w:pPr>
+        <w:ind w:left="567"/>
+        <w:rPr>
+          <w:rFonts w:ascii="Courier New" w:hAnsi="Courier New" w:cs="Courier New"/>
+          <w:lang w:val="en-US"/>
+        </w:rPr>
+      </w:pPr>
+      <w:r>
+        <w:rPr>
+          <w:rFonts w:ascii="Courier New" w:hAnsi="Courier New" w:cs="Courier New"/>
+          <w:lang w:val="en-US"/>
+        </w:rPr>
         <w:lastRenderedPageBreak/>
-        <w:t>lcp2_crtpollist --create --listver 0x201 --out policy_list_mle.lst mle_sha256.elt</w:t>
-      </w:r>
-    </w:p>
-    <w:p>
-      <w:pPr>
-        <w:ind w:left="567"/>
-        <w:rPr>
-          <w:rFonts w:ascii="Courier New" w:hAnsi="Courier New" w:cs="Courier New"/>
-          <w:lang w:val="en-US"/>
-        </w:rPr>
-      </w:pPr>
-      <w:r>
-        <w:rPr>
-          <w:rFonts w:ascii="Courier New" w:hAnsi="Courier New" w:cs="Courier New"/>
-          <w:lang w:val="en-US"/>
-        </w:rPr>
-        <w:t xml:space="preserve">lcp2_crtpollist --show </w:t>
-      </w:r>
-      <w:r>
-        <w:rPr>
-          <w:rFonts w:ascii="Courier New" w:hAnsi="Courier New" w:cs="Courier New"/>
-          <w:lang w:val="en-US"/>
-        </w:rPr>
-        <w:t>policy_list_mle.lst mle_sha256.elt</w:t>
-      </w:r>
-    </w:p>
-    <w:p>
-      <w:pPr>
-        <w:ind w:left="567"/>
-        <w:rPr>
-          <w:rFonts w:ascii="Courier New" w:hAnsi="Courier New" w:cs="Courier New"/>
-          <w:lang w:val="en-US"/>
-        </w:rPr>
-      </w:pPr>
-      <w:r>
-        <w:rPr>
-          <w:rFonts w:ascii="Courier New" w:hAnsi="Courier New" w:cs="Courier New"/>
-          <w:lang w:val="en-US"/>
-        </w:rPr>
-        <w:t>policy list file: policy_list_mle.lst</w:t>
+        <w:t>policy list file: policy_newer_list_mle.lst</w:t>
+      </w:r>
+    </w:p>
+    <w:p>
+      <w:pPr>
+        <w:ind w:left="567"/>
+        <w:rPr>
+          <w:rFonts w:ascii="Courier New" w:hAnsi="Courier New" w:cs="Courier New"/>
+          <w:lang w:val="en-US"/>
+        </w:rPr>
+      </w:pPr>
+      <w:r>
+        <w:rPr>
+          <w:rFonts w:ascii="Courier New" w:hAnsi="Courier New" w:cs="Courier New"/>
+          <w:lang w:val="en-US"/>
+        </w:rPr>
+        <w:t>LCP_POLICY_LIST_2_1 structure:</w:t>
+      </w:r>
+    </w:p>
+    <w:p>
+      <w:pPr>
+        <w:ind w:left="567"/>
+        <w:rPr>
+          <w:rFonts w:ascii="Courier New" w:hAnsi="Courier New" w:cs="Courier New"/>
+          <w:lang w:val="en-US"/>
+        </w:rPr>
+      </w:pPr>
+      <w:r>
+        <w:rPr>
+          <w:rFonts w:ascii="Courier New" w:hAnsi="Courier New" w:cs="Courier New"/>
+          <w:lang w:val="en-US"/>
+        </w:rPr>
+        <w:t xml:space="preserve"> Version: 0x300</w:t>
+      </w:r>
+    </w:p>
+    <w:p>
+      <w:pPr>
+        <w:ind w:left="567"/>
+        <w:rPr>
+          <w:rFonts w:ascii="Courier New" w:hAnsi="Courier New" w:cs="Courier New"/>
+          <w:lang w:val="en-US"/>
+        </w:rPr>
+      </w:pPr>
+      <w:r>
+        <w:rPr>
+          <w:rFonts w:ascii="Courier New" w:hAnsi="Courier New" w:cs="Courier New"/>
+          <w:lang w:val="en-US"/>
+        </w:rPr>
+        <w:t xml:space="preserve"> KeySignatureOffset: 0x0</w:t>
+      </w:r>
+    </w:p>
+    <w:p>
+      <w:pPr>
+        <w:ind w:left="567"/>
+        <w:rPr>
+          <w:rFonts w:ascii="Courier New" w:hAnsi="Courier New" w:cs="Courier New"/>
+          <w:lang w:val="en-US"/>
+        </w:rPr>
+      </w:pPr>
+      <w:r>
+        <w:rPr>
+          <w:rFonts w:ascii="Courier New" w:hAnsi="Courier New" w:cs="Courier New"/>
+          <w:lang w:val="en-US"/>
+        </w:rPr>
+        <w:t xml:space="preserve"> PolicyElementsSize: 0x32</w:t>
+      </w:r>
+    </w:p>
+    <w:p>
+      <w:pPr>
+        <w:ind w:left="567"/>
+        <w:rPr>
+          <w:rFonts w:ascii="Courier New" w:hAnsi="Courier New" w:cs="Courier New"/>
+          <w:lang w:val="en-US"/>
+        </w:rPr>
+      </w:pPr>
+      <w:r>
+        <w:rPr>
+          <w:rFonts w:ascii="Courier New" w:hAnsi="Courier New" w:cs="Courier New"/>
+          <w:lang w:val="en-US"/>
+        </w:rPr>
+        <w:t xml:space="preserve"> policy_element[0]:</w:t>
+      </w:r>
+    </w:p>
+    <w:p>
+      <w:pPr>
+        <w:ind w:left="567"/>
+        <w:rPr>
+          <w:rFonts w:ascii="Courier New" w:hAnsi="Courier New" w:cs="Courier New"/>
+          <w:lang w:val="en-US"/>
+        </w:rPr>
+      </w:pPr>
+      <w:r>
+        <w:rPr>
+          <w:rFonts w:ascii="Courier New" w:hAnsi="Courier New" w:cs="Courier New"/>
+          <w:lang w:val="en-US"/>
+        </w:rPr>
+        <w:t xml:space="preserve">     size: 0x32 (50)</w:t>
+      </w:r>
+    </w:p>
+    <w:p>
+      <w:pPr>
+        <w:ind w:left="567"/>
+        <w:rPr>
+          <w:rFonts w:ascii="Courier New" w:hAnsi="Courier New" w:cs="Courier New"/>
+          <w:lang w:val="en-US"/>
+        </w:rPr>
+      </w:pPr>
+      <w:r>
+        <w:rPr>
+          <w:rFonts w:ascii="Courier New" w:hAnsi="Courier New" w:cs="Courier New"/>
+          <w:lang w:val="en-US"/>
+        </w:rPr>
+        <w:t xml:space="preserve">     type: 'mle2' (16)</w:t>
+      </w:r>
+    </w:p>
+    <w:p>
+      <w:pPr>
+        <w:ind w:left="567"/>
+        <w:rPr>
+          <w:rFonts w:ascii="Courier New" w:hAnsi="Courier New" w:cs="Courier New"/>
+          <w:lang w:val="en-US"/>
+        </w:rPr>
+      </w:pPr>
+      <w:r>
+        <w:rPr>
+          <w:rFonts w:ascii="Courier New" w:hAnsi="Courier New" w:cs="Courier New"/>
+          <w:lang w:val="en-US"/>
+        </w:rPr>
+        <w:t xml:space="preserve">     policy_elt_control: 0x00000001</w:t>
+      </w:r>
+    </w:p>
+    <w:p>
+      <w:pPr>
+        <w:ind w:left="567"/>
+        <w:rPr>
+          <w:rFonts w:ascii="Courier New" w:hAnsi="Courier New" w:cs="Courier New"/>
+          <w:lang w:val="en-US"/>
+        </w:rPr>
+      </w:pPr>
+      <w:r>
+        <w:rPr>
+          <w:rFonts w:ascii="Courier New" w:hAnsi="Courier New" w:cs="Courier New"/>
+          <w:lang w:val="en-US"/>
+        </w:rPr>
+        <w:t xml:space="preserve">     data:</w:t>
+      </w:r>
+    </w:p>
+    <w:p>
+      <w:pPr>
+        <w:ind w:left="567"/>
+        <w:rPr>
+          <w:rFonts w:ascii="Courier New" w:hAnsi="Courier New" w:cs="Courier New"/>
+          <w:lang w:val="en-US"/>
+        </w:rPr>
+      </w:pPr>
+      <w:r>
+        <w:rPr>
+          <w:rFonts w:ascii="Courier New" w:hAnsi="Courier New" w:cs="Courier New"/>
+          <w:lang w:val="en-US"/>
+        </w:rPr>
+        <w:t xml:space="preserve">         sinit_min_version: 0x0</w:t>
+      </w:r>
+    </w:p>
+    <w:p>
+      <w:pPr>
+        <w:ind w:left="567"/>
+        <w:rPr>
+          <w:rFonts w:ascii="Courier New" w:hAnsi="Courier New" w:cs="Courier New"/>
+          <w:lang w:val="en-US"/>
+        </w:rPr>
+      </w:pPr>
+      <w:r>
+        <w:rPr>
+          <w:rFonts w:ascii="Courier New" w:hAnsi="Courier New" w:cs="Courier New"/>
+          <w:lang w:val="en-US"/>
+        </w:rPr>
+        <w:t xml:space="preserve">         hash_alg: TPM_ALG_SHA256</w:t>
+      </w:r>
+    </w:p>
+    <w:p>
+      <w:pPr>
+        <w:ind w:left="567"/>
+        <w:rPr>
+          <w:rFonts w:ascii="Courier New" w:hAnsi="Courier New" w:cs="Courier New"/>
+          <w:lang w:val="es-ES"/>
+        </w:rPr>
+      </w:pPr>
+      <w:r>
+        <w:rPr>
+          <w:rFonts w:ascii="Courier New" w:hAnsi="Courier New" w:cs="Courier New"/>
+          <w:lang w:val="en-US"/>
+        </w:rPr>
+        <w:t xml:space="preserve">         </w:t>
+      </w:r>
+      <w:r>
+        <w:rPr>
+          <w:rFonts w:ascii="Courier New" w:hAnsi="Courier New" w:cs="Courier New"/>
+          <w:lang w:val="es-ES"/>
+        </w:rPr>
+        <w:t>num_hashes: 1</w:t>
+      </w:r>
+    </w:p>
+    <w:p>
+      <w:pPr>
+        <w:ind w:left="567"/>
+        <w:rPr>
+          <w:rFonts w:ascii="Courier New" w:hAnsi="Courier New" w:cs="Courier New"/>
+          <w:lang w:val="es-ES"/>
+        </w:rPr>
+      </w:pPr>
+      <w:r>
+        <w:rPr>
+          <w:rFonts w:ascii="Courier New" w:hAnsi="Courier New" w:cs="Courier New"/>
+          <w:lang w:val="es-ES"/>
+        </w:rPr>
+        <w:t xml:space="preserve">         hashes[0]: d5 c3 f9 f4 57 7b a1 9b a1 ba 22 81 48 88 08 cb 07 51 96 c4 7e 90 c2 0c ba e8 dd 80 e6 6e 1f b1</w:t>
+      </w:r>
+    </w:p>
+    <w:p>
+      <w:pPr>
+        <w:pStyle w:val="Heading3"/>
+        <w:rPr>
+          <w:lang w:val="en-US"/>
+        </w:rPr>
+      </w:pPr>
+      <w:r>
+        <w:rPr>
+          <w:lang w:val="en-US"/>
+        </w:rPr>
+        <w:t>Lcp2_crtpollist --sign</w:t>
+      </w:r>
+    </w:p>
+    <w:p>
+      <w:pPr>
+        <w:rPr>
+          <w:lang w:val="en-US"/>
+        </w:rPr>
+      </w:pPr>
+      <w:r>
+        <w:rPr>
+          <w:lang w:val="en-US"/>
+        </w:rPr>
+        <w:t>Now we have two f</w:t>
+      </w:r>
+      <w:r>
+        <w:rPr>
+          <w:lang w:val="en-US"/>
+        </w:rPr>
+        <w:t xml:space="preserve">iles with policy lists. We can generate a working policy with them, we can also sign them. </w:t>
+      </w:r>
+    </w:p>
+    <w:p>
+      <w:pPr>
+        <w:rPr>
+          <w:lang w:val="en-US"/>
+        </w:rPr>
+      </w:pPr>
+      <w:r>
+        <w:rPr>
+          <w:lang w:val="en-US"/>
+        </w:rPr>
+        <w:t xml:space="preserve">Currently the lcp2_crtpollist supports signing with </w:t>
+      </w:r>
+      <w:r>
+        <w:rPr>
+          <w:lang w:val="en-US"/>
+        </w:rPr>
+        <w:t>ECDSA</w:t>
+      </w:r>
+      <w:r>
+        <w:rPr>
+          <w:lang w:val="en-US"/>
+        </w:rPr>
+        <w:t xml:space="preserve">, </w:t>
+      </w:r>
+      <w:r>
+        <w:rPr>
+          <w:lang w:val="en-US"/>
+        </w:rPr>
+        <w:t>RSA-SSA, RSA-PSS</w:t>
+      </w:r>
+      <w:r>
+        <w:rPr>
+          <w:lang w:val="en-US"/>
+        </w:rPr>
+        <w:t>, LMS</w:t>
+      </w:r>
+      <w:r>
+        <w:rPr>
+          <w:lang w:val="en-US"/>
+        </w:rPr>
+        <w:t xml:space="preserve"> and SM2</w:t>
+      </w:r>
+      <w:r>
+        <w:rPr>
+          <w:lang w:val="en-US"/>
+        </w:rPr>
+        <w:t xml:space="preserve"> algorithms. R</w:t>
+      </w:r>
+      <w:r>
+        <w:rPr>
+          <w:lang w:val="en-US"/>
+        </w:rPr>
+        <w:t>SA</w:t>
+      </w:r>
+      <w:r>
+        <w:rPr>
+          <w:lang w:val="en-US"/>
+        </w:rPr>
+        <w:t xml:space="preserve"> keys need to be 2048 or 3072 bits in size, </w:t>
+      </w:r>
+      <w:r>
+        <w:rPr>
+          <w:lang w:val="en-US"/>
+        </w:rPr>
+        <w:t>ECC</w:t>
+      </w:r>
+      <w:r>
+        <w:rPr>
+          <w:lang w:val="en-US"/>
+        </w:rPr>
+        <w:t xml:space="preserve"> keys need to be 256 or 384 bits. Supported curves for elliptical keys are (in openssl nomenclature): </w:t>
+      </w:r>
+      <w:r>
+        <w:rPr>
+          <w:lang w:val="en-US"/>
+        </w:rPr>
+        <w:t>secp256k1</w:t>
+      </w:r>
+      <w:r>
+        <w:rPr>
+          <w:lang w:val="en-US"/>
+        </w:rPr>
+        <w:t xml:space="preserve"> or </w:t>
+      </w:r>
+      <w:r>
+        <w:rPr>
+          <w:lang w:val="en-US"/>
+        </w:rPr>
+        <w:t>secp384r1</w:t>
+      </w:r>
+      <w:r>
+        <w:rPr>
+          <w:lang w:val="en-US"/>
+        </w:rPr>
+        <w:t>. All keys need to be in PEM forma</w:t>
+      </w:r>
+      <w:r>
+        <w:rPr>
+          <w:lang w:val="en-US"/>
+        </w:rPr>
+        <w:t>t</w:t>
+      </w:r>
+      <w:r>
+        <w:rPr>
+          <w:lang w:val="en-US"/>
+        </w:rPr>
+        <w:t>.</w:t>
+      </w:r>
+    </w:p>
+    <w:p>
+      <w:pPr>
+        <w:rPr>
+          <w:lang w:val="en-US"/>
+        </w:rPr>
+      </w:pPr>
+      <w:r>
+        <w:rPr>
+          <w:lang w:val="en-US"/>
+        </w:rPr>
+        <w:t>Creating 2048 bit RSA key-pair:</w:t>
+      </w:r>
+    </w:p>
+    <w:p>
+      <w:pPr>
+        <w:ind w:left="567"/>
+        <w:rPr>
+          <w:rFonts w:ascii="Courier New" w:hAnsi="Courier New" w:cs="Courier New"/>
+          <w:lang w:val="en-US"/>
+        </w:rPr>
+      </w:pPr>
+      <w:r>
+        <w:rPr>
+          <w:rFonts w:ascii="Courier New" w:hAnsi="Courier New" w:cs="Courier New"/>
+          <w:lang w:val="en-US"/>
+        </w:rPr>
+        <w:t>openssl genrsa -out rsa_priv.pem 2048</w:t>
+      </w:r>
+    </w:p>
+    <w:p>
+      <w:pPr>
+        <w:ind w:left="567"/>
+        <w:rPr>
+          <w:rFonts w:ascii="Courier New" w:hAnsi="Courier New" w:cs="Courier New"/>
+          <w:lang w:val="en-US"/>
+        </w:rPr>
+      </w:pPr>
+      <w:r>
+        <w:rPr>
+          <w:rFonts w:ascii="Courier New" w:hAnsi="Courier New" w:cs="Courier New"/>
+          <w:lang w:val="en-US"/>
+        </w:rPr>
+        <w:t>openssl rsa -in priv.pem -outform PEM -pubout -out rsa_pub.pem</w:t>
+      </w:r>
+    </w:p>
+    <w:p>
+      <w:pPr>
+        <w:rPr>
+          <w:lang w:val="en-US"/>
+        </w:rPr>
+      </w:pPr>
+      <w:r>
+        <w:rPr>
+          <w:lang w:val="en-US"/>
+        </w:rPr>
+        <w:t xml:space="preserve">Creating 256 bit </w:t>
+      </w:r>
+      <w:r>
+        <w:rPr>
+          <w:lang w:val="en-US"/>
+        </w:rPr>
+        <w:t>ECC</w:t>
+      </w:r>
+      <w:r>
+        <w:rPr>
+          <w:lang w:val="en-US"/>
+        </w:rPr>
+        <w:t xml:space="preserve"> key pair</w:t>
+      </w:r>
+    </w:p>
+    <w:p>
+      <w:pPr>
+        <w:ind w:left="567"/>
+        <w:rPr>
+          <w:rFonts w:ascii="Courier New" w:hAnsi="Courier New" w:cs="Courier New"/>
+          <w:lang w:val="en-US"/>
+        </w:rPr>
+      </w:pPr>
+      <w:r>
+        <w:rPr>
+          <w:rFonts w:ascii="Courier New" w:hAnsi="Courier New" w:cs="Courier New"/>
+          <w:lang w:val="en-US"/>
+        </w:rPr>
+        <w:t>opennsl ecparam -name secp256k1 -genkey -noout -out ec_priv.pem</w:t>
+      </w:r>
+    </w:p>
+    <w:p>
+      <w:pPr>
+        <w:ind w:left="567"/>
+        <w:rPr>
+          <w:rFonts w:ascii="Courier New" w:hAnsi="Courier New" w:cs="Courier New"/>
+          <w:lang w:val="en-US"/>
+        </w:rPr>
+      </w:pPr>
+      <w:r>
+        <w:rPr>
+          <w:rFonts w:ascii="Courier New" w:hAnsi="Courier New" w:cs="Courier New"/>
+          <w:lang w:val="en-US"/>
+        </w:rPr>
+        <w:t>openssl ec -in ec_priv.pem -pubout -out ec_pub.pem</w:t>
+      </w:r>
+    </w:p>
+    <w:p>
+      <w:pPr>
+        <w:rPr>
+          <w:lang w:val="en-US"/>
+        </w:rPr>
+      </w:pPr>
+      <w:r>
+        <w:rPr>
+          <w:lang w:val="en-US"/>
+        </w:rPr>
+        <w:t>Now we will copy our lists, so we don’t overwrite contents of the unsigned list:</w:t>
+      </w:r>
+    </w:p>
+    <w:p>
+      <w:pPr>
+        <w:ind w:left="567"/>
+        <w:rPr>
+          <w:rFonts w:ascii="Courier New" w:hAnsi="Courier New" w:cs="Courier New"/>
+          <w:lang w:val="en-US"/>
+        </w:rPr>
+      </w:pPr>
+      <w:r>
+        <w:rPr>
+          <w:rFonts w:ascii="Courier New" w:hAnsi="Courier New" w:cs="Courier New"/>
+          <w:lang w:val="en-US"/>
+        </w:rPr>
+        <w:t>cp policy_list_mle.lst signed_rsa_list.lst</w:t>
+      </w:r>
+    </w:p>
+    <w:p>
+      <w:pPr>
+        <w:ind w:left="567"/>
+        <w:rPr>
+          <w:rFonts w:ascii="Courier New" w:hAnsi="Courier New" w:cs="Courier New"/>
+          <w:lang w:val="en-US"/>
+        </w:rPr>
+      </w:pPr>
+      <w:r>
+        <w:rPr>
+          <w:rFonts w:ascii="Courier New" w:hAnsi="Courier New" w:cs="Courier New"/>
+          <w:lang w:val="en-US"/>
+        </w:rPr>
+        <w:t>cp policy_newer_list_mle.lst signed_rsa_pss.lst</w:t>
+      </w:r>
+    </w:p>
+    <w:p>
+      <w:pPr>
+        <w:rPr>
+          <w:lang w:val="en-US"/>
+        </w:rPr>
+      </w:pPr>
+      <w:r>
+        <w:rPr>
+          <w:lang w:val="en-US"/>
+        </w:rPr>
+        <w:t xml:space="preserve">The older list (version 0x200 and 0x201) supports </w:t>
+      </w:r>
+      <w:r>
+        <w:rPr>
+          <w:lang w:val="en-US"/>
+        </w:rPr>
+        <w:t>RSA-SSA, ECDSA and SM2</w:t>
+      </w:r>
+      <w:r>
+        <w:rPr>
+          <w:lang w:val="en-US"/>
+        </w:rPr>
+        <w:t xml:space="preserve"> algorithms for signing. The newer format (0x300) supports </w:t>
+      </w:r>
+      <w:r>
+        <w:rPr>
+          <w:lang w:val="en-US"/>
+        </w:rPr>
+        <w:t xml:space="preserve">RSA-PSS, ECDSA and SM2 </w:t>
+      </w:r>
+      <w:r>
+        <w:rPr>
+          <w:lang w:val="en-US"/>
+        </w:rPr>
+        <w:t>algorithms.</w:t>
+      </w:r>
+    </w:p>
+    <w:p>
+      <w:pPr>
+        <w:rPr>
+          <w:lang w:val="en-US"/>
+        </w:rPr>
+      </w:pPr>
+      <w:r>
+        <w:rPr>
+          <w:lang w:val="en-US"/>
+        </w:rPr>
+        <w:t>Let’s first sign the older list:</w:t>
+      </w:r>
+    </w:p>
+    <w:p>
+      <w:pPr>
+        <w:ind w:left="567"/>
+        <w:rPr>
+          <w:rFonts w:ascii="Courier New" w:hAnsi="Courier New" w:cs="Courier New"/>
+          <w:lang w:val="en-US"/>
+        </w:rPr>
+      </w:pPr>
+      <w:r>
+        <w:rPr>
+          <w:rFonts w:ascii="Courier New" w:hAnsi="Courier New" w:cs="Courier New"/>
+          <w:lang w:val="en-US"/>
+        </w:rPr>
+        <w:lastRenderedPageBreak/>
+        <w:t>lcp2_crtpollist --sign --sigalg rsa --hashalg sha256 --pub rsa_pub.pem --priv rsa_priv.pem  --out signed_rsa_list.lst</w:t>
+      </w:r>
+    </w:p>
+    <w:p>
+      <w:pPr>
+        <w:rPr>
+          <w:lang w:val="en-US"/>
+        </w:rPr>
+      </w:pPr>
+      <w:r>
+        <w:rPr>
+          <w:lang w:val="en-US"/>
+        </w:rPr>
+        <w:t xml:space="preserve">The --hashalg option specifies which hash algorithm will be used when generating signature. </w:t>
+      </w:r>
+    </w:p>
+    <w:p>
+      <w:pPr>
+        <w:ind w:left="567"/>
+        <w:rPr>
+          <w:rFonts w:ascii="Courier New" w:hAnsi="Courier New" w:cs="Courier New"/>
+          <w:lang w:val="en-US"/>
+        </w:rPr>
+      </w:pPr>
+      <w:r>
+        <w:rPr>
+          <w:rFonts w:ascii="Courier New" w:hAnsi="Courier New" w:cs="Courier New"/>
+          <w:lang w:val="en-US"/>
+        </w:rPr>
+        <w:t>lcp2_crtpollist --</w:t>
+      </w:r>
+      <w:r>
+        <w:rPr>
+          <w:rFonts w:ascii="Courier New" w:hAnsi="Courier New" w:cs="Courier New"/>
+          <w:lang w:val="en-US"/>
+        </w:rPr>
+        <w:t>show</w:t>
+      </w:r>
+      <w:r>
+        <w:rPr>
+          <w:rFonts w:ascii="Courier New" w:hAnsi="Courier New" w:cs="Courier New"/>
+          <w:lang w:val="en-US"/>
+        </w:rPr>
+        <w:t xml:space="preserve"> signed_rsa_list.lst</w:t>
+      </w:r>
+    </w:p>
+    <w:p>
+      <w:pPr>
+        <w:ind w:left="567"/>
+        <w:rPr>
+          <w:rFonts w:ascii="Courier New" w:hAnsi="Courier New" w:cs="Courier New"/>
+          <w:lang w:val="en-US"/>
+        </w:rPr>
+      </w:pPr>
+      <w:r>
+        <w:rPr>
+          <w:rFonts w:ascii="Courier New" w:hAnsi="Courier New" w:cs="Courier New"/>
+          <w:lang w:val="en-US"/>
+        </w:rPr>
+        <w:t>policy list file: signed_rsa_list.lst</w:t>
       </w:r>
     </w:p>
     <w:p>
@@ -1825,7 +2761,7 @@
           <w:rFonts w:ascii="Courier New" w:hAnsi="Courier New" w:cs="Courier New"/>
           <w:lang w:val="en-US"/>
         </w:rPr>
-        <w:t xml:space="preserve"> sig_alg: 0x10, TPM_ALG_NULL</w:t>
+        <w:t xml:space="preserve"> sig_alg: 0x14, TPM_ALG_RSASSA</w:t>
       </w:r>
     </w:p>
     <w:p>
@@ -1997,63 +2933,265 @@
     </w:p>
     <w:p>
       <w:pPr>
-        <w:rPr>
-          <w:lang w:val="en-US"/>
-        </w:rPr>
-      </w:pPr>
-      <w:r>
-        <w:rPr>
-          <w:lang w:val="en-US"/>
-        </w:rPr>
-        <w:t>Now the new format:</w:t>
-      </w:r>
-    </w:p>
-    <w:p>
-      <w:pPr>
-        <w:ind w:left="567"/>
-        <w:rPr>
-          <w:rFonts w:ascii="Courier New" w:hAnsi="Courier New" w:cs="Courier New"/>
-          <w:lang w:val="en-US"/>
-        </w:rPr>
-      </w:pPr>
-      <w:r>
-        <w:rPr>
-          <w:rFonts w:ascii="Courier New" w:hAnsi="Courier New" w:cs="Courier New"/>
-          <w:lang w:val="en-US"/>
-        </w:rPr>
-        <w:t>lcp2_crtpollist --create --listver 0x300 --out policy_newer_list_mle.lst mle_sha256.elt</w:t>
-      </w:r>
-    </w:p>
-    <w:p>
-      <w:pPr>
-        <w:ind w:left="567"/>
-        <w:rPr>
-          <w:rFonts w:ascii="Courier New" w:hAnsi="Courier New" w:cs="Courier New"/>
-          <w:lang w:val="en-US"/>
-        </w:rPr>
-      </w:pPr>
-      <w:r>
-        <w:rPr>
-          <w:rFonts w:ascii="Courier New" w:hAnsi="Courier New" w:cs="Courier New"/>
-          <w:lang w:val="en-US"/>
-        </w:rPr>
-        <w:t>lcp2_crtpollist --show policy_newer_list_mle.lst</w:t>
-      </w:r>
-    </w:p>
-    <w:p>
-      <w:pPr>
-        <w:ind w:left="567"/>
-        <w:rPr>
-          <w:rFonts w:ascii="Courier New" w:hAnsi="Courier New" w:cs="Courier New"/>
-          <w:lang w:val="en-US"/>
-        </w:rPr>
-      </w:pPr>
-      <w:r>
-        <w:rPr>
-          <w:rFonts w:ascii="Courier New" w:hAnsi="Courier New" w:cs="Courier New"/>
-          <w:lang w:val="en-US"/>
-        </w:rPr>
-        <w:t>policy list file: policy_newer_list_mle.lst</w:t>
+        <w:ind w:left="567"/>
+        <w:rPr>
+          <w:rFonts w:ascii="Courier New" w:hAnsi="Courier New" w:cs="Courier New"/>
+          <w:lang w:val="en-US"/>
+        </w:rPr>
+      </w:pPr>
+      <w:r>
+        <w:rPr>
+          <w:rFonts w:ascii="Courier New" w:hAnsi="Courier New" w:cs="Courier New"/>
+          <w:lang w:val="es-ES"/>
+        </w:rPr>
+        <w:t xml:space="preserve"> </w:t>
+      </w:r>
+      <w:r>
+        <w:rPr>
+          <w:rFonts w:ascii="Courier New" w:hAnsi="Courier New" w:cs="Courier New"/>
+          <w:lang w:val="en-US"/>
+        </w:rPr>
+        <w:t>signature:</w:t>
+      </w:r>
+    </w:p>
+    <w:p>
+      <w:pPr>
+        <w:ind w:left="567"/>
+        <w:rPr>
+          <w:rFonts w:ascii="Courier New" w:hAnsi="Courier New" w:cs="Courier New"/>
+          <w:lang w:val="en-US"/>
+        </w:rPr>
+      </w:pPr>
+      <w:r>
+        <w:rPr>
+          <w:rFonts w:ascii="Courier New" w:hAnsi="Courier New" w:cs="Courier New"/>
+          <w:lang w:val="en-US"/>
+        </w:rPr>
+        <w:t xml:space="preserve">     revocation_counter: 0x0 (0)</w:t>
+      </w:r>
+    </w:p>
+    <w:p>
+      <w:pPr>
+        <w:ind w:left="567"/>
+        <w:rPr>
+          <w:rFonts w:ascii="Courier New" w:hAnsi="Courier New" w:cs="Courier New"/>
+          <w:lang w:val="en-US"/>
+        </w:rPr>
+      </w:pPr>
+      <w:r>
+        <w:rPr>
+          <w:rFonts w:ascii="Courier New" w:hAnsi="Courier New" w:cs="Courier New"/>
+          <w:lang w:val="en-US"/>
+        </w:rPr>
+        <w:t xml:space="preserve">     pubkey_size: 0x100 (256)</w:t>
+      </w:r>
+    </w:p>
+    <w:p>
+      <w:pPr>
+        <w:ind w:left="567"/>
+        <w:rPr>
+          <w:rFonts w:ascii="Courier New" w:hAnsi="Courier New" w:cs="Courier New"/>
+          <w:lang w:val="en-US"/>
+        </w:rPr>
+      </w:pPr>
+      <w:r>
+        <w:rPr>
+          <w:rFonts w:ascii="Courier New" w:hAnsi="Courier New" w:cs="Courier New"/>
+          <w:lang w:val="en-US"/>
+        </w:rPr>
+        <w:t xml:space="preserve">     pubkey_value:</w:t>
+      </w:r>
+    </w:p>
+    <w:p>
+      <w:pPr>
+        <w:ind w:left="567"/>
+        <w:rPr>
+          <w:rFonts w:ascii="Courier New" w:hAnsi="Courier New" w:cs="Courier New"/>
+          <w:lang w:val="en-US"/>
+        </w:rPr>
+      </w:pPr>
+      <w:r>
+        <w:rPr>
+          <w:rFonts w:ascii="Courier New" w:hAnsi="Courier New" w:cs="Courier New"/>
+          <w:lang w:val="en-US"/>
+        </w:rPr>
+        <w:t xml:space="preserve">        </w:t>
+      </w:r>
+      <w:r>
+        <w:rPr>
+          <w:rFonts w:ascii="Courier New" w:hAnsi="Courier New" w:cs="Courier New"/>
+          <w:lang w:val="en-US"/>
+        </w:rPr>
+        <w:t>&lt;truncated&gt;</w:t>
+      </w:r>
+    </w:p>
+    <w:p>
+      <w:pPr>
+        <w:ind w:left="567"/>
+        <w:rPr>
+          <w:rFonts w:ascii="Courier New" w:hAnsi="Courier New" w:cs="Courier New"/>
+          <w:lang w:val="en-US"/>
+        </w:rPr>
+      </w:pPr>
+      <w:r>
+        <w:rPr>
+          <w:rFonts w:ascii="Courier New" w:hAnsi="Courier New" w:cs="Courier New"/>
+          <w:lang w:val="en-US"/>
+        </w:rPr>
+        <w:t xml:space="preserve">     </w:t>
+      </w:r>
+      <w:r>
+        <w:rPr>
+          <w:rFonts w:ascii="Courier New" w:hAnsi="Courier New" w:cs="Courier New"/>
+          <w:lang w:val="en-US"/>
+        </w:rPr>
+        <w:t>sig_block:</w:t>
+      </w:r>
+    </w:p>
+    <w:p>
+      <w:pPr>
+        <w:ind w:left="567"/>
+        <w:rPr>
+          <w:rFonts w:ascii="Courier New" w:hAnsi="Courier New" w:cs="Courier New"/>
+          <w:lang w:val="en-US"/>
+        </w:rPr>
+      </w:pPr>
+      <w:r>
+        <w:rPr>
+          <w:rFonts w:ascii="Courier New" w:hAnsi="Courier New" w:cs="Courier New"/>
+          <w:lang w:val="en-US"/>
+        </w:rPr>
+        <w:t xml:space="preserve">        </w:t>
+      </w:r>
+      <w:r>
+        <w:rPr>
+          <w:rFonts w:ascii="Courier New" w:hAnsi="Courier New" w:cs="Courier New"/>
+          <w:lang w:val="en-US"/>
+        </w:rPr>
+        <w:t>&lt;truncated&gt;</w:t>
+      </w:r>
+    </w:p>
+    <w:p>
+      <w:pPr>
+        <w:rPr>
+          <w:lang w:val="en-US"/>
+        </w:rPr>
+      </w:pPr>
+      <w:r>
+        <w:rPr>
+          <w:lang w:val="en-US"/>
+        </w:rPr>
+        <w:t>Now the more r</w:t>
+      </w:r>
+      <w:r>
+        <w:rPr>
+          <w:lang w:val="en-US"/>
+        </w:rPr>
+        <w:t>ecent format (0x300)</w:t>
+      </w:r>
+    </w:p>
+    <w:p>
+      <w:pPr>
+        <w:ind w:left="567"/>
+        <w:rPr>
+          <w:rFonts w:ascii="Courier New" w:hAnsi="Courier New" w:cs="Courier New"/>
+          <w:lang w:val="en-US"/>
+        </w:rPr>
+      </w:pPr>
+      <w:r>
+        <w:rPr>
+          <w:rFonts w:ascii="Courier New" w:hAnsi="Courier New" w:cs="Courier New"/>
+          <w:lang w:val="en-US"/>
+        </w:rPr>
+        <w:t>lcp2_crtpollist --sign --sigalg rsa</w:t>
+      </w:r>
+      <w:r>
+        <w:rPr>
+          <w:rFonts w:ascii="Courier New" w:hAnsi="Courier New" w:cs="Courier New"/>
+          <w:lang w:val="en-US"/>
+        </w:rPr>
+        <w:t>pss</w:t>
+      </w:r>
+      <w:r>
+        <w:rPr>
+          <w:rFonts w:ascii="Courier New" w:hAnsi="Courier New" w:cs="Courier New"/>
+          <w:lang w:val="en-US"/>
+        </w:rPr>
+        <w:t xml:space="preserve"> --hashalg sha256 --pub rsa_pub.pem --priv rsa_priv.pem  --out signed_rsa_</w:t>
+      </w:r>
+      <w:r>
+        <w:rPr>
+          <w:rFonts w:ascii="Courier New" w:hAnsi="Courier New" w:cs="Courier New"/>
+          <w:lang w:val="en-US"/>
+        </w:rPr>
+        <w:t>pss</w:t>
+      </w:r>
+      <w:r>
+        <w:rPr>
+          <w:rFonts w:ascii="Courier New" w:hAnsi="Courier New" w:cs="Courier New"/>
+          <w:lang w:val="en-US"/>
+        </w:rPr>
+        <w:t>.lst</w:t>
+      </w:r>
+    </w:p>
+    <w:p>
+      <w:pPr>
+        <w:ind w:left="567"/>
+        <w:rPr>
+          <w:rFonts w:ascii="Courier New" w:hAnsi="Courier New" w:cs="Courier New"/>
+          <w:lang w:val="en-US"/>
+        </w:rPr>
+      </w:pPr>
+      <w:r>
+        <w:rPr>
+          <w:rFonts w:ascii="Courier New" w:hAnsi="Courier New" w:cs="Courier New"/>
+          <w:lang w:val="en-US"/>
+        </w:rPr>
+        <w:t>lcp2_crtpollist --</w:t>
+      </w:r>
+      <w:r>
+        <w:rPr>
+          <w:rFonts w:ascii="Courier New" w:hAnsi="Courier New" w:cs="Courier New"/>
+          <w:lang w:val="en-US"/>
+        </w:rPr>
+        <w:t xml:space="preserve">show </w:t>
+      </w:r>
+      <w:r>
+        <w:rPr>
+          <w:rFonts w:ascii="Courier New" w:hAnsi="Courier New" w:cs="Courier New"/>
+          <w:lang w:val="en-US"/>
+        </w:rPr>
+        <w:t>signed_rsa_</w:t>
+      </w:r>
+      <w:r>
+        <w:rPr>
+          <w:rFonts w:ascii="Courier New" w:hAnsi="Courier New" w:cs="Courier New"/>
+          <w:lang w:val="en-US"/>
+        </w:rPr>
+        <w:t>pss</w:t>
+      </w:r>
+      <w:r>
+        <w:rPr>
+          <w:rFonts w:ascii="Courier New" w:hAnsi="Courier New" w:cs="Courier New"/>
+          <w:lang w:val="en-US"/>
+        </w:rPr>
+        <w:t>.lst</w:t>
+      </w:r>
+    </w:p>
+    <w:p>
+      <w:pPr>
+        <w:ind w:left="567"/>
+        <w:rPr>
+          <w:rFonts w:ascii="Courier New" w:hAnsi="Courier New" w:cs="Courier New"/>
+          <w:lang w:val="en-US"/>
+        </w:rPr>
+      </w:pPr>
+      <w:r>
+        <w:rPr>
+          <w:rFonts w:ascii="Courier New" w:hAnsi="Courier New" w:cs="Courier New"/>
+          <w:lang w:val="en-US"/>
+        </w:rPr>
+        <w:t>policy list file: signed_rsa_pss.lst</w:t>
       </w:r>
     </w:p>
     <w:p>
@@ -2101,7 +3239,7 @@
           <w:rFonts w:ascii="Courier New" w:hAnsi="Courier New" w:cs="Courier New"/>
           <w:lang w:val="en-US"/>
         </w:rPr>
-        <w:t xml:space="preserve"> KeySignatureOffset: 0x0</w:t>
+        <w:t xml:space="preserve"> KeySignatureOffset: 0x3c</w:t>
       </w:r>
     </w:p>
     <w:p>
@@ -2133,6 +3271,7 @@
           <w:rFonts w:ascii="Courier New" w:hAnsi="Courier New" w:cs="Courier New"/>
           <w:lang w:val="en-US"/>
         </w:rPr>
+        <w:lastRenderedPageBreak/>
         <w:t xml:space="preserve"> policy_element[0]:</w:t>
       </w:r>
     </w:p>
@@ -2237,21 +3376,1033 @@
         <w:ind w:left="567"/>
         <w:rPr>
           <w:rFonts w:ascii="Courier New" w:hAnsi="Courier New" w:cs="Courier New"/>
+          <w:lang w:val="en-US"/>
+        </w:rPr>
+      </w:pPr>
+      <w:r>
+        <w:rPr>
+          <w:rFonts w:ascii="Courier New" w:hAnsi="Courier New" w:cs="Courier New"/>
+          <w:lang w:val="en-US"/>
+        </w:rPr>
+        <w:t xml:space="preserve">         num_hashes: 1</w:t>
+      </w:r>
+    </w:p>
+    <w:p>
+      <w:pPr>
+        <w:ind w:left="567"/>
+        <w:rPr>
+          <w:rFonts w:ascii="Courier New" w:hAnsi="Courier New" w:cs="Courier New"/>
+          <w:lang w:val="en-US"/>
+        </w:rPr>
+      </w:pPr>
+      <w:r>
+        <w:rPr>
+          <w:rFonts w:ascii="Courier New" w:hAnsi="Courier New" w:cs="Courier New"/>
+          <w:lang w:val="en-US"/>
+        </w:rPr>
+        <w:t xml:space="preserve">         hashes[0]: d5 c3 f9 f4 57 7b a1 9b a1 ba 22 81 48 88 08 cb 07 51 96 c4</w:t>
+      </w:r>
+    </w:p>
+    <w:p>
+      <w:pPr>
+        <w:ind w:left="567"/>
+        <w:rPr>
+          <w:rFonts w:ascii="Courier New" w:hAnsi="Courier New" w:cs="Courier New"/>
           <w:lang w:val="es-ES"/>
         </w:rPr>
       </w:pPr>
       <w:r>
         <w:rPr>
           <w:rFonts w:ascii="Courier New" w:hAnsi="Courier New" w:cs="Courier New"/>
-          <w:lang w:val="en-US"/>
+          <w:lang w:val="es-ES"/>
+        </w:rPr>
+        <w:t>7e 90 c2 0c ba e8 dd 80 e6 6e 1f b1</w:t>
+      </w:r>
+    </w:p>
+    <w:p>
+      <w:pPr>
+        <w:ind w:left="567"/>
+        <w:rPr>
+          <w:rFonts w:ascii="Courier New" w:hAnsi="Courier New" w:cs="Courier New"/>
+          <w:lang w:val="en-US"/>
+        </w:rPr>
+      </w:pPr>
+      <w:r>
+        <w:rPr>
+          <w:rFonts w:ascii="Courier New" w:hAnsi="Courier New" w:cs="Courier New"/>
+          <w:lang w:val="es-ES"/>
         </w:rPr>
         <w:t xml:space="preserve">         </w:t>
       </w:r>
       <w:r>
         <w:rPr>
           <w:rFonts w:ascii="Courier New" w:hAnsi="Courier New" w:cs="Courier New"/>
+          <w:lang w:val="en-US"/>
+        </w:rPr>
+        <w:t>revocation_counter: 0x0 (0)</w:t>
+      </w:r>
+    </w:p>
+    <w:p>
+      <w:pPr>
+        <w:ind w:left="567"/>
+        <w:rPr>
+          <w:rFonts w:ascii="Courier New" w:hAnsi="Courier New" w:cs="Courier New"/>
+          <w:lang w:val="en-US"/>
+        </w:rPr>
+      </w:pPr>
+      <w:r>
+        <w:rPr>
+          <w:rFonts w:ascii="Courier New" w:hAnsi="Courier New" w:cs="Courier New"/>
+          <w:lang w:val="en-US"/>
+        </w:rPr>
+        <w:t>RSA_KEY_AND_SIGNATURE:</w:t>
+      </w:r>
+    </w:p>
+    <w:p>
+      <w:pPr>
+        <w:ind w:left="567"/>
+        <w:rPr>
+          <w:rFonts w:ascii="Courier New" w:hAnsi="Courier New" w:cs="Courier New"/>
+          <w:lang w:val="en-US"/>
+        </w:rPr>
+      </w:pPr>
+      <w:r>
+        <w:rPr>
+          <w:rFonts w:ascii="Courier New" w:hAnsi="Courier New" w:cs="Courier New"/>
+          <w:lang w:val="en-US"/>
+        </w:rPr>
+        <w:t xml:space="preserve">         Version: 0x10</w:t>
+      </w:r>
+    </w:p>
+    <w:p>
+      <w:pPr>
+        <w:ind w:left="567"/>
+        <w:rPr>
+          <w:rFonts w:ascii="Courier New" w:hAnsi="Courier New" w:cs="Courier New"/>
+          <w:lang w:val="en-US"/>
+        </w:rPr>
+      </w:pPr>
+      <w:r>
+        <w:rPr>
+          <w:rFonts w:ascii="Courier New" w:hAnsi="Courier New" w:cs="Courier New"/>
+          <w:lang w:val="en-US"/>
+        </w:rPr>
+        <w:t xml:space="preserve">         KeyAlg: 0x1 (TPM_ALG_RSA)</w:t>
+      </w:r>
+    </w:p>
+    <w:p>
+      <w:pPr>
+        <w:ind w:left="567"/>
+        <w:rPr>
+          <w:rFonts w:ascii="Courier New" w:hAnsi="Courier New" w:cs="Courier New"/>
+          <w:lang w:val="en-US"/>
+        </w:rPr>
+      </w:pPr>
+      <w:r>
+        <w:rPr>
+          <w:rFonts w:ascii="Courier New" w:hAnsi="Courier New" w:cs="Courier New"/>
+          <w:lang w:val="en-US"/>
+        </w:rPr>
+        <w:t>RSA_PUBLIC_KEY:</w:t>
+      </w:r>
+    </w:p>
+    <w:p>
+      <w:pPr>
+        <w:ind w:left="567"/>
+        <w:rPr>
+          <w:rFonts w:ascii="Courier New" w:hAnsi="Courier New" w:cs="Courier New"/>
+          <w:lang w:val="en-US"/>
+        </w:rPr>
+      </w:pPr>
+      <w:r>
+        <w:rPr>
+          <w:rFonts w:ascii="Courier New" w:hAnsi="Courier New" w:cs="Courier New"/>
+          <w:lang w:val="en-US"/>
+        </w:rPr>
+        <w:t xml:space="preserve">         Version: 0x10</w:t>
+      </w:r>
+    </w:p>
+    <w:p>
+      <w:pPr>
+        <w:ind w:left="567"/>
+        <w:rPr>
+          <w:rFonts w:ascii="Courier New" w:hAnsi="Courier New" w:cs="Courier New"/>
+          <w:lang w:val="en-US"/>
+        </w:rPr>
+      </w:pPr>
+      <w:r>
+        <w:rPr>
+          <w:rFonts w:ascii="Courier New" w:hAnsi="Courier New" w:cs="Courier New"/>
+          <w:lang w:val="en-US"/>
+        </w:rPr>
+        <w:t xml:space="preserve">         KeySize: 0x800 (2048)</w:t>
+      </w:r>
+    </w:p>
+    <w:p>
+      <w:pPr>
+        <w:ind w:left="567"/>
+        <w:rPr>
+          <w:rFonts w:ascii="Courier New" w:hAnsi="Courier New" w:cs="Courier New"/>
+          <w:lang w:val="en-US"/>
+        </w:rPr>
+      </w:pPr>
+      <w:r>
+        <w:rPr>
+          <w:rFonts w:ascii="Courier New" w:hAnsi="Courier New" w:cs="Courier New"/>
+          <w:lang w:val="en-US"/>
+        </w:rPr>
+        <w:t xml:space="preserve">         Exponent: 0x10001</w:t>
+      </w:r>
+    </w:p>
+    <w:p>
+      <w:pPr>
+        <w:ind w:left="567"/>
+        <w:rPr>
+          <w:rFonts w:ascii="Courier New" w:hAnsi="Courier New" w:cs="Courier New"/>
+          <w:lang w:val="en-US"/>
+        </w:rPr>
+      </w:pPr>
+      <w:r>
+        <w:rPr>
+          <w:rFonts w:ascii="Courier New" w:hAnsi="Courier New" w:cs="Courier New"/>
+          <w:lang w:val="en-US"/>
+        </w:rPr>
+        <w:t xml:space="preserve">         Modulus:</w:t>
+      </w:r>
+    </w:p>
+    <w:p>
+      <w:pPr>
+        <w:ind w:left="567"/>
+        <w:rPr>
+          <w:rFonts w:ascii="Courier New" w:hAnsi="Courier New" w:cs="Courier New"/>
+          <w:lang w:val="en-US"/>
+        </w:rPr>
+      </w:pPr>
+      <w:r>
+        <w:rPr>
+          <w:rFonts w:ascii="Courier New" w:hAnsi="Courier New" w:cs="Courier New"/>
+          <w:lang w:val="en-US"/>
+        </w:rPr>
+        <w:t xml:space="preserve">                </w:t>
+      </w:r>
+      <w:r>
+        <w:rPr>
+          <w:rFonts w:ascii="Courier New" w:hAnsi="Courier New" w:cs="Courier New"/>
+          <w:lang w:val="en-US"/>
+        </w:rPr>
+        <w:t>&lt;truncated&gt;</w:t>
+      </w:r>
+    </w:p>
+    <w:p>
+      <w:pPr>
+        <w:ind w:left="567"/>
+        <w:rPr>
+          <w:rFonts w:ascii="Courier New" w:hAnsi="Courier New" w:cs="Courier New"/>
+          <w:lang w:val="en-US"/>
+        </w:rPr>
+      </w:pPr>
+      <w:r>
+        <w:rPr>
+          <w:rFonts w:ascii="Courier New" w:hAnsi="Courier New" w:cs="Courier New"/>
+          <w:lang w:val="en-US"/>
+        </w:rPr>
+        <w:t>End of RSA_PUBLIC_KEY</w:t>
+      </w:r>
+    </w:p>
+    <w:p>
+      <w:pPr>
+        <w:ind w:left="567"/>
+        <w:rPr>
+          <w:rFonts w:ascii="Courier New" w:hAnsi="Courier New" w:cs="Courier New"/>
+          <w:lang w:val="en-US"/>
+        </w:rPr>
+      </w:pPr>
+      <w:r>
+        <w:rPr>
+          <w:rFonts w:ascii="Courier New" w:hAnsi="Courier New" w:cs="Courier New"/>
+          <w:lang w:val="en-US"/>
+        </w:rPr>
+        <w:t xml:space="preserve">         SigScheme: 0x16 (TPM_ALG_RSAPSS)</w:t>
+      </w:r>
+    </w:p>
+    <w:p>
+      <w:pPr>
+        <w:ind w:left="567"/>
+        <w:rPr>
+          <w:rFonts w:ascii="Courier New" w:hAnsi="Courier New" w:cs="Courier New"/>
+          <w:lang w:val="en-US"/>
+        </w:rPr>
+      </w:pPr>
+      <w:r>
+        <w:rPr>
+          <w:rFonts w:ascii="Courier New" w:hAnsi="Courier New" w:cs="Courier New"/>
+          <w:lang w:val="en-US"/>
+        </w:rPr>
+        <w:t>RSA_SIGNATURE:</w:t>
+      </w:r>
+    </w:p>
+    <w:p>
+      <w:pPr>
+        <w:ind w:left="567"/>
+        <w:rPr>
+          <w:rFonts w:ascii="Courier New" w:hAnsi="Courier New" w:cs="Courier New"/>
+          <w:lang w:val="en-US"/>
+        </w:rPr>
+      </w:pPr>
+      <w:r>
+        <w:rPr>
+          <w:rFonts w:ascii="Courier New" w:hAnsi="Courier New" w:cs="Courier New"/>
+          <w:lang w:val="en-US"/>
+        </w:rPr>
+        <w:t xml:space="preserve">         Version: 0x10</w:t>
+      </w:r>
+    </w:p>
+    <w:p>
+      <w:pPr>
+        <w:ind w:left="567"/>
+        <w:rPr>
+          <w:rFonts w:ascii="Courier New" w:hAnsi="Courier New" w:cs="Courier New"/>
+          <w:lang w:val="en-US"/>
+        </w:rPr>
+      </w:pPr>
+      <w:r>
+        <w:rPr>
+          <w:rFonts w:ascii="Courier New" w:hAnsi="Courier New" w:cs="Courier New"/>
+          <w:lang w:val="en-US"/>
+        </w:rPr>
+        <w:t xml:space="preserve">         KeySize: 0x800 (2048)</w:t>
+      </w:r>
+    </w:p>
+    <w:p>
+      <w:pPr>
+        <w:ind w:left="567"/>
+        <w:rPr>
+          <w:rFonts w:ascii="Courier New" w:hAnsi="Courier New" w:cs="Courier New"/>
+          <w:lang w:val="en-US"/>
+        </w:rPr>
+      </w:pPr>
+      <w:r>
+        <w:rPr>
+          <w:rFonts w:ascii="Courier New" w:hAnsi="Courier New" w:cs="Courier New"/>
+          <w:lang w:val="en-US"/>
+        </w:rPr>
+        <w:t xml:space="preserve">         HashAlg: 0xb (TPM_ALG_SHA256)</w:t>
+      </w:r>
+    </w:p>
+    <w:p>
+      <w:pPr>
+        <w:ind w:left="567"/>
+        <w:rPr>
+          <w:rFonts w:ascii="Courier New" w:hAnsi="Courier New" w:cs="Courier New"/>
+          <w:lang w:val="en-US"/>
+        </w:rPr>
+      </w:pPr>
+      <w:r>
+        <w:rPr>
+          <w:rFonts w:ascii="Courier New" w:hAnsi="Courier New" w:cs="Courier New"/>
+          <w:lang w:val="en-US"/>
+        </w:rPr>
+        <w:t xml:space="preserve">         sig_block:</w:t>
+      </w:r>
+    </w:p>
+    <w:p>
+      <w:pPr>
+        <w:ind w:left="567"/>
+        <w:rPr>
+          <w:rFonts w:ascii="Courier New" w:hAnsi="Courier New" w:cs="Courier New"/>
+          <w:lang w:val="en-US"/>
+        </w:rPr>
+      </w:pPr>
+      <w:r>
+        <w:rPr>
+          <w:rFonts w:ascii="Courier New" w:hAnsi="Courier New" w:cs="Courier New"/>
+          <w:lang w:val="en-US"/>
+        </w:rPr>
+        <w:t xml:space="preserve">                </w:t>
+      </w:r>
+      <w:r>
+        <w:rPr>
+          <w:rFonts w:ascii="Courier New" w:hAnsi="Courier New" w:cs="Courier New"/>
+          <w:lang w:val="en-US"/>
+        </w:rPr>
+        <w:t>&lt;truncated&gt;</w:t>
+      </w:r>
+    </w:p>
+    <w:p>
+      <w:pPr>
+        <w:pStyle w:val="Heading3"/>
+        <w:rPr>
+          <w:lang w:val="en-US"/>
+        </w:rPr>
+      </w:pPr>
+      <w:r>
+        <w:rPr>
+          <w:lang w:val="en-US"/>
+        </w:rPr>
+        <w:t>Lcp2_crtpol</w:t>
+      </w:r>
+    </w:p>
+    <w:p>
+      <w:pPr>
+        <w:rPr>
+          <w:lang w:val="en-US"/>
+        </w:rPr>
+      </w:pPr>
+      <w:r>
+        <w:rPr>
+          <w:lang w:val="en-US"/>
+        </w:rPr>
+        <w:t xml:space="preserve">This is the last operation. It will generate a policy file, which should be written to the PO index of the TPM, and </w:t>
+      </w:r>
+      <w:r>
+        <w:rPr>
+          <w:lang w:val="en-US"/>
+        </w:rPr>
+        <w:t xml:space="preserve">a </w:t>
+      </w:r>
+      <w:r>
+        <w:rPr>
+          <w:lang w:val="en-US"/>
+        </w:rPr>
+        <w:t xml:space="preserve">policy data file, which contains policy list with policy elements. This data file is not written to TPM, it must be </w:t>
+      </w:r>
+      <w:r>
+        <w:rPr>
+          <w:lang w:val="en-US"/>
+        </w:rPr>
+        <w:t xml:space="preserve">passed to SINIT ACM </w:t>
+      </w:r>
+      <w:r>
+        <w:rPr>
+          <w:lang w:val="en-US"/>
+        </w:rPr>
+        <w:t>in the OsSinitData table</w:t>
+      </w:r>
+      <w:r>
+        <w:rPr>
+          <w:lang w:val="en-US"/>
+        </w:rPr>
+        <w:t>.</w:t>
+      </w:r>
+    </w:p>
+    <w:p>
+      <w:pPr>
+        <w:rPr>
+          <w:lang w:val="en-US"/>
+        </w:rPr>
+      </w:pPr>
+      <w:r>
+        <w:rPr>
+          <w:lang w:val="en-US"/>
+        </w:rPr>
+        <w:lastRenderedPageBreak/>
+        <w:t>Lcp2_crtpol</w:t>
+      </w:r>
+      <w:r>
+        <w:rPr>
+          <w:lang w:val="en-US"/>
+        </w:rPr>
+        <w:t xml:space="preserve"> has a lot of options, the operation below will create a policy type </w:t>
+      </w:r>
+      <w:r>
+        <w:rPr>
+          <w:lang w:val="en-US"/>
+        </w:rPr>
+        <w:t>LIST</w:t>
+      </w:r>
+      <w:r>
+        <w:rPr>
+          <w:lang w:val="en-US"/>
+        </w:rPr>
+        <w:t xml:space="preserve"> from one of our lists and </w:t>
+      </w:r>
+      <w:r>
+        <w:rPr>
+          <w:lang w:val="en-US"/>
+        </w:rPr>
+        <w:t>its accompanying data file:</w:t>
+      </w:r>
+    </w:p>
+    <w:p>
+      <w:pPr>
+        <w:ind w:left="567"/>
+        <w:rPr>
+          <w:rFonts w:ascii="Courier New" w:hAnsi="Courier New" w:cs="Courier New"/>
+          <w:lang w:val="en-US"/>
+        </w:rPr>
+      </w:pPr>
+      <w:r>
+        <w:rPr>
+          <w:rFonts w:ascii="Courier New" w:hAnsi="Courier New" w:cs="Courier New"/>
+          <w:lang w:val="en-US"/>
+        </w:rPr>
+        <w:t>lcp</w:t>
+      </w:r>
+      <w:r>
+        <w:rPr>
+          <w:rFonts w:ascii="Courier New" w:hAnsi="Courier New" w:cs="Courier New"/>
+          <w:lang w:val="en-US"/>
+        </w:rPr>
+        <w:t>2_crtpol --create --type list signed_rsa_pss.lst --alg sha256 --ctrl 0x2 --pol policy.pol --data policy.dat --polver 3.2 --sign rsa-2048-sha256 --mask sha256</w:t>
+      </w:r>
+    </w:p>
+    <w:p>
+      <w:pPr>
+        <w:rPr>
+          <w:lang w:val="en-US"/>
+        </w:rPr>
+      </w:pPr>
+      <w:r>
+        <w:rPr>
+          <w:lang w:val="en-US"/>
+        </w:rPr>
+        <w:t>--alg is the hash algorithm used to create policy digest, it can be sha256 or sha1 or sha384 - this will affect how big policy</w:t>
+      </w:r>
+      <w:r>
+        <w:rPr>
+          <w:lang w:val="en-US"/>
+        </w:rPr>
+        <w:t xml:space="preserve"> the</w:t>
+      </w:r>
+      <w:r>
+        <w:rPr>
+          <w:lang w:val="en-US"/>
+        </w:rPr>
+        <w:t xml:space="preserve"> is (and by that how much space in TPM memory you are going to need to reserve for PO index); --polver is the policy version, older platforms support 3.0 or 3.1, new platforms need 3.2. There are also policies with versions 2.3 and 2.4, these are for TPM 1.2 and only support sha1. The --sign specifies signature algorithms allowed by this policy, --mask specifies allowed hash algorithms. The --ctrl option is </w:t>
+      </w:r>
+      <w:r>
+        <w:rPr>
+          <w:lang w:val="en-US"/>
+        </w:rPr>
+        <w:t>important because</w:t>
+      </w:r>
+      <w:r>
+        <w:rPr>
+          <w:lang w:val="en-US"/>
+        </w:rPr>
+        <w:t xml:space="preserve"> it lets you specify whether NPW ACMs are allowed, if --ctr == 0x0 only PW</w:t>
+      </w:r>
+      <w:r>
+        <w:rPr>
+          <w:lang w:val="en-US"/>
+        </w:rPr>
+        <w:t xml:space="preserve"> ACMs</w:t>
+      </w:r>
+      <w:r>
+        <w:rPr>
+          <w:lang w:val="en-US"/>
+        </w:rPr>
+        <w:t xml:space="preserve"> are allowed, if --ctrl == 0x02 then NPW will be allowed.</w:t>
+      </w:r>
+    </w:p>
+    <w:p>
+      <w:pPr>
+        <w:ind w:left="567"/>
+        <w:rPr>
+          <w:rFonts w:ascii="Courier New" w:hAnsi="Courier New" w:cs="Courier New"/>
+          <w:lang w:val="en-US"/>
+        </w:rPr>
+      </w:pPr>
+      <w:r>
+        <w:rPr>
+          <w:rFonts w:ascii="Courier New" w:hAnsi="Courier New" w:cs="Courier New"/>
+          <w:lang w:val="en-US"/>
+        </w:rPr>
+        <w:t>lcp2_crtpol --show policy.pol policy.dat</w:t>
+      </w:r>
+    </w:p>
+    <w:p>
+      <w:pPr>
+        <w:ind w:left="567"/>
+        <w:rPr>
+          <w:rFonts w:ascii="Courier New" w:hAnsi="Courier New" w:cs="Courier New"/>
+          <w:lang w:val="en-US"/>
+        </w:rPr>
+      </w:pPr>
+      <w:r>
+        <w:rPr>
+          <w:rFonts w:ascii="Courier New" w:hAnsi="Courier New" w:cs="Courier New"/>
+          <w:lang w:val="en-US"/>
+        </w:rPr>
+        <w:t>policy file: policy.pol</w:t>
+      </w:r>
+    </w:p>
+    <w:p>
+      <w:pPr>
+        <w:ind w:left="567"/>
+        <w:rPr>
+          <w:rFonts w:ascii="Courier New" w:hAnsi="Courier New" w:cs="Courier New"/>
+          <w:lang w:val="en-US"/>
+        </w:rPr>
+      </w:pPr>
+      <w:r>
+        <w:rPr>
+          <w:rFonts w:ascii="Courier New" w:hAnsi="Courier New" w:cs="Courier New"/>
+          <w:lang w:val="en-US"/>
+        </w:rPr>
+        <w:t xml:space="preserve">     version: 0x302</w:t>
+      </w:r>
+    </w:p>
+    <w:p>
+      <w:pPr>
+        <w:ind w:left="567"/>
+        <w:rPr>
+          <w:rFonts w:ascii="Courier New" w:hAnsi="Courier New" w:cs="Courier New"/>
+          <w:lang w:val="en-US"/>
+        </w:rPr>
+      </w:pPr>
+      <w:r>
+        <w:rPr>
+          <w:rFonts w:ascii="Courier New" w:hAnsi="Courier New" w:cs="Courier New"/>
+          <w:lang w:val="en-US"/>
+        </w:rPr>
+        <w:t xml:space="preserve">     hash_alg: 0xb (TPM_ALG_SHA256)</w:t>
+      </w:r>
+    </w:p>
+    <w:p>
+      <w:pPr>
+        <w:ind w:left="567"/>
+        <w:rPr>
+          <w:rFonts w:ascii="Courier New" w:hAnsi="Courier New" w:cs="Courier New"/>
+          <w:lang w:val="en-US"/>
+        </w:rPr>
+      </w:pPr>
+      <w:r>
+        <w:rPr>
+          <w:rFonts w:ascii="Courier New" w:hAnsi="Courier New" w:cs="Courier New"/>
+          <w:lang w:val="en-US"/>
+        </w:rPr>
+        <w:t xml:space="preserve">     policy_type: list</w:t>
+      </w:r>
+    </w:p>
+    <w:p>
+      <w:pPr>
+        <w:ind w:left="567"/>
+        <w:rPr>
+          <w:rFonts w:ascii="Courier New" w:hAnsi="Courier New" w:cs="Courier New"/>
+          <w:lang w:val="en-US"/>
+        </w:rPr>
+      </w:pPr>
+      <w:r>
+        <w:rPr>
+          <w:rFonts w:ascii="Courier New" w:hAnsi="Courier New" w:cs="Courier New"/>
+          <w:lang w:val="en-US"/>
+        </w:rPr>
+        <w:t xml:space="preserve">     sinit_min_version: 0x0</w:t>
+      </w:r>
+    </w:p>
+    <w:p>
+      <w:pPr>
+        <w:ind w:left="567"/>
+        <w:rPr>
+          <w:rFonts w:ascii="Courier New" w:hAnsi="Courier New" w:cs="Courier New"/>
+          <w:lang w:val="en-US"/>
+        </w:rPr>
+      </w:pPr>
+      <w:r>
+        <w:rPr>
+          <w:rFonts w:ascii="Courier New" w:hAnsi="Courier New" w:cs="Courier New"/>
+          <w:lang w:val="en-US"/>
+        </w:rPr>
+        <w:t xml:space="preserve">     data_revocation_counters: 0, 0, 0, 0, 0, 0, 0, 0,</w:t>
+      </w:r>
+    </w:p>
+    <w:p>
+      <w:pPr>
+        <w:ind w:left="567"/>
+        <w:rPr>
+          <w:rFonts w:ascii="Courier New" w:hAnsi="Courier New" w:cs="Courier New"/>
+          <w:lang w:val="en-US"/>
+        </w:rPr>
+      </w:pPr>
+      <w:r>
+        <w:rPr>
+          <w:rFonts w:ascii="Courier New" w:hAnsi="Courier New" w:cs="Courier New"/>
+          <w:lang w:val="en-US"/>
+        </w:rPr>
+        <w:t xml:space="preserve">     policy_control: 0x2</w:t>
+      </w:r>
+    </w:p>
+    <w:p>
+      <w:pPr>
+        <w:ind w:left="567"/>
+        <w:rPr>
+          <w:rFonts w:ascii="Courier New" w:hAnsi="Courier New" w:cs="Courier New"/>
+          <w:lang w:val="en-US"/>
+        </w:rPr>
+      </w:pPr>
+      <w:r>
+        <w:rPr>
+          <w:rFonts w:ascii="Courier New" w:hAnsi="Courier New" w:cs="Courier New"/>
+          <w:lang w:val="en-US"/>
+        </w:rPr>
+        <w:t xml:space="preserve">     max_sinit_min_ver: 0xff</w:t>
+      </w:r>
+    </w:p>
+    <w:p>
+      <w:pPr>
+        <w:ind w:left="567"/>
+        <w:rPr>
+          <w:rFonts w:ascii="Courier New" w:hAnsi="Courier New" w:cs="Courier New"/>
+          <w:lang w:val="en-US"/>
+        </w:rPr>
+      </w:pPr>
+      <w:r>
+        <w:rPr>
+          <w:rFonts w:ascii="Courier New" w:hAnsi="Courier New" w:cs="Courier New"/>
+          <w:lang w:val="en-US"/>
+        </w:rPr>
+        <w:t xml:space="preserve">     reserved: 0x0</w:t>
+      </w:r>
+    </w:p>
+    <w:p>
+      <w:pPr>
+        <w:ind w:left="567"/>
+        <w:rPr>
+          <w:rFonts w:ascii="Courier New" w:hAnsi="Courier New" w:cs="Courier New"/>
+          <w:lang w:val="en-US"/>
+        </w:rPr>
+      </w:pPr>
+      <w:r>
+        <w:rPr>
+          <w:rFonts w:ascii="Courier New" w:hAnsi="Courier New" w:cs="Courier New"/>
+          <w:lang w:val="en-US"/>
+        </w:rPr>
+        <w:t xml:space="preserve">     lcp_hash_alg_mask: 0x8</w:t>
+      </w:r>
+    </w:p>
+    <w:p>
+      <w:pPr>
+        <w:ind w:left="567"/>
+        <w:rPr>
+          <w:rFonts w:ascii="Courier New" w:hAnsi="Courier New" w:cs="Courier New"/>
+          <w:lang w:val="en-US"/>
+        </w:rPr>
+      </w:pPr>
+      <w:r>
+        <w:rPr>
+          <w:rFonts w:ascii="Courier New" w:hAnsi="Courier New" w:cs="Courier New"/>
+          <w:lang w:val="en-US"/>
+        </w:rPr>
+        <w:t xml:space="preserve">     lcp_sign_alg_mask: 0x8</w:t>
+      </w:r>
+    </w:p>
+    <w:p>
+      <w:pPr>
+        <w:ind w:left="567"/>
+        <w:rPr>
+          <w:rFonts w:ascii="Courier New" w:hAnsi="Courier New" w:cs="Courier New"/>
+          <w:lang w:val="en-US"/>
+        </w:rPr>
+      </w:pPr>
+      <w:r>
+        <w:rPr>
+          <w:rFonts w:ascii="Courier New" w:hAnsi="Courier New" w:cs="Courier New"/>
+          <w:lang w:val="en-US"/>
+        </w:rPr>
+        <w:t xml:space="preserve">     reserved2: 0x8</w:t>
+      </w:r>
+    </w:p>
+    <w:p>
+      <w:pPr>
+        <w:ind w:left="567"/>
+        <w:rPr>
+          <w:rFonts w:ascii="Courier New" w:hAnsi="Courier New" w:cs="Courier New"/>
+          <w:lang w:val="en-US"/>
+        </w:rPr>
+      </w:pPr>
+      <w:r>
+        <w:rPr>
+          <w:rFonts w:ascii="Courier New" w:hAnsi="Courier New" w:cs="Courier New"/>
+          <w:lang w:val="en-US"/>
+        </w:rPr>
+        <w:t xml:space="preserve">     policy_hash: bf 1d 72 f6 14 0c d0 c9 3d ee 8b 9d 45 3b b1 fe 5c 4b ef 67</w:t>
+      </w:r>
+      <w:r>
+        <w:rPr>
+          <w:rFonts w:ascii="Courier New" w:hAnsi="Courier New" w:cs="Courier New"/>
+          <w:lang w:val="en-US"/>
+        </w:rPr>
+        <w:t xml:space="preserve"> </w:t>
+      </w:r>
+      <w:r>
+        <w:rPr>
+          <w:rFonts w:ascii="Courier New" w:hAnsi="Courier New" w:cs="Courier New"/>
+          <w:lang w:val="en-US"/>
+        </w:rPr>
+        <w:t>f2 cd e3 96 7a d9 58 3c 28 7f af d6</w:t>
+      </w:r>
+    </w:p>
+    <w:p>
+      <w:pPr>
+        <w:ind w:left="567"/>
+        <w:rPr>
+          <w:rFonts w:ascii="Courier New" w:hAnsi="Courier New" w:cs="Courier New"/>
+          <w:lang w:val="en-US"/>
+        </w:rPr>
+      </w:pPr>
+    </w:p>
+    <w:p>
+      <w:pPr>
+        <w:ind w:left="567"/>
+        <w:rPr>
+          <w:rFonts w:ascii="Courier New" w:hAnsi="Courier New" w:cs="Courier New"/>
+          <w:lang w:val="en-US"/>
+        </w:rPr>
+      </w:pPr>
+      <w:r>
+        <w:rPr>
+          <w:rFonts w:ascii="Courier New" w:hAnsi="Courier New" w:cs="Courier New"/>
+          <w:lang w:val="en-US"/>
+        </w:rPr>
+        <w:t>policy data file: policy.dat</w:t>
+      </w:r>
+    </w:p>
+    <w:p>
+      <w:pPr>
+        <w:ind w:left="567"/>
+        <w:rPr>
+          <w:rFonts w:ascii="Courier New" w:hAnsi="Courier New" w:cs="Courier New"/>
+          <w:lang w:val="en-US"/>
+        </w:rPr>
+      </w:pPr>
+      <w:r>
+        <w:rPr>
+          <w:rFonts w:ascii="Courier New" w:hAnsi="Courier New" w:cs="Courier New"/>
+          <w:lang w:val="en-US"/>
+        </w:rPr>
+        <w:t xml:space="preserve">     file_signature: Intel(R) TXT LCP_POLICY_DATA</w:t>
+      </w:r>
+    </w:p>
+    <w:p>
+      <w:pPr>
+        <w:ind w:left="567"/>
+        <w:rPr>
+          <w:rFonts w:ascii="Courier New" w:hAnsi="Courier New" w:cs="Courier New"/>
+          <w:lang w:val="en-US"/>
+        </w:rPr>
+      </w:pPr>
+      <w:r>
+        <w:rPr>
+          <w:rFonts w:ascii="Courier New" w:hAnsi="Courier New" w:cs="Courier New"/>
+          <w:lang w:val="en-US"/>
+        </w:rPr>
+        <w:t xml:space="preserve">     num_lists: 1</w:t>
+      </w:r>
+    </w:p>
+    <w:p>
+      <w:pPr>
+        <w:ind w:left="567"/>
+        <w:rPr>
+          <w:rFonts w:ascii="Courier New" w:hAnsi="Courier New" w:cs="Courier New"/>
+          <w:lang w:val="en-US"/>
+        </w:rPr>
+      </w:pPr>
+      <w:r>
+        <w:rPr>
+          <w:rFonts w:ascii="Courier New" w:hAnsi="Courier New" w:cs="Courier New"/>
+          <w:lang w:val="en-US"/>
+        </w:rPr>
+        <w:t xml:space="preserve">     list 0:</w:t>
+      </w:r>
+    </w:p>
+    <w:p>
+      <w:pPr>
+        <w:ind w:left="567"/>
+        <w:rPr>
+          <w:rFonts w:ascii="Courier New" w:hAnsi="Courier New" w:cs="Courier New"/>
+          <w:lang w:val="en-US"/>
+        </w:rPr>
+      </w:pPr>
+      <w:r>
+        <w:rPr>
+          <w:rFonts w:ascii="Courier New" w:hAnsi="Courier New" w:cs="Courier New"/>
+          <w:lang w:val="en-US"/>
+        </w:rPr>
+        <w:t>LCP_POLICY_LIST_2_1 structure:</w:t>
+      </w:r>
+    </w:p>
+    <w:p>
+      <w:pPr>
+        <w:ind w:left="567"/>
+        <w:rPr>
+          <w:rFonts w:ascii="Courier New" w:hAnsi="Courier New" w:cs="Courier New"/>
+          <w:lang w:val="en-US"/>
+        </w:rPr>
+      </w:pPr>
+      <w:r>
+        <w:rPr>
+          <w:rFonts w:ascii="Courier New" w:hAnsi="Courier New" w:cs="Courier New"/>
+          <w:lang w:val="en-US"/>
+        </w:rPr>
+        <w:t xml:space="preserve">         Version: 0x300</w:t>
+      </w:r>
+    </w:p>
+    <w:p>
+      <w:pPr>
+        <w:ind w:left="567"/>
+        <w:rPr>
+          <w:rFonts w:ascii="Courier New" w:hAnsi="Courier New" w:cs="Courier New"/>
+          <w:lang w:val="en-US"/>
+        </w:rPr>
+      </w:pPr>
+      <w:r>
+        <w:rPr>
+          <w:rFonts w:ascii="Courier New" w:hAnsi="Courier New" w:cs="Courier New"/>
+          <w:lang w:val="en-US"/>
+        </w:rPr>
+        <w:t xml:space="preserve">         KeySignatureOffset: 0x3c</w:t>
+      </w:r>
+    </w:p>
+    <w:p>
+      <w:pPr>
+        <w:ind w:left="567"/>
+        <w:rPr>
+          <w:rFonts w:ascii="Courier New" w:hAnsi="Courier New" w:cs="Courier New"/>
+          <w:lang w:val="en-US"/>
+        </w:rPr>
+      </w:pPr>
+      <w:r>
+        <w:rPr>
+          <w:rFonts w:ascii="Courier New" w:hAnsi="Courier New" w:cs="Courier New"/>
+          <w:lang w:val="en-US"/>
+        </w:rPr>
+        <w:t xml:space="preserve">         PolicyElementsSize: 0x32</w:t>
+      </w:r>
+    </w:p>
+    <w:p>
+      <w:pPr>
+        <w:ind w:left="567"/>
+        <w:rPr>
+          <w:rFonts w:ascii="Courier New" w:hAnsi="Courier New" w:cs="Courier New"/>
+          <w:lang w:val="en-US"/>
+        </w:rPr>
+      </w:pPr>
+      <w:r>
+        <w:rPr>
+          <w:rFonts w:ascii="Courier New" w:hAnsi="Courier New" w:cs="Courier New"/>
+          <w:lang w:val="en-US"/>
+        </w:rPr>
+        <w:lastRenderedPageBreak/>
+        <w:t xml:space="preserve">         policy_element[0]:</w:t>
+      </w:r>
+    </w:p>
+    <w:p>
+      <w:pPr>
+        <w:ind w:left="567"/>
+        <w:rPr>
+          <w:rFonts w:ascii="Courier New" w:hAnsi="Courier New" w:cs="Courier New"/>
+          <w:lang w:val="en-US"/>
+        </w:rPr>
+      </w:pPr>
+      <w:r>
+        <w:rPr>
+          <w:rFonts w:ascii="Courier New" w:hAnsi="Courier New" w:cs="Courier New"/>
+          <w:lang w:val="en-US"/>
+        </w:rPr>
+        <w:t xml:space="preserve">             size: 0x32 (50)</w:t>
+      </w:r>
+    </w:p>
+    <w:p>
+      <w:pPr>
+        <w:ind w:left="567"/>
+        <w:rPr>
+          <w:rFonts w:ascii="Courier New" w:hAnsi="Courier New" w:cs="Courier New"/>
+          <w:lang w:val="en-US"/>
+        </w:rPr>
+      </w:pPr>
+      <w:r>
+        <w:rPr>
+          <w:rFonts w:ascii="Courier New" w:hAnsi="Courier New" w:cs="Courier New"/>
+          <w:lang w:val="en-US"/>
+        </w:rPr>
+        <w:t xml:space="preserve">             type: 'mle2' (16)</w:t>
+      </w:r>
+    </w:p>
+    <w:p>
+      <w:pPr>
+        <w:ind w:left="567"/>
+        <w:rPr>
+          <w:rFonts w:ascii="Courier New" w:hAnsi="Courier New" w:cs="Courier New"/>
+          <w:lang w:val="en-US"/>
+        </w:rPr>
+      </w:pPr>
+      <w:r>
+        <w:rPr>
+          <w:rFonts w:ascii="Courier New" w:hAnsi="Courier New" w:cs="Courier New"/>
+          <w:lang w:val="en-US"/>
+        </w:rPr>
+        <w:t xml:space="preserve">             policy_elt_control: 0x00000001</w:t>
+      </w:r>
+    </w:p>
+    <w:p>
+      <w:pPr>
+        <w:ind w:left="567"/>
+        <w:rPr>
+          <w:rFonts w:ascii="Courier New" w:hAnsi="Courier New" w:cs="Courier New"/>
+          <w:lang w:val="en-US"/>
+        </w:rPr>
+      </w:pPr>
+      <w:r>
+        <w:rPr>
+          <w:rFonts w:ascii="Courier New" w:hAnsi="Courier New" w:cs="Courier New"/>
+          <w:lang w:val="en-US"/>
+        </w:rPr>
+        <w:t xml:space="preserve">             data:</w:t>
+      </w:r>
+    </w:p>
+    <w:p>
+      <w:pPr>
+        <w:ind w:left="567"/>
+        <w:rPr>
+          <w:rFonts w:ascii="Courier New" w:hAnsi="Courier New" w:cs="Courier New"/>
+          <w:lang w:val="en-US"/>
+        </w:rPr>
+      </w:pPr>
+      <w:r>
+        <w:rPr>
+          <w:rFonts w:ascii="Courier New" w:hAnsi="Courier New" w:cs="Courier New"/>
+          <w:lang w:val="en-US"/>
+        </w:rPr>
+        <w:t xml:space="preserve">                 sinit_min_version: 0x0</w:t>
+      </w:r>
+    </w:p>
+    <w:p>
+      <w:pPr>
+        <w:ind w:left="567"/>
+        <w:rPr>
+          <w:rFonts w:ascii="Courier New" w:hAnsi="Courier New" w:cs="Courier New"/>
+          <w:lang w:val="en-US"/>
+        </w:rPr>
+      </w:pPr>
+      <w:r>
+        <w:rPr>
+          <w:rFonts w:ascii="Courier New" w:hAnsi="Courier New" w:cs="Courier New"/>
+          <w:lang w:val="en-US"/>
+        </w:rPr>
+        <w:t xml:space="preserve">                 hash_alg: TPM_ALG_SHA256</w:t>
+      </w:r>
+    </w:p>
+    <w:p>
+      <w:pPr>
+        <w:ind w:left="567"/>
+        <w:rPr>
+          <w:rFonts w:ascii="Courier New" w:hAnsi="Courier New" w:cs="Courier New"/>
           <w:lang w:val="es-ES"/>
         </w:rPr>
+      </w:pPr>
+      <w:r>
+        <w:rPr>
+          <w:rFonts w:ascii="Courier New" w:hAnsi="Courier New" w:cs="Courier New"/>
+          <w:lang w:val="en-US"/>
+        </w:rPr>
+        <w:t xml:space="preserve">                 </w:t>
+      </w:r>
+      <w:r>
+        <w:rPr>
+          <w:rFonts w:ascii="Courier New" w:hAnsi="Courier New" w:cs="Courier New"/>
+          <w:lang w:val="es-ES"/>
+        </w:rPr>
         <w:t>num_hashes: 1</w:t>
       </w:r>
     </w:p>
@@ -2268,2702 +4419,601 @@
           <w:rFonts w:ascii="Courier New" w:hAnsi="Courier New" w:cs="Courier New"/>
           <w:lang w:val="es-ES"/>
         </w:rPr>
+        <w:t xml:space="preserve">                 hashes[0]: d5 c3 f9 f4 57 7b a1 9b a1 ba 22 81 48 88 08 cb 07 51 96 c4 7e 90 c2 0c ba e8 dd 80 e6 6e 1f b1</w:t>
+      </w:r>
+    </w:p>
+    <w:p>
+      <w:pPr>
+        <w:ind w:left="567"/>
+        <w:rPr>
+          <w:rFonts w:ascii="Courier New" w:hAnsi="Courier New" w:cs="Courier New"/>
+          <w:lang w:val="en-US"/>
+        </w:rPr>
+      </w:pPr>
+      <w:r>
+        <w:rPr>
+          <w:rFonts w:ascii="Courier New" w:hAnsi="Courier New" w:cs="Courier New"/>
+          <w:lang w:val="es-ES"/>
+        </w:rPr>
+        <w:t xml:space="preserve">         </w:t>
+      </w:r>
+      <w:r>
+        <w:rPr>
+          <w:rFonts w:ascii="Courier New" w:hAnsi="Courier New" w:cs="Courier New"/>
+          <w:lang w:val="en-US"/>
+        </w:rPr>
+        <w:t>revocation_counter: 0x0 (0)</w:t>
+      </w:r>
+    </w:p>
+    <w:p>
+      <w:pPr>
+        <w:ind w:left="567"/>
+        <w:rPr>
+          <w:rFonts w:ascii="Courier New" w:hAnsi="Courier New" w:cs="Courier New"/>
+          <w:lang w:val="en-US"/>
+        </w:rPr>
+      </w:pPr>
+      <w:r>
+        <w:rPr>
+          <w:rFonts w:ascii="Courier New" w:hAnsi="Courier New" w:cs="Courier New"/>
+          <w:lang w:val="en-US"/>
+        </w:rPr>
+        <w:t>RSA_KEY_AND_SIGNATURE:</w:t>
+      </w:r>
+    </w:p>
+    <w:p>
+      <w:pPr>
+        <w:ind w:left="567"/>
+        <w:rPr>
+          <w:rFonts w:ascii="Courier New" w:hAnsi="Courier New" w:cs="Courier New"/>
+          <w:lang w:val="en-US"/>
+        </w:rPr>
+      </w:pPr>
+      <w:r>
+        <w:rPr>
+          <w:rFonts w:ascii="Courier New" w:hAnsi="Courier New" w:cs="Courier New"/>
+          <w:lang w:val="en-US"/>
+        </w:rPr>
+        <w:t xml:space="preserve">         Version: 0x10</w:t>
+      </w:r>
+    </w:p>
+    <w:p>
+      <w:pPr>
+        <w:ind w:left="567"/>
+        <w:rPr>
+          <w:rFonts w:ascii="Courier New" w:hAnsi="Courier New" w:cs="Courier New"/>
+          <w:lang w:val="en-US"/>
+        </w:rPr>
+      </w:pPr>
+      <w:r>
+        <w:rPr>
+          <w:rFonts w:ascii="Courier New" w:hAnsi="Courier New" w:cs="Courier New"/>
+          <w:lang w:val="en-US"/>
+        </w:rPr>
+        <w:t xml:space="preserve">         KeyAlg: 0x1 (TPM_ALG_RSA)</w:t>
+      </w:r>
+    </w:p>
+    <w:p>
+      <w:pPr>
+        <w:ind w:left="567"/>
+        <w:rPr>
+          <w:rFonts w:ascii="Courier New" w:hAnsi="Courier New" w:cs="Courier New"/>
+          <w:lang w:val="en-US"/>
+        </w:rPr>
+      </w:pPr>
+      <w:r>
+        <w:rPr>
+          <w:rFonts w:ascii="Courier New" w:hAnsi="Courier New" w:cs="Courier New"/>
+          <w:lang w:val="en-US"/>
+        </w:rPr>
+        <w:t>RSA_PUBLIC_KEY:</w:t>
+      </w:r>
+    </w:p>
+    <w:p>
+      <w:pPr>
+        <w:ind w:left="567"/>
+        <w:rPr>
+          <w:rFonts w:ascii="Courier New" w:hAnsi="Courier New" w:cs="Courier New"/>
+          <w:lang w:val="en-US"/>
+        </w:rPr>
+      </w:pPr>
+      <w:r>
+        <w:rPr>
+          <w:rFonts w:ascii="Courier New" w:hAnsi="Courier New" w:cs="Courier New"/>
+          <w:lang w:val="en-US"/>
+        </w:rPr>
+        <w:t xml:space="preserve">         Version: 0x10</w:t>
+      </w:r>
+    </w:p>
+    <w:p>
+      <w:pPr>
+        <w:ind w:left="567"/>
+        <w:rPr>
+          <w:rFonts w:ascii="Courier New" w:hAnsi="Courier New" w:cs="Courier New"/>
+          <w:lang w:val="en-US"/>
+        </w:rPr>
+      </w:pPr>
+      <w:r>
+        <w:rPr>
+          <w:rFonts w:ascii="Courier New" w:hAnsi="Courier New" w:cs="Courier New"/>
+          <w:lang w:val="en-US"/>
+        </w:rPr>
+        <w:t xml:space="preserve">         KeySize: 0x800 (2048)</w:t>
+      </w:r>
+    </w:p>
+    <w:p>
+      <w:pPr>
+        <w:ind w:left="567"/>
+        <w:rPr>
+          <w:rFonts w:ascii="Courier New" w:hAnsi="Courier New" w:cs="Courier New"/>
+          <w:lang w:val="en-US"/>
+        </w:rPr>
+      </w:pPr>
+      <w:r>
+        <w:rPr>
+          <w:rFonts w:ascii="Courier New" w:hAnsi="Courier New" w:cs="Courier New"/>
+          <w:lang w:val="en-US"/>
+        </w:rPr>
+        <w:t xml:space="preserve">         Exponent: 0x10001</w:t>
+      </w:r>
+    </w:p>
+    <w:p>
+      <w:pPr>
+        <w:ind w:left="567"/>
+        <w:rPr>
+          <w:rFonts w:ascii="Courier New" w:hAnsi="Courier New" w:cs="Courier New"/>
+          <w:lang w:val="en-US"/>
+        </w:rPr>
+      </w:pPr>
+      <w:r>
+        <w:rPr>
+          <w:rFonts w:ascii="Courier New" w:hAnsi="Courier New" w:cs="Courier New"/>
+          <w:lang w:val="en-US"/>
+        </w:rPr>
+        <w:t xml:space="preserve">         Modulus:</w:t>
+      </w:r>
+    </w:p>
+    <w:p>
+      <w:pPr>
+        <w:ind w:left="567"/>
+        <w:rPr>
+          <w:rFonts w:ascii="Courier New" w:hAnsi="Courier New" w:cs="Courier New"/>
+          <w:lang w:val="en-US"/>
+        </w:rPr>
+      </w:pPr>
+      <w:r>
+        <w:rPr>
+          <w:rFonts w:ascii="Courier New" w:hAnsi="Courier New" w:cs="Courier New"/>
+          <w:lang w:val="en-US"/>
+        </w:rPr>
+        <w:t xml:space="preserve">                </w:t>
+      </w:r>
+      <w:r>
+        <w:rPr>
+          <w:rFonts w:ascii="Courier New" w:hAnsi="Courier New" w:cs="Courier New"/>
+          <w:lang w:val="en-US"/>
+        </w:rPr>
+        <w:t>&lt;truncated&gt;</w:t>
+      </w:r>
+    </w:p>
+    <w:p>
+      <w:pPr>
+        <w:ind w:left="567"/>
+        <w:rPr>
+          <w:rFonts w:ascii="Courier New" w:hAnsi="Courier New" w:cs="Courier New"/>
+          <w:lang w:val="en-US"/>
+        </w:rPr>
+      </w:pPr>
+      <w:r>
+        <w:rPr>
+          <w:rFonts w:ascii="Courier New" w:hAnsi="Courier New" w:cs="Courier New"/>
+          <w:lang w:val="en-US"/>
+        </w:rPr>
+        <w:t>End of RSA_PUBLIC_KEY</w:t>
+      </w:r>
+    </w:p>
+    <w:p>
+      <w:pPr>
+        <w:ind w:left="567"/>
+        <w:rPr>
+          <w:rFonts w:ascii="Courier New" w:hAnsi="Courier New" w:cs="Courier New"/>
+          <w:lang w:val="en-US"/>
+        </w:rPr>
+      </w:pPr>
+      <w:r>
+        <w:rPr>
+          <w:rFonts w:ascii="Courier New" w:hAnsi="Courier New" w:cs="Courier New"/>
+          <w:lang w:val="en-US"/>
+        </w:rPr>
+        <w:t xml:space="preserve">         SigScheme: 0x16 (TPM_ALG_RSAPSS)</w:t>
+      </w:r>
+    </w:p>
+    <w:p>
+      <w:pPr>
+        <w:ind w:left="567"/>
+        <w:rPr>
+          <w:rFonts w:ascii="Courier New" w:hAnsi="Courier New" w:cs="Courier New"/>
+          <w:lang w:val="en-US"/>
+        </w:rPr>
+      </w:pPr>
+      <w:r>
+        <w:rPr>
+          <w:rFonts w:ascii="Courier New" w:hAnsi="Courier New" w:cs="Courier New"/>
+          <w:lang w:val="en-US"/>
+        </w:rPr>
+        <w:t>RSA_SIGNATURE:</w:t>
+      </w:r>
+    </w:p>
+    <w:p>
+      <w:pPr>
+        <w:ind w:left="567"/>
+        <w:rPr>
+          <w:rFonts w:ascii="Courier New" w:hAnsi="Courier New" w:cs="Courier New"/>
+          <w:lang w:val="en-US"/>
+        </w:rPr>
+      </w:pPr>
+      <w:r>
+        <w:rPr>
+          <w:rFonts w:ascii="Courier New" w:hAnsi="Courier New" w:cs="Courier New"/>
+          <w:lang w:val="en-US"/>
+        </w:rPr>
+        <w:t xml:space="preserve">         Version: 0x10</w:t>
+      </w:r>
+    </w:p>
+    <w:p>
+      <w:pPr>
+        <w:ind w:left="567"/>
+        <w:rPr>
+          <w:rFonts w:ascii="Courier New" w:hAnsi="Courier New" w:cs="Courier New"/>
+          <w:lang w:val="en-US"/>
+        </w:rPr>
+      </w:pPr>
+      <w:r>
+        <w:rPr>
+          <w:rFonts w:ascii="Courier New" w:hAnsi="Courier New" w:cs="Courier New"/>
+          <w:lang w:val="en-US"/>
+        </w:rPr>
+        <w:t xml:space="preserve">         KeySize: 0x800 (2048)</w:t>
+      </w:r>
+    </w:p>
+    <w:p>
+      <w:pPr>
+        <w:ind w:left="567"/>
+        <w:rPr>
+          <w:rFonts w:ascii="Courier New" w:hAnsi="Courier New" w:cs="Courier New"/>
+          <w:lang w:val="en-US"/>
+        </w:rPr>
+      </w:pPr>
+      <w:r>
+        <w:rPr>
+          <w:rFonts w:ascii="Courier New" w:hAnsi="Courier New" w:cs="Courier New"/>
+          <w:lang w:val="en-US"/>
+        </w:rPr>
+        <w:t xml:space="preserve">         HashAlg: 0xb (TPM_ALG_SHA256)</w:t>
+      </w:r>
+    </w:p>
+    <w:p>
+      <w:pPr>
+        <w:ind w:left="567"/>
+        <w:rPr>
+          <w:rFonts w:ascii="Courier New" w:hAnsi="Courier New" w:cs="Courier New"/>
+          <w:lang w:val="en-US"/>
+        </w:rPr>
+      </w:pPr>
+      <w:r>
+        <w:rPr>
+          <w:rFonts w:ascii="Courier New" w:hAnsi="Courier New" w:cs="Courier New"/>
+          <w:lang w:val="en-US"/>
+        </w:rPr>
+        <w:t xml:space="preserve">         sig_block:</w:t>
+      </w:r>
+    </w:p>
+    <w:p>
+      <w:pPr>
+        <w:ind w:left="567"/>
+        <w:rPr>
+          <w:rFonts w:ascii="Courier New" w:hAnsi="Courier New" w:cs="Courier New"/>
+          <w:lang w:val="en-US"/>
+        </w:rPr>
+      </w:pPr>
+      <w:r>
+        <w:rPr>
+          <w:rFonts w:ascii="Courier New" w:hAnsi="Courier New" w:cs="Courier New"/>
+          <w:lang w:val="en-US"/>
+        </w:rPr>
+        <w:t xml:space="preserve">                </w:t>
+      </w:r>
+      <w:r>
+        <w:rPr>
+          <w:rFonts w:ascii="Courier New" w:hAnsi="Courier New" w:cs="Courier New"/>
+          <w:lang w:val="en-US"/>
+        </w:rPr>
+        <w:t>&lt;truncated&gt;</w:t>
+      </w:r>
+    </w:p>
+    <w:p>
+      <w:pPr>
+        <w:pStyle w:val="Heading2"/>
+        <w:rPr>
+          <w:lang w:val="en-US"/>
+        </w:rPr>
+      </w:pPr>
+      <w:r>
+        <w:rPr>
+          <w:lang w:val="en-US"/>
+        </w:rPr>
+        <w:t>Policy with custom element containing tboot’s vlp policy</w:t>
+      </w:r>
+    </w:p>
+    <w:p>
+      <w:pPr>
+        <w:rPr>
+          <w:lang w:val="en-US"/>
+        </w:rPr>
+      </w:pPr>
+      <w:r>
+        <w:rPr>
+          <w:lang w:val="en-US"/>
+        </w:rPr>
+        <w:t xml:space="preserve">VLP is a special policy type used by tboot to launch </w:t>
+      </w:r>
+      <w:r>
+        <w:rPr>
+          <w:lang w:val="en-US"/>
+        </w:rPr>
+        <w:t>L</w:t>
+      </w:r>
+      <w:r>
+        <w:rPr>
+          <w:lang w:val="en-US"/>
+        </w:rPr>
+        <w:t>inux kernel in a safe and trusted manner, it can be either placed in TPM’s special tboot’s index</w:t>
+      </w:r>
+      <w:r>
+        <w:rPr>
+          <w:lang w:val="en-US"/>
+        </w:rPr>
+        <w:t xml:space="preserve"> (VLP index at address</w:t>
+      </w:r>
+      <w:r>
+        <w:rPr>
+          <w:lang w:val="en-US"/>
+        </w:rPr>
+        <w:t xml:space="preserve"> 0x</w:t>
+      </w:r>
+      <w:r>
+        <w:rPr>
+          <w:lang w:val="en-US"/>
+        </w:rPr>
+        <w:t>1c10131</w:t>
+      </w:r>
+      <w:r>
+        <w:rPr>
+          <w:lang w:val="en-US"/>
+        </w:rPr>
+        <w:t>)</w:t>
+      </w:r>
+      <w:r>
+        <w:rPr>
+          <w:lang w:val="en-US"/>
+        </w:rPr>
+        <w:t xml:space="preserve"> </w:t>
+      </w:r>
+      <w:r>
+        <w:rPr>
+          <w:lang w:val="en-US"/>
+        </w:rPr>
+        <w:t>, or it can be encapsulated into a custom element and put into LCP</w:t>
+      </w:r>
+      <w:r>
+        <w:rPr>
+          <w:lang w:val="en-US"/>
+        </w:rPr>
+        <w:t xml:space="preserve"> data file</w:t>
+      </w:r>
+      <w:r>
+        <w:rPr>
+          <w:lang w:val="en-US"/>
+        </w:rPr>
+        <w:t>.</w:t>
+      </w:r>
+    </w:p>
+    <w:p>
+      <w:pPr>
+        <w:rPr>
+          <w:lang w:val="en-US"/>
+        </w:rPr>
+      </w:pPr>
+      <w:r>
+        <w:rPr>
+          <w:lang w:val="en-US"/>
+        </w:rPr>
+        <w:t>The instructions below will show you how to create a custom element, then you can use examples above to put it into a list and then this list into a policy.</w:t>
+      </w:r>
+    </w:p>
+    <w:p>
+      <w:pPr>
+        <w:pStyle w:val="Heading3"/>
+        <w:rPr>
+          <w:lang w:val="en-US"/>
+        </w:rPr>
+      </w:pPr>
+      <w:r>
+        <w:rPr>
+          <w:lang w:val="en-US"/>
+        </w:rPr>
         <w:lastRenderedPageBreak/>
-        <w:t xml:space="preserve">         hashes[0]: d5 c3 f9 f4 57 7b a1 9b a1 ba 22 81 48 88 08 cb 07 51 96 c4 7e 90 c2 0c ba e8 dd 80 e6 6e 1f b1</w:t>
-      </w:r>
-    </w:p>
-    <w:p>
-      <w:pPr>
-        <w:pStyle w:val="Heading3"/>
-        <w:rPr>
-          <w:lang w:val="en-US"/>
-        </w:rPr>
-      </w:pPr>
-      <w:r>
-        <w:rPr>
-          <w:lang w:val="en-US"/>
-        </w:rPr>
-        <w:t>Lcp2_crtpollist --sign</w:t>
-      </w:r>
-    </w:p>
-    <w:p>
-      <w:pPr>
-        <w:rPr>
-          <w:lang w:val="en-US"/>
-        </w:rPr>
-      </w:pPr>
-      <w:r>
-        <w:rPr>
-          <w:lang w:val="en-US"/>
-        </w:rPr>
-        <w:t>Now we have two f</w:t>
-      </w:r>
-      <w:r>
-        <w:rPr>
-          <w:lang w:val="en-US"/>
-        </w:rPr>
-        <w:t xml:space="preserve">iles with policy lists. We can generate a working policy with them, we can also sign them. </w:t>
-      </w:r>
-    </w:p>
-    <w:p>
-      <w:pPr>
-        <w:rPr>
-          <w:lang w:val="en-US"/>
-        </w:rPr>
-      </w:pPr>
-      <w:r>
-        <w:rPr>
-          <w:lang w:val="en-US"/>
-        </w:rPr>
-        <w:t xml:space="preserve">Currently the lcp2_crtpollist supports signing with </w:t>
-      </w:r>
-      <w:r>
-        <w:rPr>
-          <w:lang w:val="en-US"/>
-        </w:rPr>
-        <w:t>ECDSA</w:t>
-      </w:r>
-      <w:r>
-        <w:rPr>
-          <w:lang w:val="en-US"/>
-        </w:rPr>
-        <w:t xml:space="preserve">, </w:t>
-      </w:r>
-      <w:r>
-        <w:rPr>
-          <w:lang w:val="en-US"/>
-        </w:rPr>
-        <w:t>RSA-SSA, RSA-PSS and SM2</w:t>
-      </w:r>
-      <w:r>
-        <w:rPr>
-          <w:lang w:val="en-US"/>
-        </w:rPr>
-        <w:t xml:space="preserve"> algorithms. R</w:t>
-      </w:r>
-      <w:r>
-        <w:rPr>
-          <w:lang w:val="en-US"/>
-        </w:rPr>
-        <w:t>SA</w:t>
-      </w:r>
-      <w:r>
-        <w:rPr>
-          <w:lang w:val="en-US"/>
-        </w:rPr>
-        <w:t xml:space="preserve"> keys need to be 2048 or 3072 bits in size, </w:t>
-      </w:r>
-      <w:r>
-        <w:rPr>
-          <w:lang w:val="en-US"/>
-        </w:rPr>
-        <w:t>ECC</w:t>
-      </w:r>
-      <w:r>
-        <w:rPr>
-          <w:lang w:val="en-US"/>
-        </w:rPr>
-        <w:t xml:space="preserve"> keys need to be 256 or 384 bits. Supported curves for elliptical keys are (in openssl nomenclature): </w:t>
-      </w:r>
-      <w:r>
-        <w:rPr>
-          <w:lang w:val="en-US"/>
-        </w:rPr>
-        <w:t>secp256k1</w:t>
-      </w:r>
-      <w:r>
-        <w:rPr>
-          <w:lang w:val="en-US"/>
-        </w:rPr>
-        <w:t xml:space="preserve"> or </w:t>
-      </w:r>
-      <w:r>
-        <w:rPr>
-          <w:lang w:val="en-US"/>
-        </w:rPr>
-        <w:t>secp384r1</w:t>
-      </w:r>
-      <w:r>
-        <w:rPr>
-          <w:lang w:val="en-US"/>
-        </w:rPr>
-        <w:t>. All keys need to be in PEM forma</w:t>
-      </w:r>
-      <w:r>
-        <w:rPr>
+        <w:t>Tb_polgen</w:t>
+      </w:r>
+    </w:p>
+    <w:p>
+      <w:pPr>
+        <w:rPr>
+          <w:lang w:val="en-US"/>
+        </w:rPr>
+      </w:pPr>
+      <w:r>
+        <w:rPr>
+          <w:lang w:val="en-US"/>
+        </w:rPr>
+        <w:t xml:space="preserve">This operation requires tb_polgen tool, which is not part of the lcptools-v2 package, but it is released together with tboot. </w:t>
+      </w:r>
+      <w:r>
+        <w:rPr>
+          <w:lang w:val="en-US"/>
+        </w:rPr>
+        <w:t>So,</w:t>
+      </w:r>
+      <w:r>
+        <w:rPr>
+          <w:lang w:val="en-US"/>
+        </w:rPr>
+        <w:t xml:space="preserve"> to build it:</w:t>
+      </w:r>
+    </w:p>
+    <w:p>
+      <w:pPr>
+        <w:ind w:left="567"/>
+        <w:rPr>
+          <w:rFonts w:ascii="Courier New" w:hAnsi="Courier New" w:cs="Courier New"/>
+          <w:lang w:val="en-US"/>
+        </w:rPr>
+      </w:pPr>
+      <w:r>
+        <w:rPr>
+          <w:rFonts w:ascii="Courier New" w:hAnsi="Courier New" w:cs="Courier New"/>
+          <w:lang w:val="en-US"/>
+        </w:rPr>
+        <w:t xml:space="preserve"> cd tboot-code/tb_polgen</w:t>
+      </w:r>
+    </w:p>
+    <w:p>
+      <w:pPr>
+        <w:ind w:left="567"/>
+        <w:rPr>
+          <w:rFonts w:ascii="Courier New" w:hAnsi="Courier New" w:cs="Courier New"/>
+          <w:lang w:val="en-US"/>
+        </w:rPr>
+      </w:pPr>
+      <w:r>
+        <w:rPr>
+          <w:rFonts w:ascii="Courier New" w:hAnsi="Courier New" w:cs="Courier New"/>
+          <w:lang w:val="en-US"/>
+        </w:rPr>
+        <w:t xml:space="preserve"> sudo make install -f makefile</w:t>
+      </w:r>
+    </w:p>
+    <w:p>
+      <w:pPr>
+        <w:rPr>
+          <w:lang w:val="en-US"/>
+        </w:rPr>
+      </w:pPr>
+      <w:r>
+        <w:rPr>
+          <w:lang w:val="en-US"/>
+        </w:rPr>
+        <w:t>You are going to need to have access to kernel file (vmlinuz) and initrd image (initrd.img) of the operating system you will be launching with tboot’s assistance.</w:t>
+      </w:r>
+    </w:p>
+    <w:p>
+      <w:pPr>
+        <w:rPr>
+          <w:lang w:val="en-US"/>
+        </w:rPr>
+      </w:pPr>
+      <w:r>
+        <w:rPr>
+          <w:lang w:val="en-US"/>
+        </w:rPr>
+        <w:t>First, we create an empty vlp policy file:</w:t>
+      </w:r>
+    </w:p>
+    <w:p>
+      <w:pPr>
+        <w:ind w:left="567"/>
+        <w:rPr>
+          <w:rFonts w:ascii="Courier New" w:hAnsi="Courier New" w:cs="Courier New"/>
+          <w:lang w:val="en-US"/>
+        </w:rPr>
+      </w:pPr>
+      <w:r>
+        <w:rPr>
+          <w:rFonts w:ascii="Courier New" w:hAnsi="Courier New" w:cs="Courier New"/>
+          <w:lang w:val="en-US"/>
+        </w:rPr>
+        <w:t>tb_polgen --create --type &lt;one of continue, halt or nonfatal&gt; --alg &lt;sha1, sha256 or sha256&gt; &lt;output file&gt;</w:t>
+      </w:r>
+    </w:p>
+    <w:p>
+      <w:pPr>
+        <w:rPr>
+          <w:lang w:val="en-US"/>
+        </w:rPr>
+      </w:pPr>
+      <w:r>
+        <w:rPr>
+          <w:lang w:val="en-US"/>
+        </w:rPr>
+        <w:t>For example:</w:t>
+      </w:r>
+    </w:p>
+    <w:p>
+      <w:pPr>
+        <w:ind w:left="567"/>
+        <w:rPr>
+          <w:rFonts w:ascii="Courier New" w:hAnsi="Courier New" w:cs="Courier New"/>
+          <w:lang w:val="en-US"/>
+        </w:rPr>
+      </w:pPr>
+      <w:r>
+        <w:rPr>
+          <w:rFonts w:ascii="Courier New" w:hAnsi="Courier New" w:cs="Courier New"/>
+          <w:lang w:val="en-US"/>
+        </w:rPr>
+        <w:t>tb_polgen --create --type halt --alg sha256 vlp.vlp</w:t>
+      </w:r>
+    </w:p>
+    <w:p>
+      <w:pPr>
+        <w:rPr>
+          <w:lang w:val="en-US"/>
+        </w:rPr>
+      </w:pPr>
+      <w:r>
+        <w:rPr>
+          <w:lang w:val="en-US"/>
+        </w:rPr>
+        <w:t>Now we add hashes of kernel and initrd in two steps, first we add vmlinuz digest:</w:t>
+      </w:r>
+    </w:p>
+    <w:p>
+      <w:pPr>
+        <w:ind w:left="567"/>
+        <w:rPr>
+          <w:rFonts w:ascii="Courier New" w:hAnsi="Courier New" w:cs="Courier New"/>
+          <w:lang w:val="en-US"/>
+        </w:rPr>
+      </w:pPr>
+      <w:r>
+        <w:rPr>
+          <w:lang w:val="en-US"/>
+        </w:rPr>
+        <w:tab/>
+      </w:r>
+      <w:r>
+        <w:rPr>
+          <w:rFonts w:ascii="Courier New" w:hAnsi="Courier New" w:cs="Courier New"/>
           <w:lang w:val="en-US"/>
         </w:rPr>
         <w:t>t</w:t>
       </w:r>
       <w:r>
         <w:rPr>
-          <w:lang w:val="en-US"/>
-        </w:rPr>
-        <w:t>.</w:t>
-      </w:r>
-    </w:p>
-    <w:p>
-      <w:pPr>
-        <w:rPr>
-          <w:lang w:val="en-US"/>
-        </w:rPr>
-      </w:pPr>
-      <w:r>
-        <w:rPr>
-          <w:lang w:val="en-US"/>
-        </w:rPr>
-        <w:t>Creating 2048 bit RSA key-pair:</w:t>
-      </w:r>
-    </w:p>
-    <w:p>
-      <w:pPr>
-        <w:ind w:left="567"/>
-        <w:rPr>
-          <w:rFonts w:ascii="Courier New" w:hAnsi="Courier New" w:cs="Courier New"/>
-          <w:lang w:val="en-US"/>
-        </w:rPr>
-      </w:pPr>
-      <w:r>
-        <w:rPr>
-          <w:rFonts w:ascii="Courier New" w:hAnsi="Courier New" w:cs="Courier New"/>
-          <w:lang w:val="en-US"/>
-        </w:rPr>
-        <w:t>openssl genrsa -out rsa_priv.pem 2048</w:t>
-      </w:r>
-    </w:p>
-    <w:p>
-      <w:pPr>
-        <w:ind w:left="567"/>
-        <w:rPr>
-          <w:rFonts w:ascii="Courier New" w:hAnsi="Courier New" w:cs="Courier New"/>
-          <w:lang w:val="en-US"/>
-        </w:rPr>
-      </w:pPr>
-      <w:r>
-        <w:rPr>
-          <w:rFonts w:ascii="Courier New" w:hAnsi="Courier New" w:cs="Courier New"/>
-          <w:lang w:val="en-US"/>
-        </w:rPr>
-        <w:t>openssl rsa -in priv.pem -outform PEM -pubout -out rsa_pub.pem</w:t>
-      </w:r>
-    </w:p>
-    <w:p>
-      <w:pPr>
-        <w:rPr>
-          <w:lang w:val="en-US"/>
-        </w:rPr>
-      </w:pPr>
-      <w:r>
-        <w:rPr>
-          <w:lang w:val="en-US"/>
-        </w:rPr>
-        <w:t xml:space="preserve">Creating 256 bit </w:t>
-      </w:r>
-      <w:r>
-        <w:rPr>
-          <w:lang w:val="en-US"/>
-        </w:rPr>
-        <w:t>ECC</w:t>
-      </w:r>
-      <w:r>
-        <w:rPr>
-          <w:lang w:val="en-US"/>
-        </w:rPr>
-        <w:t xml:space="preserve"> key pair</w:t>
-      </w:r>
-    </w:p>
-    <w:p>
-      <w:pPr>
-        <w:ind w:left="567"/>
-        <w:rPr>
-          <w:rFonts w:ascii="Courier New" w:hAnsi="Courier New" w:cs="Courier New"/>
-          <w:lang w:val="en-US"/>
-        </w:rPr>
-      </w:pPr>
-      <w:r>
-        <w:rPr>
-          <w:rFonts w:ascii="Courier New" w:hAnsi="Courier New" w:cs="Courier New"/>
-          <w:lang w:val="en-US"/>
-        </w:rPr>
-        <w:t>opennsl ecparam -name secp256k1 -genkey -noout -out ec_priv.pem</w:t>
-      </w:r>
-    </w:p>
-    <w:p>
-      <w:pPr>
-        <w:ind w:left="567"/>
-        <w:rPr>
-          <w:rFonts w:ascii="Courier New" w:hAnsi="Courier New" w:cs="Courier New"/>
-          <w:lang w:val="en-US"/>
-        </w:rPr>
-      </w:pPr>
-      <w:r>
-        <w:rPr>
-          <w:rFonts w:ascii="Courier New" w:hAnsi="Courier New" w:cs="Courier New"/>
-          <w:lang w:val="en-US"/>
-        </w:rPr>
-        <w:t>openssl ec -in ec_priv.pem -pubout -out ec_pub.pem</w:t>
-      </w:r>
-    </w:p>
-    <w:p>
-      <w:pPr>
-        <w:rPr>
-          <w:lang w:val="en-US"/>
-        </w:rPr>
-      </w:pPr>
-      <w:r>
-        <w:rPr>
-          <w:lang w:val="en-US"/>
-        </w:rPr>
-        <w:t>Now we will copy our lists, so we don’t overwrite contents of the unsigned list:</w:t>
-      </w:r>
-    </w:p>
-    <w:p>
-      <w:pPr>
-        <w:ind w:left="567"/>
-        <w:rPr>
-          <w:rFonts w:ascii="Courier New" w:hAnsi="Courier New" w:cs="Courier New"/>
-          <w:lang w:val="en-US"/>
-        </w:rPr>
-      </w:pPr>
-      <w:r>
-        <w:rPr>
-          <w:rFonts w:ascii="Courier New" w:hAnsi="Courier New" w:cs="Courier New"/>
-          <w:lang w:val="en-US"/>
-        </w:rPr>
-        <w:t>cp policy_list_mle.lst signed_rsa_list.lst</w:t>
-      </w:r>
-    </w:p>
-    <w:p>
-      <w:pPr>
-        <w:ind w:left="567"/>
-        <w:rPr>
-          <w:rFonts w:ascii="Courier New" w:hAnsi="Courier New" w:cs="Courier New"/>
-          <w:lang w:val="en-US"/>
-        </w:rPr>
-      </w:pPr>
-      <w:r>
-        <w:rPr>
-          <w:rFonts w:ascii="Courier New" w:hAnsi="Courier New" w:cs="Courier New"/>
-          <w:lang w:val="en-US"/>
-        </w:rPr>
-        <w:t>cp policy_newer_list_mle.lst signed_rsa_pss.lst</w:t>
-      </w:r>
-    </w:p>
-    <w:p>
-      <w:pPr>
-        <w:rPr>
-          <w:lang w:val="en-US"/>
-        </w:rPr>
-      </w:pPr>
-      <w:r>
-        <w:rPr>
-          <w:lang w:val="en-US"/>
-        </w:rPr>
-        <w:t xml:space="preserve">The older list (version 0x200 and 0x201) supports </w:t>
-      </w:r>
-      <w:r>
-        <w:rPr>
-          <w:lang w:val="en-US"/>
-        </w:rPr>
-        <w:t>RSA-SSA, ECDSA and SM2</w:t>
-      </w:r>
-      <w:r>
-        <w:rPr>
-          <w:lang w:val="en-US"/>
-        </w:rPr>
-        <w:t xml:space="preserve"> algorithms for signing. The newer format (0x300) supports </w:t>
-      </w:r>
-      <w:r>
-        <w:rPr>
-          <w:lang w:val="en-US"/>
-        </w:rPr>
-        <w:t xml:space="preserve">RSA-PSS, ECDSA and SM2 </w:t>
-      </w:r>
-      <w:r>
-        <w:rPr>
-          <w:lang w:val="en-US"/>
-        </w:rPr>
-        <w:t>algorithms.</w:t>
-      </w:r>
-    </w:p>
-    <w:p>
-      <w:pPr>
-        <w:rPr>
-          <w:lang w:val="en-US"/>
-        </w:rPr>
-      </w:pPr>
-      <w:r>
-        <w:rPr>
-          <w:lang w:val="en-US"/>
-        </w:rPr>
-        <w:t>Let’s first sign the older list:</w:t>
-      </w:r>
-    </w:p>
-    <w:p>
-      <w:pPr>
-        <w:ind w:left="567"/>
-        <w:rPr>
-          <w:rFonts w:ascii="Courier New" w:hAnsi="Courier New" w:cs="Courier New"/>
-          <w:lang w:val="en-US"/>
-        </w:rPr>
-      </w:pPr>
-      <w:r>
-        <w:rPr>
-          <w:rFonts w:ascii="Courier New" w:hAnsi="Courier New" w:cs="Courier New"/>
-          <w:lang w:val="en-US"/>
-        </w:rPr>
-        <w:t>lcp2_crtpollist --sign --sigalg rsa --hashalg sha256 --pub rsa_pub.pem --priv rsa_priv.pem  --out signed_rsa_list.lst</w:t>
-      </w:r>
-    </w:p>
-    <w:p>
-      <w:pPr>
-        <w:rPr>
-          <w:lang w:val="en-US"/>
-        </w:rPr>
-      </w:pPr>
-      <w:r>
-        <w:rPr>
-          <w:lang w:val="en-US"/>
-        </w:rPr>
-        <w:t xml:space="preserve">The --hashalg option specifies which hash algorithm will be used when generating signature. </w:t>
-      </w:r>
-    </w:p>
-    <w:p>
-      <w:pPr>
-        <w:ind w:left="567"/>
-        <w:rPr>
-          <w:rFonts w:ascii="Courier New" w:hAnsi="Courier New" w:cs="Courier New"/>
-          <w:lang w:val="en-US"/>
-        </w:rPr>
-      </w:pPr>
-      <w:r>
-        <w:rPr>
-          <w:rFonts w:ascii="Courier New" w:hAnsi="Courier New" w:cs="Courier New"/>
-          <w:lang w:val="en-US"/>
-        </w:rPr>
-        <w:t>lcp2_crtpollist --</w:t>
-      </w:r>
-      <w:r>
-        <w:rPr>
-          <w:rFonts w:ascii="Courier New" w:hAnsi="Courier New" w:cs="Courier New"/>
-          <w:lang w:val="en-US"/>
-        </w:rPr>
-        <w:t>show</w:t>
-      </w:r>
-      <w:r>
-        <w:rPr>
-          <w:rFonts w:ascii="Courier New" w:hAnsi="Courier New" w:cs="Courier New"/>
-          <w:lang w:val="en-US"/>
-        </w:rPr>
-        <w:t xml:space="preserve"> signed_rsa_list.lst</w:t>
-      </w:r>
-    </w:p>
-    <w:p>
-      <w:pPr>
-        <w:ind w:left="567"/>
-        <w:rPr>
-          <w:rFonts w:ascii="Courier New" w:hAnsi="Courier New" w:cs="Courier New"/>
-          <w:lang w:val="en-US"/>
-        </w:rPr>
-      </w:pPr>
-      <w:r>
-        <w:rPr>
-          <w:rFonts w:ascii="Courier New" w:hAnsi="Courier New" w:cs="Courier New"/>
-          <w:lang w:val="en-US"/>
-        </w:rPr>
-        <w:t>policy list file: signed_rsa_list.lst</w:t>
-      </w:r>
-    </w:p>
-    <w:p>
-      <w:pPr>
-        <w:ind w:left="567"/>
-        <w:rPr>
-          <w:rFonts w:ascii="Courier New" w:hAnsi="Courier New" w:cs="Courier New"/>
-          <w:lang w:val="en-US"/>
-        </w:rPr>
-      </w:pPr>
-      <w:r>
-        <w:rPr>
-          <w:rFonts w:ascii="Courier New" w:hAnsi="Courier New" w:cs="Courier New"/>
-          <w:lang w:val="en-US"/>
-        </w:rPr>
-        <w:t xml:space="preserve"> version: 0x201</w:t>
-      </w:r>
-    </w:p>
-    <w:p>
-      <w:pPr>
-        <w:ind w:left="567"/>
-        <w:rPr>
-          <w:rFonts w:ascii="Courier New" w:hAnsi="Courier New" w:cs="Courier New"/>
-          <w:lang w:val="en-US"/>
-        </w:rPr>
-      </w:pPr>
-      <w:r>
-        <w:rPr>
-          <w:rFonts w:ascii="Courier New" w:hAnsi="Courier New" w:cs="Courier New"/>
-          <w:lang w:val="en-US"/>
-        </w:rPr>
-        <w:t xml:space="preserve"> sig_alg: 0x14, TPM_ALG_RSASSA</w:t>
-      </w:r>
-    </w:p>
-    <w:p>
-      <w:pPr>
-        <w:ind w:left="567"/>
-        <w:rPr>
-          <w:rFonts w:ascii="Courier New" w:hAnsi="Courier New" w:cs="Courier New"/>
-          <w:lang w:val="en-US"/>
-        </w:rPr>
-      </w:pPr>
-      <w:r>
-        <w:rPr>
-          <w:rFonts w:ascii="Courier New" w:hAnsi="Courier New" w:cs="Courier New"/>
-          <w:lang w:val="en-US"/>
-        </w:rPr>
-        <w:t xml:space="preserve"> policy_elements_size: 0x32 (50)</w:t>
-      </w:r>
-    </w:p>
-    <w:p>
-      <w:pPr>
-        <w:ind w:left="567"/>
-        <w:rPr>
-          <w:rFonts w:ascii="Courier New" w:hAnsi="Courier New" w:cs="Courier New"/>
-          <w:lang w:val="en-US"/>
-        </w:rPr>
-      </w:pPr>
-      <w:r>
-        <w:rPr>
-          <w:rFonts w:ascii="Courier New" w:hAnsi="Courier New" w:cs="Courier New"/>
-          <w:lang w:val="en-US"/>
-        </w:rPr>
-        <w:t xml:space="preserve"> policy_element[0]:</w:t>
-      </w:r>
-    </w:p>
-    <w:p>
-      <w:pPr>
-        <w:ind w:left="567"/>
-        <w:rPr>
-          <w:rFonts w:ascii="Courier New" w:hAnsi="Courier New" w:cs="Courier New"/>
-          <w:lang w:val="en-US"/>
-        </w:rPr>
-      </w:pPr>
-      <w:r>
-        <w:rPr>
-          <w:rFonts w:ascii="Courier New" w:hAnsi="Courier New" w:cs="Courier New"/>
-          <w:lang w:val="en-US"/>
-        </w:rPr>
-        <w:t xml:space="preserve">     size: 0x32 (50)</w:t>
-      </w:r>
-    </w:p>
-    <w:p>
-      <w:pPr>
-        <w:ind w:left="567"/>
-        <w:rPr>
-          <w:rFonts w:ascii="Courier New" w:hAnsi="Courier New" w:cs="Courier New"/>
-          <w:lang w:val="en-US"/>
-        </w:rPr>
-      </w:pPr>
-      <w:r>
-        <w:rPr>
-          <w:rFonts w:ascii="Courier New" w:hAnsi="Courier New" w:cs="Courier New"/>
-          <w:lang w:val="en-US"/>
-        </w:rPr>
-        <w:t xml:space="preserve">     type: 'mle2' (16)</w:t>
-      </w:r>
-    </w:p>
-    <w:p>
-      <w:pPr>
-        <w:ind w:left="567"/>
-        <w:rPr>
-          <w:rFonts w:ascii="Courier New" w:hAnsi="Courier New" w:cs="Courier New"/>
-          <w:lang w:val="en-US"/>
-        </w:rPr>
-      </w:pPr>
-      <w:r>
-        <w:rPr>
-          <w:rFonts w:ascii="Courier New" w:hAnsi="Courier New" w:cs="Courier New"/>
-          <w:lang w:val="en-US"/>
-        </w:rPr>
-        <w:t xml:space="preserve">     policy_elt_control: 0x00000001</w:t>
-      </w:r>
-    </w:p>
-    <w:p>
-      <w:pPr>
-        <w:ind w:left="567"/>
-        <w:rPr>
-          <w:rFonts w:ascii="Courier New" w:hAnsi="Courier New" w:cs="Courier New"/>
-          <w:lang w:val="en-US"/>
-        </w:rPr>
-      </w:pPr>
-      <w:r>
-        <w:rPr>
-          <w:rFonts w:ascii="Courier New" w:hAnsi="Courier New" w:cs="Courier New"/>
-          <w:lang w:val="en-US"/>
-        </w:rPr>
-        <w:t xml:space="preserve">     data:</w:t>
-      </w:r>
-    </w:p>
-    <w:p>
-      <w:pPr>
-        <w:ind w:left="567"/>
-        <w:rPr>
-          <w:rFonts w:ascii="Courier New" w:hAnsi="Courier New" w:cs="Courier New"/>
-          <w:lang w:val="en-US"/>
-        </w:rPr>
-      </w:pPr>
-      <w:r>
-        <w:rPr>
-          <w:rFonts w:ascii="Courier New" w:hAnsi="Courier New" w:cs="Courier New"/>
-          <w:lang w:val="en-US"/>
-        </w:rPr>
-        <w:t xml:space="preserve">         sinit_min_version: 0x0</w:t>
-      </w:r>
-    </w:p>
-    <w:p>
-      <w:pPr>
-        <w:ind w:left="567"/>
-        <w:rPr>
-          <w:rFonts w:ascii="Courier New" w:hAnsi="Courier New" w:cs="Courier New"/>
-          <w:lang w:val="en-US"/>
-        </w:rPr>
-      </w:pPr>
-      <w:r>
-        <w:rPr>
-          <w:rFonts w:ascii="Courier New" w:hAnsi="Courier New" w:cs="Courier New"/>
-          <w:lang w:val="en-US"/>
-        </w:rPr>
-        <w:lastRenderedPageBreak/>
-        <w:t xml:space="preserve">         hash_alg: TPM_ALG_SHA256</w:t>
-      </w:r>
-    </w:p>
-    <w:p>
-      <w:pPr>
-        <w:ind w:left="567"/>
-        <w:rPr>
-          <w:rFonts w:ascii="Courier New" w:hAnsi="Courier New" w:cs="Courier New"/>
-          <w:lang w:val="es-ES"/>
-        </w:rPr>
-      </w:pPr>
-      <w:r>
-        <w:rPr>
-          <w:rFonts w:ascii="Courier New" w:hAnsi="Courier New" w:cs="Courier New"/>
-          <w:lang w:val="en-US"/>
-        </w:rPr>
-        <w:t xml:space="preserve">         </w:t>
-      </w:r>
-      <w:r>
-        <w:rPr>
-          <w:rFonts w:ascii="Courier New" w:hAnsi="Courier New" w:cs="Courier New"/>
-          <w:lang w:val="es-ES"/>
-        </w:rPr>
-        <w:t>num_hashes: 1</w:t>
-      </w:r>
-    </w:p>
-    <w:p>
-      <w:pPr>
-        <w:ind w:left="567"/>
-        <w:rPr>
-          <w:rFonts w:ascii="Courier New" w:hAnsi="Courier New" w:cs="Courier New"/>
-          <w:lang w:val="es-ES"/>
-        </w:rPr>
-      </w:pPr>
-      <w:r>
-        <w:rPr>
-          <w:rFonts w:ascii="Courier New" w:hAnsi="Courier New" w:cs="Courier New"/>
-          <w:lang w:val="es-ES"/>
-        </w:rPr>
-        <w:t xml:space="preserve">         hashes[0]: d5 c3 f9 f4 57 7b a1 9b a1 ba 22 81 48 88 08 cb 07 51 96 c4 7e 90 c2 0c ba e8 dd 80 e6 6e 1f b1</w:t>
-      </w:r>
-    </w:p>
-    <w:p>
-      <w:pPr>
-        <w:ind w:left="567"/>
-        <w:rPr>
-          <w:rFonts w:ascii="Courier New" w:hAnsi="Courier New" w:cs="Courier New"/>
-          <w:lang w:val="en-US"/>
-        </w:rPr>
-      </w:pPr>
-      <w:r>
-        <w:rPr>
-          <w:rFonts w:ascii="Courier New" w:hAnsi="Courier New" w:cs="Courier New"/>
-          <w:lang w:val="es-ES"/>
-        </w:rPr>
-        <w:t xml:space="preserve"> </w:t>
-      </w:r>
-      <w:r>
-        <w:rPr>
-          <w:rFonts w:ascii="Courier New" w:hAnsi="Courier New" w:cs="Courier New"/>
-          <w:lang w:val="en-US"/>
-        </w:rPr>
-        <w:t>signature:</w:t>
-      </w:r>
-    </w:p>
-    <w:p>
-      <w:pPr>
-        <w:ind w:left="567"/>
-        <w:rPr>
-          <w:rFonts w:ascii="Courier New" w:hAnsi="Courier New" w:cs="Courier New"/>
-          <w:lang w:val="en-US"/>
-        </w:rPr>
-      </w:pPr>
-      <w:r>
-        <w:rPr>
-          <w:rFonts w:ascii="Courier New" w:hAnsi="Courier New" w:cs="Courier New"/>
-          <w:lang w:val="en-US"/>
-        </w:rPr>
-        <w:t xml:space="preserve">     revocation_counter: 0x0 (0)</w:t>
-      </w:r>
-    </w:p>
-    <w:p>
-      <w:pPr>
-        <w:ind w:left="567"/>
-        <w:rPr>
-          <w:rFonts w:ascii="Courier New" w:hAnsi="Courier New" w:cs="Courier New"/>
-          <w:lang w:val="en-US"/>
-        </w:rPr>
-      </w:pPr>
-      <w:r>
-        <w:rPr>
-          <w:rFonts w:ascii="Courier New" w:hAnsi="Courier New" w:cs="Courier New"/>
-          <w:lang w:val="en-US"/>
-        </w:rPr>
-        <w:t xml:space="preserve">     pubkey_size: 0x100 (256)</w:t>
-      </w:r>
-    </w:p>
-    <w:p>
-      <w:pPr>
-        <w:ind w:left="567"/>
-        <w:rPr>
-          <w:rFonts w:ascii="Courier New" w:hAnsi="Courier New" w:cs="Courier New"/>
-          <w:lang w:val="en-US"/>
-        </w:rPr>
-      </w:pPr>
-      <w:r>
-        <w:rPr>
-          <w:rFonts w:ascii="Courier New" w:hAnsi="Courier New" w:cs="Courier New"/>
-          <w:lang w:val="en-US"/>
-        </w:rPr>
-        <w:t xml:space="preserve">     pubkey_value:</w:t>
-      </w:r>
-    </w:p>
-    <w:p>
-      <w:pPr>
-        <w:ind w:left="567"/>
-        <w:rPr>
-          <w:rFonts w:ascii="Courier New" w:hAnsi="Courier New" w:cs="Courier New"/>
-          <w:lang w:val="en-US"/>
-        </w:rPr>
-      </w:pPr>
-      <w:r>
-        <w:rPr>
-          <w:rFonts w:ascii="Courier New" w:hAnsi="Courier New" w:cs="Courier New"/>
-          <w:lang w:val="en-US"/>
-        </w:rPr>
-        <w:t xml:space="preserve">        </w:t>
-      </w:r>
-      <w:r>
-        <w:rPr>
-          <w:rFonts w:ascii="Courier New" w:hAnsi="Courier New" w:cs="Courier New"/>
-          <w:lang w:val="en-US"/>
-        </w:rPr>
-        <w:t>&lt;truncated&gt;</w:t>
-      </w:r>
-    </w:p>
-    <w:p>
-      <w:pPr>
-        <w:ind w:left="567"/>
-        <w:rPr>
-          <w:rFonts w:ascii="Courier New" w:hAnsi="Courier New" w:cs="Courier New"/>
-          <w:lang w:val="en-US"/>
-        </w:rPr>
-      </w:pPr>
-      <w:r>
-        <w:rPr>
-          <w:rFonts w:ascii="Courier New" w:hAnsi="Courier New" w:cs="Courier New"/>
-          <w:lang w:val="en-US"/>
-        </w:rPr>
-        <w:t xml:space="preserve">     </w:t>
-      </w:r>
-      <w:r>
-        <w:rPr>
-          <w:rFonts w:ascii="Courier New" w:hAnsi="Courier New" w:cs="Courier New"/>
-          <w:lang w:val="en-US"/>
-        </w:rPr>
-        <w:t>sig_block:</w:t>
-      </w:r>
-    </w:p>
-    <w:p>
-      <w:pPr>
-        <w:ind w:left="567"/>
-        <w:rPr>
-          <w:rFonts w:ascii="Courier New" w:hAnsi="Courier New" w:cs="Courier New"/>
-          <w:lang w:val="en-US"/>
-        </w:rPr>
-      </w:pPr>
-      <w:r>
-        <w:rPr>
-          <w:rFonts w:ascii="Courier New" w:hAnsi="Courier New" w:cs="Courier New"/>
-          <w:lang w:val="en-US"/>
-        </w:rPr>
-        <w:t xml:space="preserve">        </w:t>
-      </w:r>
-      <w:r>
-        <w:rPr>
-          <w:rFonts w:ascii="Courier New" w:hAnsi="Courier New" w:cs="Courier New"/>
-          <w:lang w:val="en-US"/>
-        </w:rPr>
-        <w:t>&lt;truncated&gt;</w:t>
-      </w:r>
-    </w:p>
-    <w:p>
-      <w:pPr>
-        <w:rPr>
-          <w:lang w:val="en-US"/>
-        </w:rPr>
-      </w:pPr>
-      <w:r>
-        <w:rPr>
-          <w:lang w:val="en-US"/>
-        </w:rPr>
-        <w:t>Now the more r</w:t>
-      </w:r>
-      <w:r>
-        <w:rPr>
-          <w:lang w:val="en-US"/>
-        </w:rPr>
-        <w:t>ecent format (0x300)</w:t>
-      </w:r>
-    </w:p>
-    <w:p>
-      <w:pPr>
-        <w:ind w:left="567"/>
-        <w:rPr>
-          <w:rFonts w:ascii="Courier New" w:hAnsi="Courier New" w:cs="Courier New"/>
-          <w:lang w:val="en-US"/>
-        </w:rPr>
-      </w:pPr>
-      <w:r>
-        <w:rPr>
-          <w:rFonts w:ascii="Courier New" w:hAnsi="Courier New" w:cs="Courier New"/>
-          <w:lang w:val="en-US"/>
-        </w:rPr>
-        <w:t>lcp2_crtpollist --sign --sigalg rsa</w:t>
-      </w:r>
-      <w:r>
-        <w:rPr>
-          <w:rFonts w:ascii="Courier New" w:hAnsi="Courier New" w:cs="Courier New"/>
-          <w:lang w:val="en-US"/>
-        </w:rPr>
-        <w:t>pss</w:t>
-      </w:r>
-      <w:r>
-        <w:rPr>
-          <w:rFonts w:ascii="Courier New" w:hAnsi="Courier New" w:cs="Courier New"/>
-          <w:lang w:val="en-US"/>
-        </w:rPr>
-        <w:t xml:space="preserve"> --hashalg sha256 --pub rsa_pub.pem --priv rsa_priv.pem  --out signed_rsa_</w:t>
-      </w:r>
-      <w:r>
-        <w:rPr>
-          <w:rFonts w:ascii="Courier New" w:hAnsi="Courier New" w:cs="Courier New"/>
-          <w:lang w:val="en-US"/>
-        </w:rPr>
-        <w:t>pss</w:t>
-      </w:r>
-      <w:r>
-        <w:rPr>
-          <w:rFonts w:ascii="Courier New" w:hAnsi="Courier New" w:cs="Courier New"/>
-          <w:lang w:val="en-US"/>
-        </w:rPr>
-        <w:t>.lst</w:t>
-      </w:r>
-    </w:p>
-    <w:p>
-      <w:pPr>
-        <w:ind w:left="567"/>
-        <w:rPr>
-          <w:rFonts w:ascii="Courier New" w:hAnsi="Courier New" w:cs="Courier New"/>
-          <w:lang w:val="en-US"/>
-        </w:rPr>
-      </w:pPr>
-      <w:r>
-        <w:rPr>
-          <w:rFonts w:ascii="Courier New" w:hAnsi="Courier New" w:cs="Courier New"/>
-          <w:lang w:val="en-US"/>
-        </w:rPr>
-        <w:t>lcp2_crtpollist --</w:t>
-      </w:r>
-      <w:r>
-        <w:rPr>
-          <w:rFonts w:ascii="Courier New" w:hAnsi="Courier New" w:cs="Courier New"/>
-          <w:lang w:val="en-US"/>
-        </w:rPr>
-        <w:t xml:space="preserve">show </w:t>
-      </w:r>
-      <w:r>
-        <w:rPr>
-          <w:rFonts w:ascii="Courier New" w:hAnsi="Courier New" w:cs="Courier New"/>
-          <w:lang w:val="en-US"/>
-        </w:rPr>
-        <w:t>signed_rsa_</w:t>
-      </w:r>
-      <w:r>
-        <w:rPr>
-          <w:rFonts w:ascii="Courier New" w:hAnsi="Courier New" w:cs="Courier New"/>
-          <w:lang w:val="en-US"/>
-        </w:rPr>
-        <w:t>pss</w:t>
-      </w:r>
-      <w:r>
-        <w:rPr>
-          <w:rFonts w:ascii="Courier New" w:hAnsi="Courier New" w:cs="Courier New"/>
-          <w:lang w:val="en-US"/>
-        </w:rPr>
-        <w:t>.lst</w:t>
-      </w:r>
-    </w:p>
-    <w:p>
-      <w:pPr>
-        <w:ind w:left="567"/>
-        <w:rPr>
-          <w:rFonts w:ascii="Courier New" w:hAnsi="Courier New" w:cs="Courier New"/>
-          <w:lang w:val="en-US"/>
-        </w:rPr>
-      </w:pPr>
-      <w:r>
-        <w:rPr>
-          <w:rFonts w:ascii="Courier New" w:hAnsi="Courier New" w:cs="Courier New"/>
-          <w:lang w:val="en-US"/>
-        </w:rPr>
-        <w:t>policy list file: signed_rsa_pss.lst</w:t>
-      </w:r>
-    </w:p>
-    <w:p>
-      <w:pPr>
-        <w:ind w:left="567"/>
-        <w:rPr>
-          <w:rFonts w:ascii="Courier New" w:hAnsi="Courier New" w:cs="Courier New"/>
-          <w:lang w:val="en-US"/>
-        </w:rPr>
-      </w:pPr>
-      <w:r>
-        <w:rPr>
-          <w:rFonts w:ascii="Courier New" w:hAnsi="Courier New" w:cs="Courier New"/>
-          <w:lang w:val="en-US"/>
-        </w:rPr>
-        <w:t>LCP_POLICY_LIST_2_1 structure:</w:t>
-      </w:r>
-    </w:p>
-    <w:p>
-      <w:pPr>
-        <w:ind w:left="567"/>
-        <w:rPr>
-          <w:rFonts w:ascii="Courier New" w:hAnsi="Courier New" w:cs="Courier New"/>
-          <w:lang w:val="en-US"/>
-        </w:rPr>
-      </w:pPr>
-      <w:r>
-        <w:rPr>
-          <w:rFonts w:ascii="Courier New" w:hAnsi="Courier New" w:cs="Courier New"/>
-          <w:lang w:val="en-US"/>
-        </w:rPr>
-        <w:t xml:space="preserve"> Version: 0x300</w:t>
-      </w:r>
-    </w:p>
-    <w:p>
-      <w:pPr>
-        <w:ind w:left="567"/>
-        <w:rPr>
-          <w:rFonts w:ascii="Courier New" w:hAnsi="Courier New" w:cs="Courier New"/>
-          <w:lang w:val="en-US"/>
-        </w:rPr>
-      </w:pPr>
-      <w:r>
-        <w:rPr>
-          <w:rFonts w:ascii="Courier New" w:hAnsi="Courier New" w:cs="Courier New"/>
-          <w:lang w:val="en-US"/>
-        </w:rPr>
-        <w:t xml:space="preserve"> KeySignatureOffset: 0x3c</w:t>
-      </w:r>
-    </w:p>
-    <w:p>
-      <w:pPr>
-        <w:ind w:left="567"/>
-        <w:rPr>
-          <w:rFonts w:ascii="Courier New" w:hAnsi="Courier New" w:cs="Courier New"/>
-          <w:lang w:val="en-US"/>
-        </w:rPr>
-      </w:pPr>
-      <w:r>
-        <w:rPr>
-          <w:rFonts w:ascii="Courier New" w:hAnsi="Courier New" w:cs="Courier New"/>
-          <w:lang w:val="en-US"/>
-        </w:rPr>
-        <w:t xml:space="preserve"> PolicyElementsSize: 0x32</w:t>
-      </w:r>
-    </w:p>
-    <w:p>
-      <w:pPr>
-        <w:ind w:left="567"/>
-        <w:rPr>
-          <w:rFonts w:ascii="Courier New" w:hAnsi="Courier New" w:cs="Courier New"/>
-          <w:lang w:val="en-US"/>
-        </w:rPr>
-      </w:pPr>
-      <w:r>
-        <w:rPr>
-          <w:rFonts w:ascii="Courier New" w:hAnsi="Courier New" w:cs="Courier New"/>
-          <w:lang w:val="en-US"/>
-        </w:rPr>
-        <w:t xml:space="preserve"> policy_element[0]:</w:t>
-      </w:r>
-    </w:p>
-    <w:p>
-      <w:pPr>
-        <w:ind w:left="567"/>
-        <w:rPr>
-          <w:rFonts w:ascii="Courier New" w:hAnsi="Courier New" w:cs="Courier New"/>
-          <w:lang w:val="en-US"/>
-        </w:rPr>
-      </w:pPr>
-      <w:r>
-        <w:rPr>
-          <w:rFonts w:ascii="Courier New" w:hAnsi="Courier New" w:cs="Courier New"/>
-          <w:lang w:val="en-US"/>
-        </w:rPr>
-        <w:t xml:space="preserve">     size: 0x32 (50)</w:t>
-      </w:r>
-    </w:p>
-    <w:p>
-      <w:pPr>
-        <w:ind w:left="567"/>
-        <w:rPr>
-          <w:rFonts w:ascii="Courier New" w:hAnsi="Courier New" w:cs="Courier New"/>
-          <w:lang w:val="en-US"/>
-        </w:rPr>
-      </w:pPr>
-      <w:r>
-        <w:rPr>
-          <w:rFonts w:ascii="Courier New" w:hAnsi="Courier New" w:cs="Courier New"/>
-          <w:lang w:val="en-US"/>
-        </w:rPr>
-        <w:t xml:space="preserve">     type: 'mle2' (16)</w:t>
-      </w:r>
-    </w:p>
-    <w:p>
-      <w:pPr>
-        <w:ind w:left="567"/>
-        <w:rPr>
-          <w:rFonts w:ascii="Courier New" w:hAnsi="Courier New" w:cs="Courier New"/>
-          <w:lang w:val="en-US"/>
-        </w:rPr>
-      </w:pPr>
-      <w:r>
-        <w:rPr>
-          <w:rFonts w:ascii="Courier New" w:hAnsi="Courier New" w:cs="Courier New"/>
-          <w:lang w:val="en-US"/>
-        </w:rPr>
-        <w:t xml:space="preserve">     policy_elt_control: 0x00000001</w:t>
-      </w:r>
-    </w:p>
-    <w:p>
-      <w:pPr>
-        <w:ind w:left="567"/>
-        <w:rPr>
-          <w:rFonts w:ascii="Courier New" w:hAnsi="Courier New" w:cs="Courier New"/>
-          <w:lang w:val="en-US"/>
-        </w:rPr>
-      </w:pPr>
-      <w:r>
-        <w:rPr>
-          <w:rFonts w:ascii="Courier New" w:hAnsi="Courier New" w:cs="Courier New"/>
-          <w:lang w:val="en-US"/>
-        </w:rPr>
-        <w:t xml:space="preserve">     data:</w:t>
-      </w:r>
-    </w:p>
-    <w:p>
-      <w:pPr>
-        <w:ind w:left="567"/>
-        <w:rPr>
-          <w:rFonts w:ascii="Courier New" w:hAnsi="Courier New" w:cs="Courier New"/>
-          <w:lang w:val="en-US"/>
-        </w:rPr>
-      </w:pPr>
-      <w:r>
-        <w:rPr>
-          <w:rFonts w:ascii="Courier New" w:hAnsi="Courier New" w:cs="Courier New"/>
-          <w:lang w:val="en-US"/>
-        </w:rPr>
-        <w:t xml:space="preserve">         sinit_min_version: 0x0</w:t>
-      </w:r>
-    </w:p>
-    <w:p>
-      <w:pPr>
-        <w:ind w:left="567"/>
-        <w:rPr>
-          <w:rFonts w:ascii="Courier New" w:hAnsi="Courier New" w:cs="Courier New"/>
-          <w:lang w:val="en-US"/>
-        </w:rPr>
-      </w:pPr>
-      <w:r>
-        <w:rPr>
-          <w:rFonts w:ascii="Courier New" w:hAnsi="Courier New" w:cs="Courier New"/>
-          <w:lang w:val="en-US"/>
-        </w:rPr>
-        <w:t xml:space="preserve">         hash_alg: TPM_ALG_SHA256</w:t>
-      </w:r>
-    </w:p>
-    <w:p>
-      <w:pPr>
-        <w:ind w:left="567"/>
-        <w:rPr>
-          <w:rFonts w:ascii="Courier New" w:hAnsi="Courier New" w:cs="Courier New"/>
-          <w:lang w:val="en-US"/>
-        </w:rPr>
-      </w:pPr>
-      <w:r>
-        <w:rPr>
-          <w:rFonts w:ascii="Courier New" w:hAnsi="Courier New" w:cs="Courier New"/>
-          <w:lang w:val="en-US"/>
-        </w:rPr>
-        <w:t xml:space="preserve">         num_hashes: 1</w:t>
-      </w:r>
-    </w:p>
-    <w:p>
-      <w:pPr>
-        <w:ind w:left="567"/>
-        <w:rPr>
-          <w:rFonts w:ascii="Courier New" w:hAnsi="Courier New" w:cs="Courier New"/>
-          <w:lang w:val="en-US"/>
-        </w:rPr>
-      </w:pPr>
-      <w:r>
-        <w:rPr>
-          <w:rFonts w:ascii="Courier New" w:hAnsi="Courier New" w:cs="Courier New"/>
-          <w:lang w:val="en-US"/>
-        </w:rPr>
-        <w:t xml:space="preserve">         hashes[0]: d5 c3 f9 f4 57 7b a1 9b a1 ba 22 81 48 88 08 cb 07 51 96 c4</w:t>
-      </w:r>
-    </w:p>
-    <w:p>
-      <w:pPr>
-        <w:ind w:left="567"/>
-        <w:rPr>
-          <w:rFonts w:ascii="Courier New" w:hAnsi="Courier New" w:cs="Courier New"/>
-          <w:lang w:val="es-ES"/>
-        </w:rPr>
-      </w:pPr>
-      <w:r>
-        <w:rPr>
-          <w:rFonts w:ascii="Courier New" w:hAnsi="Courier New" w:cs="Courier New"/>
-          <w:lang w:val="es-ES"/>
-        </w:rPr>
-        <w:t>7e 90 c2 0c ba e8 dd 80 e6 6e 1f b1</w:t>
-      </w:r>
-    </w:p>
-    <w:p>
-      <w:pPr>
-        <w:ind w:left="567"/>
-        <w:rPr>
-          <w:rFonts w:ascii="Courier New" w:hAnsi="Courier New" w:cs="Courier New"/>
-          <w:lang w:val="en-US"/>
-        </w:rPr>
-      </w:pPr>
-      <w:r>
-        <w:rPr>
-          <w:rFonts w:ascii="Courier New" w:hAnsi="Courier New" w:cs="Courier New"/>
-          <w:lang w:val="es-ES"/>
-        </w:rPr>
-        <w:t xml:space="preserve">         </w:t>
-      </w:r>
-      <w:r>
-        <w:rPr>
-          <w:rFonts w:ascii="Courier New" w:hAnsi="Courier New" w:cs="Courier New"/>
-          <w:lang w:val="en-US"/>
-        </w:rPr>
-        <w:t>revocation_counter: 0x0 (0)</w:t>
-      </w:r>
-    </w:p>
-    <w:p>
-      <w:pPr>
-        <w:ind w:left="567"/>
-        <w:rPr>
-          <w:rFonts w:ascii="Courier New" w:hAnsi="Courier New" w:cs="Courier New"/>
-          <w:lang w:val="en-US"/>
-        </w:rPr>
-      </w:pPr>
-      <w:r>
-        <w:rPr>
-          <w:rFonts w:ascii="Courier New" w:hAnsi="Courier New" w:cs="Courier New"/>
-          <w:lang w:val="en-US"/>
-        </w:rPr>
-        <w:t>RSA_KEY_AND_SIGNATURE:</w:t>
-      </w:r>
-    </w:p>
-    <w:p>
-      <w:pPr>
-        <w:ind w:left="567"/>
-        <w:rPr>
-          <w:rFonts w:ascii="Courier New" w:hAnsi="Courier New" w:cs="Courier New"/>
-          <w:lang w:val="en-US"/>
-        </w:rPr>
-      </w:pPr>
-      <w:r>
-        <w:rPr>
-          <w:rFonts w:ascii="Courier New" w:hAnsi="Courier New" w:cs="Courier New"/>
-          <w:lang w:val="en-US"/>
-        </w:rPr>
-        <w:t xml:space="preserve">         Version: 0x10</w:t>
-      </w:r>
-    </w:p>
-    <w:p>
-      <w:pPr>
-        <w:ind w:left="567"/>
-        <w:rPr>
-          <w:rFonts w:ascii="Courier New" w:hAnsi="Courier New" w:cs="Courier New"/>
-          <w:lang w:val="en-US"/>
-        </w:rPr>
-      </w:pPr>
-      <w:r>
-        <w:rPr>
-          <w:rFonts w:ascii="Courier New" w:hAnsi="Courier New" w:cs="Courier New"/>
-          <w:lang w:val="en-US"/>
-        </w:rPr>
-        <w:lastRenderedPageBreak/>
-        <w:t xml:space="preserve">         KeyAlg: 0x1 (TPM_ALG_RSA)</w:t>
-      </w:r>
-    </w:p>
-    <w:p>
-      <w:pPr>
-        <w:ind w:left="567"/>
-        <w:rPr>
-          <w:rFonts w:ascii="Courier New" w:hAnsi="Courier New" w:cs="Courier New"/>
-          <w:lang w:val="en-US"/>
-        </w:rPr>
-      </w:pPr>
-      <w:r>
-        <w:rPr>
-          <w:rFonts w:ascii="Courier New" w:hAnsi="Courier New" w:cs="Courier New"/>
-          <w:lang w:val="en-US"/>
-        </w:rPr>
-        <w:t>RSA_PUBLIC_KEY:</w:t>
-      </w:r>
-    </w:p>
-    <w:p>
-      <w:pPr>
-        <w:ind w:left="567"/>
-        <w:rPr>
-          <w:rFonts w:ascii="Courier New" w:hAnsi="Courier New" w:cs="Courier New"/>
-          <w:lang w:val="en-US"/>
-        </w:rPr>
-      </w:pPr>
-      <w:r>
-        <w:rPr>
-          <w:rFonts w:ascii="Courier New" w:hAnsi="Courier New" w:cs="Courier New"/>
-          <w:lang w:val="en-US"/>
-        </w:rPr>
-        <w:t xml:space="preserve">         Version: 0x10</w:t>
-      </w:r>
-    </w:p>
-    <w:p>
-      <w:pPr>
-        <w:ind w:left="567"/>
-        <w:rPr>
-          <w:rFonts w:ascii="Courier New" w:hAnsi="Courier New" w:cs="Courier New"/>
-          <w:lang w:val="en-US"/>
-        </w:rPr>
-      </w:pPr>
-      <w:r>
-        <w:rPr>
-          <w:rFonts w:ascii="Courier New" w:hAnsi="Courier New" w:cs="Courier New"/>
-          <w:lang w:val="en-US"/>
-        </w:rPr>
-        <w:t xml:space="preserve">         KeySize: 0x800 (2048)</w:t>
-      </w:r>
-    </w:p>
-    <w:p>
-      <w:pPr>
-        <w:ind w:left="567"/>
-        <w:rPr>
-          <w:rFonts w:ascii="Courier New" w:hAnsi="Courier New" w:cs="Courier New"/>
-          <w:lang w:val="en-US"/>
-        </w:rPr>
-      </w:pPr>
-      <w:r>
-        <w:rPr>
-          <w:rFonts w:ascii="Courier New" w:hAnsi="Courier New" w:cs="Courier New"/>
-          <w:lang w:val="en-US"/>
-        </w:rPr>
-        <w:t xml:space="preserve">         Exponent: 0x10001</w:t>
-      </w:r>
-    </w:p>
-    <w:p>
-      <w:pPr>
-        <w:ind w:left="567"/>
-        <w:rPr>
-          <w:rFonts w:ascii="Courier New" w:hAnsi="Courier New" w:cs="Courier New"/>
-          <w:lang w:val="en-US"/>
-        </w:rPr>
-      </w:pPr>
-      <w:r>
-        <w:rPr>
-          <w:rFonts w:ascii="Courier New" w:hAnsi="Courier New" w:cs="Courier New"/>
-          <w:lang w:val="en-US"/>
-        </w:rPr>
-        <w:t xml:space="preserve">         Modulus:</w:t>
-      </w:r>
-    </w:p>
-    <w:p>
-      <w:pPr>
-        <w:ind w:left="567"/>
-        <w:rPr>
-          <w:rFonts w:ascii="Courier New" w:hAnsi="Courier New" w:cs="Courier New"/>
-          <w:lang w:val="en-US"/>
-        </w:rPr>
-      </w:pPr>
-      <w:r>
-        <w:rPr>
-          <w:rFonts w:ascii="Courier New" w:hAnsi="Courier New" w:cs="Courier New"/>
-          <w:lang w:val="en-US"/>
-        </w:rPr>
-        <w:t xml:space="preserve">                </w:t>
-      </w:r>
-      <w:r>
-        <w:rPr>
-          <w:rFonts w:ascii="Courier New" w:hAnsi="Courier New" w:cs="Courier New"/>
-          <w:lang w:val="en-US"/>
-        </w:rPr>
-        <w:t>&lt;truncated&gt;</w:t>
-      </w:r>
-    </w:p>
-    <w:p>
-      <w:pPr>
-        <w:ind w:left="567"/>
-        <w:rPr>
-          <w:rFonts w:ascii="Courier New" w:hAnsi="Courier New" w:cs="Courier New"/>
-          <w:lang w:val="en-US"/>
-        </w:rPr>
-      </w:pPr>
-      <w:r>
-        <w:rPr>
-          <w:rFonts w:ascii="Courier New" w:hAnsi="Courier New" w:cs="Courier New"/>
-          <w:lang w:val="en-US"/>
-        </w:rPr>
-        <w:t>End of RSA_PUBLIC_KEY</w:t>
-      </w:r>
-    </w:p>
-    <w:p>
-      <w:pPr>
-        <w:ind w:left="567"/>
-        <w:rPr>
-          <w:rFonts w:ascii="Courier New" w:hAnsi="Courier New" w:cs="Courier New"/>
-          <w:lang w:val="en-US"/>
-        </w:rPr>
-      </w:pPr>
-      <w:r>
-        <w:rPr>
-          <w:rFonts w:ascii="Courier New" w:hAnsi="Courier New" w:cs="Courier New"/>
-          <w:lang w:val="en-US"/>
-        </w:rPr>
-        <w:t xml:space="preserve">         SigScheme: 0x16 (TPM_ALG_RSAPSS)</w:t>
-      </w:r>
-    </w:p>
-    <w:p>
-      <w:pPr>
-        <w:ind w:left="567"/>
-        <w:rPr>
-          <w:rFonts w:ascii="Courier New" w:hAnsi="Courier New" w:cs="Courier New"/>
-          <w:lang w:val="en-US"/>
-        </w:rPr>
-      </w:pPr>
-      <w:r>
-        <w:rPr>
-          <w:rFonts w:ascii="Courier New" w:hAnsi="Courier New" w:cs="Courier New"/>
-          <w:lang w:val="en-US"/>
-        </w:rPr>
-        <w:t>RSA_SIGNATURE:</w:t>
-      </w:r>
-    </w:p>
-    <w:p>
-      <w:pPr>
-        <w:ind w:left="567"/>
-        <w:rPr>
-          <w:rFonts w:ascii="Courier New" w:hAnsi="Courier New" w:cs="Courier New"/>
-          <w:lang w:val="en-US"/>
-        </w:rPr>
-      </w:pPr>
-      <w:r>
-        <w:rPr>
-          <w:rFonts w:ascii="Courier New" w:hAnsi="Courier New" w:cs="Courier New"/>
-          <w:lang w:val="en-US"/>
-        </w:rPr>
-        <w:t xml:space="preserve">         Version: 0x10</w:t>
-      </w:r>
-    </w:p>
-    <w:p>
-      <w:pPr>
-        <w:ind w:left="567"/>
-        <w:rPr>
-          <w:rFonts w:ascii="Courier New" w:hAnsi="Courier New" w:cs="Courier New"/>
-          <w:lang w:val="en-US"/>
-        </w:rPr>
-      </w:pPr>
-      <w:r>
-        <w:rPr>
-          <w:rFonts w:ascii="Courier New" w:hAnsi="Courier New" w:cs="Courier New"/>
-          <w:lang w:val="en-US"/>
-        </w:rPr>
-        <w:t xml:space="preserve">         KeySize: 0x800 (2048)</w:t>
-      </w:r>
-    </w:p>
-    <w:p>
-      <w:pPr>
-        <w:ind w:left="567"/>
-        <w:rPr>
-          <w:rFonts w:ascii="Courier New" w:hAnsi="Courier New" w:cs="Courier New"/>
-          <w:lang w:val="en-US"/>
-        </w:rPr>
-      </w:pPr>
-      <w:r>
-        <w:rPr>
-          <w:rFonts w:ascii="Courier New" w:hAnsi="Courier New" w:cs="Courier New"/>
-          <w:lang w:val="en-US"/>
-        </w:rPr>
-        <w:t xml:space="preserve">         HashAlg: 0xb (TPM_ALG_SHA256)</w:t>
-      </w:r>
-    </w:p>
-    <w:p>
-      <w:pPr>
-        <w:ind w:left="567"/>
-        <w:rPr>
-          <w:rFonts w:ascii="Courier New" w:hAnsi="Courier New" w:cs="Courier New"/>
-          <w:lang w:val="en-US"/>
-        </w:rPr>
-      </w:pPr>
-      <w:r>
-        <w:rPr>
-          <w:rFonts w:ascii="Courier New" w:hAnsi="Courier New" w:cs="Courier New"/>
-          <w:lang w:val="en-US"/>
-        </w:rPr>
-        <w:t xml:space="preserve">         sig_block:</w:t>
-      </w:r>
-    </w:p>
-    <w:p>
-      <w:pPr>
-        <w:ind w:left="567"/>
-        <w:rPr>
-          <w:rFonts w:ascii="Courier New" w:hAnsi="Courier New" w:cs="Courier New"/>
-          <w:lang w:val="en-US"/>
-        </w:rPr>
-      </w:pPr>
-      <w:r>
-        <w:rPr>
-          <w:rFonts w:ascii="Courier New" w:hAnsi="Courier New" w:cs="Courier New"/>
-          <w:lang w:val="en-US"/>
-        </w:rPr>
-        <w:t xml:space="preserve">                </w:t>
-      </w:r>
-      <w:r>
-        <w:rPr>
-          <w:rFonts w:ascii="Courier New" w:hAnsi="Courier New" w:cs="Courier New"/>
-          <w:lang w:val="en-US"/>
-        </w:rPr>
-        <w:t>&lt;truncated&gt;</w:t>
-      </w:r>
-    </w:p>
-    <w:p>
-      <w:pPr>
-        <w:pStyle w:val="Heading3"/>
-        <w:rPr>
-          <w:lang w:val="en-US"/>
-        </w:rPr>
-      </w:pPr>
-      <w:r>
-        <w:rPr>
-          <w:lang w:val="en-US"/>
-        </w:rPr>
-        <w:t>Lcp2_crtpol</w:t>
-      </w:r>
-    </w:p>
-    <w:p>
-      <w:pPr>
-        <w:rPr>
-          <w:lang w:val="en-US"/>
-        </w:rPr>
-      </w:pPr>
-      <w:r>
-        <w:rPr>
-          <w:lang w:val="en-US"/>
-        </w:rPr>
-        <w:t xml:space="preserve">This is the last operation. It will generate a policy file, which should be written to the PO index of the TPM, and </w:t>
-      </w:r>
-      <w:r>
-        <w:rPr>
-          <w:lang w:val="en-US"/>
-        </w:rPr>
-        <w:t xml:space="preserve">a </w:t>
-      </w:r>
-      <w:r>
-        <w:rPr>
-          <w:lang w:val="en-US"/>
-        </w:rPr>
-        <w:t xml:space="preserve">policy data file, which contains policy list with policy elements. This data file is not written to TPM, it must be </w:t>
-      </w:r>
-      <w:r>
-        <w:rPr>
-          <w:lang w:val="en-US"/>
-        </w:rPr>
-        <w:t xml:space="preserve">passed to SINIT ACM </w:t>
-      </w:r>
-      <w:r>
-        <w:rPr>
-          <w:lang w:val="en-US"/>
-        </w:rPr>
-        <w:t>in the OsSinitData table</w:t>
-      </w:r>
-      <w:r>
-        <w:rPr>
-          <w:lang w:val="en-US"/>
-        </w:rPr>
-        <w:t>.</w:t>
-      </w:r>
-    </w:p>
-    <w:p>
-      <w:pPr>
-        <w:rPr>
-          <w:lang w:val="en-US"/>
-        </w:rPr>
-      </w:pPr>
-      <w:r>
-        <w:rPr>
-          <w:lang w:val="en-US"/>
-        </w:rPr>
-        <w:t>Lcp2_crtpol</w:t>
-      </w:r>
-      <w:r>
-        <w:rPr>
-          <w:lang w:val="en-US"/>
-        </w:rPr>
-        <w:t xml:space="preserve"> has a lot of options, the operation below will create a policy type </w:t>
-      </w:r>
-      <w:r>
-        <w:rPr>
-          <w:lang w:val="en-US"/>
-        </w:rPr>
-        <w:t>LIST</w:t>
-      </w:r>
-      <w:r>
-        <w:rPr>
-          <w:lang w:val="en-US"/>
-        </w:rPr>
-        <w:t xml:space="preserve"> from one of our lists and </w:t>
-      </w:r>
-      <w:r>
-        <w:rPr>
-          <w:lang w:val="en-US"/>
-        </w:rPr>
-        <w:t>its accompanying data file:</w:t>
-      </w:r>
-    </w:p>
-    <w:p>
-      <w:pPr>
-        <w:ind w:left="567"/>
-        <w:rPr>
-          <w:rFonts w:ascii="Courier New" w:hAnsi="Courier New" w:cs="Courier New"/>
-          <w:lang w:val="en-US"/>
-        </w:rPr>
-      </w:pPr>
-      <w:r>
-        <w:rPr>
-          <w:rFonts w:ascii="Courier New" w:hAnsi="Courier New" w:cs="Courier New"/>
-          <w:lang w:val="en-US"/>
-        </w:rPr>
-        <w:t>lcp</w:t>
-      </w:r>
-      <w:r>
-        <w:rPr>
-          <w:rFonts w:ascii="Courier New" w:hAnsi="Courier New" w:cs="Courier New"/>
-          <w:lang w:val="en-US"/>
-        </w:rPr>
-        <w:t>2_crtpol --create --type list signed_rsa_pss.lst --alg sha256 --ctrl 0x2 --pol policy.pol --data policy.dat --polver 3.2 --sign rsa-2048-sha256 --mask sha256</w:t>
-      </w:r>
-    </w:p>
-    <w:p>
-      <w:pPr>
-        <w:rPr>
-          <w:lang w:val="en-US"/>
-        </w:rPr>
-      </w:pPr>
-      <w:r>
-        <w:rPr>
-          <w:lang w:val="en-US"/>
-        </w:rPr>
-        <w:t>--alg is the hash algorithm used to create policy digest, it can be sha256 or sha1 or sha384 - this will affect how big policy</w:t>
-      </w:r>
-      <w:r>
-        <w:rPr>
-          <w:lang w:val="en-US"/>
-        </w:rPr>
-        <w:t xml:space="preserve"> the</w:t>
-      </w:r>
-      <w:r>
-        <w:rPr>
-          <w:lang w:val="en-US"/>
-        </w:rPr>
-        <w:t xml:space="preserve"> is (and by that how much space in TPM memory you are going to need to reserve for PO index); --polver is the policy version, older platforms support 3.0 or 3.1, new platforms need 3.2. There are also policies with versions 2.3 and 2.4, these are for TPM 1.2 and only support sha1. The --sign specifies signature algorithms allowed by this policy, --mask specifies allowed hash algorithms. The --ctrl option is </w:t>
-      </w:r>
-      <w:r>
-        <w:rPr>
-          <w:lang w:val="en-US"/>
-        </w:rPr>
-        <w:t>important because</w:t>
-      </w:r>
-      <w:r>
-        <w:rPr>
-          <w:lang w:val="en-US"/>
-        </w:rPr>
-        <w:t xml:space="preserve"> it lets you specify whether NPW ACMs are allowed, if --ctr == 0x0 only PW</w:t>
-      </w:r>
-      <w:r>
-        <w:rPr>
-          <w:lang w:val="en-US"/>
-        </w:rPr>
-        <w:t xml:space="preserve"> ACMs</w:t>
-      </w:r>
-      <w:r>
-        <w:rPr>
-          <w:lang w:val="en-US"/>
-        </w:rPr>
-        <w:t xml:space="preserve"> are allowed, if --ctrl == 0x02 then NPW will be allowed.</w:t>
-      </w:r>
-    </w:p>
-    <w:p>
-      <w:pPr>
-        <w:ind w:left="567"/>
-        <w:rPr>
-          <w:rFonts w:ascii="Courier New" w:hAnsi="Courier New" w:cs="Courier New"/>
-          <w:lang w:val="en-US"/>
-        </w:rPr>
-      </w:pPr>
-      <w:r>
-        <w:rPr>
-          <w:rFonts w:ascii="Courier New" w:hAnsi="Courier New" w:cs="Courier New"/>
-          <w:lang w:val="en-US"/>
-        </w:rPr>
-        <w:t>lcp2_crtpol --show policy.pol policy.dat</w:t>
-      </w:r>
-    </w:p>
-    <w:p>
-      <w:pPr>
-        <w:ind w:left="567"/>
-        <w:rPr>
-          <w:rFonts w:ascii="Courier New" w:hAnsi="Courier New" w:cs="Courier New"/>
-          <w:lang w:val="en-US"/>
-        </w:rPr>
-      </w:pPr>
-      <w:r>
-        <w:rPr>
-          <w:rFonts w:ascii="Courier New" w:hAnsi="Courier New" w:cs="Courier New"/>
-          <w:lang w:val="en-US"/>
-        </w:rPr>
-        <w:t>policy file: policy.pol</w:t>
-      </w:r>
-    </w:p>
-    <w:p>
-      <w:pPr>
-        <w:ind w:left="567"/>
-        <w:rPr>
-          <w:rFonts w:ascii="Courier New" w:hAnsi="Courier New" w:cs="Courier New"/>
-          <w:lang w:val="en-US"/>
-        </w:rPr>
-      </w:pPr>
-      <w:r>
-        <w:rPr>
-          <w:rFonts w:ascii="Courier New" w:hAnsi="Courier New" w:cs="Courier New"/>
-          <w:lang w:val="en-US"/>
-        </w:rPr>
-        <w:t xml:space="preserve">     version: 0x302</w:t>
-      </w:r>
-    </w:p>
-    <w:p>
-      <w:pPr>
-        <w:ind w:left="567"/>
-        <w:rPr>
-          <w:rFonts w:ascii="Courier New" w:hAnsi="Courier New" w:cs="Courier New"/>
-          <w:lang w:val="en-US"/>
-        </w:rPr>
-      </w:pPr>
-      <w:r>
-        <w:rPr>
-          <w:rFonts w:ascii="Courier New" w:hAnsi="Courier New" w:cs="Courier New"/>
-          <w:lang w:val="en-US"/>
-        </w:rPr>
-        <w:t xml:space="preserve">     hash_alg: 0xb (TPM_ALG_SHA256)</w:t>
-      </w:r>
-    </w:p>
-    <w:p>
-      <w:pPr>
-        <w:ind w:left="567"/>
-        <w:rPr>
-          <w:rFonts w:ascii="Courier New" w:hAnsi="Courier New" w:cs="Courier New"/>
-          <w:lang w:val="en-US"/>
-        </w:rPr>
-      </w:pPr>
-      <w:r>
-        <w:rPr>
-          <w:rFonts w:ascii="Courier New" w:hAnsi="Courier New" w:cs="Courier New"/>
-          <w:lang w:val="en-US"/>
-        </w:rPr>
-        <w:t xml:space="preserve">     policy_type: list</w:t>
-      </w:r>
-    </w:p>
-    <w:p>
-      <w:pPr>
-        <w:ind w:left="567"/>
-        <w:rPr>
-          <w:rFonts w:ascii="Courier New" w:hAnsi="Courier New" w:cs="Courier New"/>
-          <w:lang w:val="en-US"/>
-        </w:rPr>
-      </w:pPr>
-      <w:r>
-        <w:rPr>
-          <w:rFonts w:ascii="Courier New" w:hAnsi="Courier New" w:cs="Courier New"/>
-          <w:lang w:val="en-US"/>
-        </w:rPr>
-        <w:lastRenderedPageBreak/>
-        <w:t xml:space="preserve">     sinit_min_version: 0x0</w:t>
-      </w:r>
-    </w:p>
-    <w:p>
-      <w:pPr>
-        <w:ind w:left="567"/>
-        <w:rPr>
-          <w:rFonts w:ascii="Courier New" w:hAnsi="Courier New" w:cs="Courier New"/>
-          <w:lang w:val="en-US"/>
-        </w:rPr>
-      </w:pPr>
-      <w:r>
-        <w:rPr>
-          <w:rFonts w:ascii="Courier New" w:hAnsi="Courier New" w:cs="Courier New"/>
-          <w:lang w:val="en-US"/>
-        </w:rPr>
-        <w:t xml:space="preserve">     data_revocation_counters: 0, 0, 0, 0, 0, 0, 0, 0,</w:t>
-      </w:r>
-    </w:p>
-    <w:p>
-      <w:pPr>
-        <w:ind w:left="567"/>
-        <w:rPr>
-          <w:rFonts w:ascii="Courier New" w:hAnsi="Courier New" w:cs="Courier New"/>
-          <w:lang w:val="en-US"/>
-        </w:rPr>
-      </w:pPr>
-      <w:r>
-        <w:rPr>
-          <w:rFonts w:ascii="Courier New" w:hAnsi="Courier New" w:cs="Courier New"/>
-          <w:lang w:val="en-US"/>
-        </w:rPr>
-        <w:t xml:space="preserve">     policy_control: 0x2</w:t>
-      </w:r>
-    </w:p>
-    <w:p>
-      <w:pPr>
-        <w:ind w:left="567"/>
-        <w:rPr>
-          <w:rFonts w:ascii="Courier New" w:hAnsi="Courier New" w:cs="Courier New"/>
-          <w:lang w:val="en-US"/>
-        </w:rPr>
-      </w:pPr>
-      <w:r>
-        <w:rPr>
-          <w:rFonts w:ascii="Courier New" w:hAnsi="Courier New" w:cs="Courier New"/>
-          <w:lang w:val="en-US"/>
-        </w:rPr>
-        <w:t xml:space="preserve">     max_sinit_min_ver: 0xff</w:t>
-      </w:r>
-    </w:p>
-    <w:p>
-      <w:pPr>
-        <w:ind w:left="567"/>
-        <w:rPr>
-          <w:rFonts w:ascii="Courier New" w:hAnsi="Courier New" w:cs="Courier New"/>
-          <w:lang w:val="en-US"/>
-        </w:rPr>
-      </w:pPr>
-      <w:r>
-        <w:rPr>
-          <w:rFonts w:ascii="Courier New" w:hAnsi="Courier New" w:cs="Courier New"/>
-          <w:lang w:val="en-US"/>
-        </w:rPr>
-        <w:t xml:space="preserve">     reserved: 0x0</w:t>
-      </w:r>
-    </w:p>
-    <w:p>
-      <w:pPr>
-        <w:ind w:left="567"/>
-        <w:rPr>
-          <w:rFonts w:ascii="Courier New" w:hAnsi="Courier New" w:cs="Courier New"/>
-          <w:lang w:val="en-US"/>
-        </w:rPr>
-      </w:pPr>
-      <w:r>
-        <w:rPr>
-          <w:rFonts w:ascii="Courier New" w:hAnsi="Courier New" w:cs="Courier New"/>
-          <w:lang w:val="en-US"/>
-        </w:rPr>
-        <w:t xml:space="preserve">     lcp_hash_alg_mask: 0x8</w:t>
-      </w:r>
-    </w:p>
-    <w:p>
-      <w:pPr>
-        <w:ind w:left="567"/>
-        <w:rPr>
-          <w:rFonts w:ascii="Courier New" w:hAnsi="Courier New" w:cs="Courier New"/>
-          <w:lang w:val="en-US"/>
-        </w:rPr>
-      </w:pPr>
-      <w:r>
-        <w:rPr>
-          <w:rFonts w:ascii="Courier New" w:hAnsi="Courier New" w:cs="Courier New"/>
-          <w:lang w:val="en-US"/>
-        </w:rPr>
-        <w:t xml:space="preserve">     lcp_sign_alg_mask: 0x8</w:t>
-      </w:r>
-    </w:p>
-    <w:p>
-      <w:pPr>
-        <w:ind w:left="567"/>
-        <w:rPr>
-          <w:rFonts w:ascii="Courier New" w:hAnsi="Courier New" w:cs="Courier New"/>
-          <w:lang w:val="en-US"/>
-        </w:rPr>
-      </w:pPr>
-      <w:r>
-        <w:rPr>
-          <w:rFonts w:ascii="Courier New" w:hAnsi="Courier New" w:cs="Courier New"/>
-          <w:lang w:val="en-US"/>
-        </w:rPr>
-        <w:t xml:space="preserve">     reserved2: 0x8</w:t>
-      </w:r>
-    </w:p>
-    <w:p>
-      <w:pPr>
-        <w:ind w:left="567"/>
-        <w:rPr>
-          <w:rFonts w:ascii="Courier New" w:hAnsi="Courier New" w:cs="Courier New"/>
-          <w:lang w:val="en-US"/>
-        </w:rPr>
-      </w:pPr>
-      <w:r>
-        <w:rPr>
-          <w:rFonts w:ascii="Courier New" w:hAnsi="Courier New" w:cs="Courier New"/>
-          <w:lang w:val="en-US"/>
-        </w:rPr>
-        <w:t xml:space="preserve">     policy_hash: bf 1d 72 f6 14 0c d0 c9 3d ee 8b 9d 45 3b b1 fe 5c 4b ef 67</w:t>
-      </w:r>
-      <w:r>
-        <w:rPr>
-          <w:rFonts w:ascii="Courier New" w:hAnsi="Courier New" w:cs="Courier New"/>
-          <w:lang w:val="en-US"/>
-        </w:rPr>
-        <w:t xml:space="preserve"> </w:t>
-      </w:r>
-      <w:r>
-        <w:rPr>
-          <w:rFonts w:ascii="Courier New" w:hAnsi="Courier New" w:cs="Courier New"/>
-          <w:lang w:val="en-US"/>
-        </w:rPr>
-        <w:t>f2 cd e3 96 7a d9 58 3c 28 7f af d6</w:t>
-      </w:r>
-    </w:p>
-    <w:p>
-      <w:pPr>
-        <w:ind w:left="567"/>
-        <w:rPr>
-          <w:rFonts w:ascii="Courier New" w:hAnsi="Courier New" w:cs="Courier New"/>
-          <w:lang w:val="en-US"/>
-        </w:rPr>
-      </w:pPr>
-    </w:p>
-    <w:p>
-      <w:pPr>
-        <w:ind w:left="567"/>
-        <w:rPr>
-          <w:rFonts w:ascii="Courier New" w:hAnsi="Courier New" w:cs="Courier New"/>
-          <w:lang w:val="en-US"/>
-        </w:rPr>
-      </w:pPr>
-      <w:r>
-        <w:rPr>
-          <w:rFonts w:ascii="Courier New" w:hAnsi="Courier New" w:cs="Courier New"/>
-          <w:lang w:val="en-US"/>
-        </w:rPr>
-        <w:t>policy data file: policy.dat</w:t>
-      </w:r>
-    </w:p>
-    <w:p>
-      <w:pPr>
-        <w:ind w:left="567"/>
-        <w:rPr>
-          <w:rFonts w:ascii="Courier New" w:hAnsi="Courier New" w:cs="Courier New"/>
-          <w:lang w:val="en-US"/>
-        </w:rPr>
-      </w:pPr>
-      <w:r>
-        <w:rPr>
-          <w:rFonts w:ascii="Courier New" w:hAnsi="Courier New" w:cs="Courier New"/>
-          <w:lang w:val="en-US"/>
-        </w:rPr>
-        <w:t xml:space="preserve">     file_signature: Intel(R) TXT LCP_POLICY_DATA</w:t>
-      </w:r>
-    </w:p>
-    <w:p>
-      <w:pPr>
-        <w:ind w:left="567"/>
-        <w:rPr>
-          <w:rFonts w:ascii="Courier New" w:hAnsi="Courier New" w:cs="Courier New"/>
-          <w:lang w:val="en-US"/>
-        </w:rPr>
-      </w:pPr>
-      <w:r>
-        <w:rPr>
-          <w:rFonts w:ascii="Courier New" w:hAnsi="Courier New" w:cs="Courier New"/>
-          <w:lang w:val="en-US"/>
-        </w:rPr>
-        <w:t xml:space="preserve">     num_lists: 1</w:t>
-      </w:r>
-    </w:p>
-    <w:p>
-      <w:pPr>
-        <w:ind w:left="567"/>
-        <w:rPr>
-          <w:rFonts w:ascii="Courier New" w:hAnsi="Courier New" w:cs="Courier New"/>
-          <w:lang w:val="en-US"/>
-        </w:rPr>
-      </w:pPr>
-      <w:r>
-        <w:rPr>
-          <w:rFonts w:ascii="Courier New" w:hAnsi="Courier New" w:cs="Courier New"/>
-          <w:lang w:val="en-US"/>
-        </w:rPr>
-        <w:t xml:space="preserve">     list 0:</w:t>
-      </w:r>
-    </w:p>
-    <w:p>
-      <w:pPr>
-        <w:ind w:left="567"/>
-        <w:rPr>
-          <w:rFonts w:ascii="Courier New" w:hAnsi="Courier New" w:cs="Courier New"/>
-          <w:lang w:val="en-US"/>
-        </w:rPr>
-      </w:pPr>
-      <w:r>
-        <w:rPr>
-          <w:rFonts w:ascii="Courier New" w:hAnsi="Courier New" w:cs="Courier New"/>
-          <w:lang w:val="en-US"/>
-        </w:rPr>
-        <w:t>LCP_POLICY_LIST_2_1 structure:</w:t>
-      </w:r>
-    </w:p>
-    <w:p>
-      <w:pPr>
-        <w:ind w:left="567"/>
-        <w:rPr>
-          <w:rFonts w:ascii="Courier New" w:hAnsi="Courier New" w:cs="Courier New"/>
-          <w:lang w:val="en-US"/>
-        </w:rPr>
-      </w:pPr>
-      <w:r>
-        <w:rPr>
-          <w:rFonts w:ascii="Courier New" w:hAnsi="Courier New" w:cs="Courier New"/>
-          <w:lang w:val="en-US"/>
-        </w:rPr>
-        <w:t xml:space="preserve">         Version: 0x300</w:t>
-      </w:r>
-    </w:p>
-    <w:p>
-      <w:pPr>
-        <w:ind w:left="567"/>
-        <w:rPr>
-          <w:rFonts w:ascii="Courier New" w:hAnsi="Courier New" w:cs="Courier New"/>
-          <w:lang w:val="en-US"/>
-        </w:rPr>
-      </w:pPr>
-      <w:r>
-        <w:rPr>
-          <w:rFonts w:ascii="Courier New" w:hAnsi="Courier New" w:cs="Courier New"/>
-          <w:lang w:val="en-US"/>
-        </w:rPr>
-        <w:t xml:space="preserve">         KeySignatureOffset: 0x3c</w:t>
-      </w:r>
-    </w:p>
-    <w:p>
-      <w:pPr>
-        <w:ind w:left="567"/>
-        <w:rPr>
-          <w:rFonts w:ascii="Courier New" w:hAnsi="Courier New" w:cs="Courier New"/>
-          <w:lang w:val="en-US"/>
-        </w:rPr>
-      </w:pPr>
-      <w:r>
-        <w:rPr>
-          <w:rFonts w:ascii="Courier New" w:hAnsi="Courier New" w:cs="Courier New"/>
-          <w:lang w:val="en-US"/>
-        </w:rPr>
-        <w:t xml:space="preserve">         PolicyElementsSize: 0x32</w:t>
-      </w:r>
-    </w:p>
-    <w:p>
-      <w:pPr>
-        <w:ind w:left="567"/>
-        <w:rPr>
-          <w:rFonts w:ascii="Courier New" w:hAnsi="Courier New" w:cs="Courier New"/>
-          <w:lang w:val="en-US"/>
-        </w:rPr>
-      </w:pPr>
-      <w:r>
-        <w:rPr>
-          <w:rFonts w:ascii="Courier New" w:hAnsi="Courier New" w:cs="Courier New"/>
-          <w:lang w:val="en-US"/>
-        </w:rPr>
-        <w:t xml:space="preserve">         policy_element[0]:</w:t>
-      </w:r>
-    </w:p>
-    <w:p>
-      <w:pPr>
-        <w:ind w:left="567"/>
-        <w:rPr>
-          <w:rFonts w:ascii="Courier New" w:hAnsi="Courier New" w:cs="Courier New"/>
-          <w:lang w:val="en-US"/>
-        </w:rPr>
-      </w:pPr>
-      <w:r>
-        <w:rPr>
-          <w:rFonts w:ascii="Courier New" w:hAnsi="Courier New" w:cs="Courier New"/>
-          <w:lang w:val="en-US"/>
-        </w:rPr>
-        <w:t xml:space="preserve">             size: 0x32 (50)</w:t>
-      </w:r>
-    </w:p>
-    <w:p>
-      <w:pPr>
-        <w:ind w:left="567"/>
-        <w:rPr>
-          <w:rFonts w:ascii="Courier New" w:hAnsi="Courier New" w:cs="Courier New"/>
-          <w:lang w:val="en-US"/>
-        </w:rPr>
-      </w:pPr>
-      <w:r>
-        <w:rPr>
-          <w:rFonts w:ascii="Courier New" w:hAnsi="Courier New" w:cs="Courier New"/>
-          <w:lang w:val="en-US"/>
-        </w:rPr>
-        <w:t xml:space="preserve">             type: 'mle2' (16)</w:t>
-      </w:r>
-    </w:p>
-    <w:p>
-      <w:pPr>
-        <w:ind w:left="567"/>
-        <w:rPr>
-          <w:rFonts w:ascii="Courier New" w:hAnsi="Courier New" w:cs="Courier New"/>
-          <w:lang w:val="en-US"/>
-        </w:rPr>
-      </w:pPr>
-      <w:r>
-        <w:rPr>
-          <w:rFonts w:ascii="Courier New" w:hAnsi="Courier New" w:cs="Courier New"/>
-          <w:lang w:val="en-US"/>
-        </w:rPr>
-        <w:t xml:space="preserve">             policy_elt_control: 0x00000001</w:t>
-      </w:r>
-    </w:p>
-    <w:p>
-      <w:pPr>
-        <w:ind w:left="567"/>
-        <w:rPr>
-          <w:rFonts w:ascii="Courier New" w:hAnsi="Courier New" w:cs="Courier New"/>
-          <w:lang w:val="en-US"/>
-        </w:rPr>
-      </w:pPr>
-      <w:r>
-        <w:rPr>
-          <w:rFonts w:ascii="Courier New" w:hAnsi="Courier New" w:cs="Courier New"/>
-          <w:lang w:val="en-US"/>
-        </w:rPr>
-        <w:t xml:space="preserve">             data:</w:t>
-      </w:r>
-    </w:p>
-    <w:p>
-      <w:pPr>
-        <w:ind w:left="567"/>
-        <w:rPr>
-          <w:rFonts w:ascii="Courier New" w:hAnsi="Courier New" w:cs="Courier New"/>
-          <w:lang w:val="en-US"/>
-        </w:rPr>
-      </w:pPr>
-      <w:r>
-        <w:rPr>
-          <w:rFonts w:ascii="Courier New" w:hAnsi="Courier New" w:cs="Courier New"/>
-          <w:lang w:val="en-US"/>
-        </w:rPr>
-        <w:t xml:space="preserve">                 sinit_min_version: 0x0</w:t>
-      </w:r>
-    </w:p>
-    <w:p>
-      <w:pPr>
-        <w:ind w:left="567"/>
-        <w:rPr>
-          <w:rFonts w:ascii="Courier New" w:hAnsi="Courier New" w:cs="Courier New"/>
-          <w:lang w:val="en-US"/>
-        </w:rPr>
-      </w:pPr>
-      <w:r>
-        <w:rPr>
-          <w:rFonts w:ascii="Courier New" w:hAnsi="Courier New" w:cs="Courier New"/>
-          <w:lang w:val="en-US"/>
-        </w:rPr>
-        <w:t xml:space="preserve">                 hash_alg: TPM_ALG_SHA256</w:t>
-      </w:r>
-    </w:p>
-    <w:p>
-      <w:pPr>
-        <w:ind w:left="567"/>
-        <w:rPr>
-          <w:rFonts w:ascii="Courier New" w:hAnsi="Courier New" w:cs="Courier New"/>
-          <w:lang w:val="es-ES"/>
-        </w:rPr>
-      </w:pPr>
-      <w:r>
-        <w:rPr>
-          <w:rFonts w:ascii="Courier New" w:hAnsi="Courier New" w:cs="Courier New"/>
-          <w:lang w:val="en-US"/>
-        </w:rPr>
-        <w:t xml:space="preserve">                 </w:t>
-      </w:r>
-      <w:r>
-        <w:rPr>
-          <w:rFonts w:ascii="Courier New" w:hAnsi="Courier New" w:cs="Courier New"/>
-          <w:lang w:val="es-ES"/>
-        </w:rPr>
-        <w:t>num_hashes: 1</w:t>
-      </w:r>
-    </w:p>
-    <w:p>
-      <w:pPr>
-        <w:ind w:left="567"/>
-        <w:rPr>
-          <w:rFonts w:ascii="Courier New" w:hAnsi="Courier New" w:cs="Courier New"/>
-          <w:lang w:val="es-ES"/>
-        </w:rPr>
-      </w:pPr>
-      <w:r>
-        <w:rPr>
-          <w:rFonts w:ascii="Courier New" w:hAnsi="Courier New" w:cs="Courier New"/>
-          <w:lang w:val="es-ES"/>
-        </w:rPr>
-        <w:t xml:space="preserve">                 hashes[0]: d5 c3 f9 f4 57 7b a1 9b a1 ba 22 81 48 88 08 cb 07 51 96 c4 7e 90 c2 0c ba e8 dd 80 e6 6e 1f b1</w:t>
-      </w:r>
-    </w:p>
-    <w:p>
-      <w:pPr>
-        <w:ind w:left="567"/>
-        <w:rPr>
-          <w:rFonts w:ascii="Courier New" w:hAnsi="Courier New" w:cs="Courier New"/>
-          <w:lang w:val="en-US"/>
-        </w:rPr>
-      </w:pPr>
-      <w:r>
-        <w:rPr>
-          <w:rFonts w:ascii="Courier New" w:hAnsi="Courier New" w:cs="Courier New"/>
-          <w:lang w:val="es-ES"/>
-        </w:rPr>
-        <w:t xml:space="preserve">         </w:t>
-      </w:r>
-      <w:r>
-        <w:rPr>
-          <w:rFonts w:ascii="Courier New" w:hAnsi="Courier New" w:cs="Courier New"/>
-          <w:lang w:val="en-US"/>
-        </w:rPr>
-        <w:t>revocation_counter: 0x0 (0)</w:t>
-      </w:r>
-    </w:p>
-    <w:p>
-      <w:pPr>
-        <w:ind w:left="567"/>
-        <w:rPr>
-          <w:rFonts w:ascii="Courier New" w:hAnsi="Courier New" w:cs="Courier New"/>
-          <w:lang w:val="en-US"/>
-        </w:rPr>
-      </w:pPr>
-      <w:r>
-        <w:rPr>
-          <w:rFonts w:ascii="Courier New" w:hAnsi="Courier New" w:cs="Courier New"/>
-          <w:lang w:val="en-US"/>
-        </w:rPr>
-        <w:t>RSA_KEY_AND_SIGNATURE:</w:t>
-      </w:r>
-    </w:p>
-    <w:p>
-      <w:pPr>
-        <w:ind w:left="567"/>
-        <w:rPr>
-          <w:rFonts w:ascii="Courier New" w:hAnsi="Courier New" w:cs="Courier New"/>
-          <w:lang w:val="en-US"/>
-        </w:rPr>
-      </w:pPr>
-      <w:r>
-        <w:rPr>
-          <w:rFonts w:ascii="Courier New" w:hAnsi="Courier New" w:cs="Courier New"/>
-          <w:lang w:val="en-US"/>
-        </w:rPr>
-        <w:t xml:space="preserve">         Version: 0x10</w:t>
-      </w:r>
-    </w:p>
-    <w:p>
-      <w:pPr>
-        <w:ind w:left="567"/>
-        <w:rPr>
-          <w:rFonts w:ascii="Courier New" w:hAnsi="Courier New" w:cs="Courier New"/>
-          <w:lang w:val="en-US"/>
-        </w:rPr>
-      </w:pPr>
-      <w:r>
-        <w:rPr>
-          <w:rFonts w:ascii="Courier New" w:hAnsi="Courier New" w:cs="Courier New"/>
-          <w:lang w:val="en-US"/>
-        </w:rPr>
-        <w:t xml:space="preserve">         KeyAlg: 0x1 (TPM_ALG_RSA)</w:t>
-      </w:r>
-    </w:p>
-    <w:p>
-      <w:pPr>
-        <w:ind w:left="567"/>
-        <w:rPr>
-          <w:rFonts w:ascii="Courier New" w:hAnsi="Courier New" w:cs="Courier New"/>
-          <w:lang w:val="en-US"/>
-        </w:rPr>
-      </w:pPr>
-      <w:r>
-        <w:rPr>
-          <w:rFonts w:ascii="Courier New" w:hAnsi="Courier New" w:cs="Courier New"/>
-          <w:lang w:val="en-US"/>
-        </w:rPr>
-        <w:lastRenderedPageBreak/>
-        <w:t>RSA_PUBLIC_KEY:</w:t>
-      </w:r>
-    </w:p>
-    <w:p>
-      <w:pPr>
-        <w:ind w:left="567"/>
-        <w:rPr>
-          <w:rFonts w:ascii="Courier New" w:hAnsi="Courier New" w:cs="Courier New"/>
-          <w:lang w:val="en-US"/>
-        </w:rPr>
-      </w:pPr>
-      <w:r>
-        <w:rPr>
-          <w:rFonts w:ascii="Courier New" w:hAnsi="Courier New" w:cs="Courier New"/>
-          <w:lang w:val="en-US"/>
-        </w:rPr>
-        <w:t xml:space="preserve">         Version: 0x10</w:t>
-      </w:r>
-    </w:p>
-    <w:p>
-      <w:pPr>
-        <w:ind w:left="567"/>
-        <w:rPr>
-          <w:rFonts w:ascii="Courier New" w:hAnsi="Courier New" w:cs="Courier New"/>
-          <w:lang w:val="en-US"/>
-        </w:rPr>
-      </w:pPr>
-      <w:r>
-        <w:rPr>
-          <w:rFonts w:ascii="Courier New" w:hAnsi="Courier New" w:cs="Courier New"/>
-          <w:lang w:val="en-US"/>
-        </w:rPr>
-        <w:t xml:space="preserve">         KeySize: 0x800 (2048)</w:t>
-      </w:r>
-    </w:p>
-    <w:p>
-      <w:pPr>
-        <w:ind w:left="567"/>
-        <w:rPr>
-          <w:rFonts w:ascii="Courier New" w:hAnsi="Courier New" w:cs="Courier New"/>
-          <w:lang w:val="en-US"/>
-        </w:rPr>
-      </w:pPr>
-      <w:r>
-        <w:rPr>
-          <w:rFonts w:ascii="Courier New" w:hAnsi="Courier New" w:cs="Courier New"/>
-          <w:lang w:val="en-US"/>
-        </w:rPr>
-        <w:t xml:space="preserve">         Exponent: 0x10001</w:t>
-      </w:r>
-    </w:p>
-    <w:p>
-      <w:pPr>
-        <w:ind w:left="567"/>
-        <w:rPr>
-          <w:rFonts w:ascii="Courier New" w:hAnsi="Courier New" w:cs="Courier New"/>
-          <w:lang w:val="en-US"/>
-        </w:rPr>
-      </w:pPr>
-      <w:r>
-        <w:rPr>
-          <w:rFonts w:ascii="Courier New" w:hAnsi="Courier New" w:cs="Courier New"/>
-          <w:lang w:val="en-US"/>
-        </w:rPr>
-        <w:t xml:space="preserve">         Modulus:</w:t>
-      </w:r>
-    </w:p>
-    <w:p>
-      <w:pPr>
-        <w:ind w:left="567"/>
-        <w:rPr>
-          <w:rFonts w:ascii="Courier New" w:hAnsi="Courier New" w:cs="Courier New"/>
-          <w:lang w:val="en-US"/>
-        </w:rPr>
-      </w:pPr>
-      <w:r>
-        <w:rPr>
-          <w:rFonts w:ascii="Courier New" w:hAnsi="Courier New" w:cs="Courier New"/>
-          <w:lang w:val="en-US"/>
-        </w:rPr>
-        <w:t xml:space="preserve">                </w:t>
-      </w:r>
-      <w:r>
-        <w:rPr>
-          <w:rFonts w:ascii="Courier New" w:hAnsi="Courier New" w:cs="Courier New"/>
-          <w:lang w:val="en-US"/>
-        </w:rPr>
-        <w:t>&lt;truncated&gt;</w:t>
-      </w:r>
-    </w:p>
-    <w:p>
-      <w:pPr>
-        <w:ind w:left="567"/>
-        <w:rPr>
-          <w:rFonts w:ascii="Courier New" w:hAnsi="Courier New" w:cs="Courier New"/>
-          <w:lang w:val="en-US"/>
-        </w:rPr>
-      </w:pPr>
-      <w:r>
-        <w:rPr>
-          <w:rFonts w:ascii="Courier New" w:hAnsi="Courier New" w:cs="Courier New"/>
-          <w:lang w:val="en-US"/>
-        </w:rPr>
-        <w:t>End of RSA_PUBLIC_KEY</w:t>
-      </w:r>
-    </w:p>
-    <w:p>
-      <w:pPr>
-        <w:ind w:left="567"/>
-        <w:rPr>
-          <w:rFonts w:ascii="Courier New" w:hAnsi="Courier New" w:cs="Courier New"/>
-          <w:lang w:val="en-US"/>
-        </w:rPr>
-      </w:pPr>
-      <w:r>
-        <w:rPr>
-          <w:rFonts w:ascii="Courier New" w:hAnsi="Courier New" w:cs="Courier New"/>
-          <w:lang w:val="en-US"/>
-        </w:rPr>
-        <w:t xml:space="preserve">         SigScheme: 0x16 (TPM_ALG_RSAPSS)</w:t>
-      </w:r>
-    </w:p>
-    <w:p>
-      <w:pPr>
-        <w:ind w:left="567"/>
-        <w:rPr>
-          <w:rFonts w:ascii="Courier New" w:hAnsi="Courier New" w:cs="Courier New"/>
-          <w:lang w:val="en-US"/>
-        </w:rPr>
-      </w:pPr>
-      <w:r>
-        <w:rPr>
-          <w:rFonts w:ascii="Courier New" w:hAnsi="Courier New" w:cs="Courier New"/>
-          <w:lang w:val="en-US"/>
-        </w:rPr>
-        <w:t>RSA_SIGNATURE:</w:t>
-      </w:r>
-    </w:p>
-    <w:p>
-      <w:pPr>
-        <w:ind w:left="567"/>
-        <w:rPr>
-          <w:rFonts w:ascii="Courier New" w:hAnsi="Courier New" w:cs="Courier New"/>
-          <w:lang w:val="en-US"/>
-        </w:rPr>
-      </w:pPr>
-      <w:r>
-        <w:rPr>
-          <w:rFonts w:ascii="Courier New" w:hAnsi="Courier New" w:cs="Courier New"/>
-          <w:lang w:val="en-US"/>
-        </w:rPr>
-        <w:t xml:space="preserve">         Version: 0x10</w:t>
-      </w:r>
-    </w:p>
-    <w:p>
-      <w:pPr>
-        <w:ind w:left="567"/>
-        <w:rPr>
-          <w:rFonts w:ascii="Courier New" w:hAnsi="Courier New" w:cs="Courier New"/>
-          <w:lang w:val="en-US"/>
-        </w:rPr>
-      </w:pPr>
-      <w:r>
-        <w:rPr>
-          <w:rFonts w:ascii="Courier New" w:hAnsi="Courier New" w:cs="Courier New"/>
-          <w:lang w:val="en-US"/>
-        </w:rPr>
-        <w:t xml:space="preserve">         KeySize: 0x800 (2048)</w:t>
-      </w:r>
-    </w:p>
-    <w:p>
-      <w:pPr>
-        <w:ind w:left="567"/>
-        <w:rPr>
-          <w:rFonts w:ascii="Courier New" w:hAnsi="Courier New" w:cs="Courier New"/>
-          <w:lang w:val="en-US"/>
-        </w:rPr>
-      </w:pPr>
-      <w:r>
-        <w:rPr>
-          <w:rFonts w:ascii="Courier New" w:hAnsi="Courier New" w:cs="Courier New"/>
-          <w:lang w:val="en-US"/>
-        </w:rPr>
-        <w:t xml:space="preserve">         HashAlg: 0xb (TPM_ALG_SHA256)</w:t>
-      </w:r>
-    </w:p>
-    <w:p>
-      <w:pPr>
-        <w:ind w:left="567"/>
-        <w:rPr>
-          <w:rFonts w:ascii="Courier New" w:hAnsi="Courier New" w:cs="Courier New"/>
-          <w:lang w:val="en-US"/>
-        </w:rPr>
-      </w:pPr>
-      <w:r>
-        <w:rPr>
-          <w:rFonts w:ascii="Courier New" w:hAnsi="Courier New" w:cs="Courier New"/>
-          <w:lang w:val="en-US"/>
-        </w:rPr>
-        <w:t xml:space="preserve">         sig_block:</w:t>
-      </w:r>
-    </w:p>
-    <w:p>
-      <w:pPr>
-        <w:ind w:left="567"/>
-        <w:rPr>
-          <w:rFonts w:ascii="Courier New" w:hAnsi="Courier New" w:cs="Courier New"/>
-          <w:lang w:val="en-US"/>
-        </w:rPr>
-      </w:pPr>
-      <w:r>
-        <w:rPr>
-          <w:rFonts w:ascii="Courier New" w:hAnsi="Courier New" w:cs="Courier New"/>
-          <w:lang w:val="en-US"/>
-        </w:rPr>
-        <w:t xml:space="preserve">                </w:t>
-      </w:r>
-      <w:r>
-        <w:rPr>
-          <w:rFonts w:ascii="Courier New" w:hAnsi="Courier New" w:cs="Courier New"/>
-          <w:lang w:val="en-US"/>
-        </w:rPr>
-        <w:t>&lt;truncated&gt;</w:t>
-      </w:r>
-    </w:p>
-    <w:p>
-      <w:pPr>
-        <w:pStyle w:val="Heading2"/>
-        <w:rPr>
-          <w:lang w:val="en-US"/>
-        </w:rPr>
-      </w:pPr>
-      <w:r>
-        <w:rPr>
-          <w:lang w:val="en-US"/>
-        </w:rPr>
-        <w:t>Policy with custom element containing tboot’s vlp policy</w:t>
-      </w:r>
-    </w:p>
-    <w:p>
-      <w:pPr>
-        <w:rPr>
-          <w:lang w:val="en-US"/>
-        </w:rPr>
-      </w:pPr>
-      <w:r>
-        <w:rPr>
-          <w:lang w:val="en-US"/>
-        </w:rPr>
-        <w:t xml:space="preserve">VLP is a special policy type used by tboot to launch </w:t>
-      </w:r>
-      <w:r>
-        <w:rPr>
-          <w:lang w:val="en-US"/>
-        </w:rPr>
-        <w:t>L</w:t>
-      </w:r>
-      <w:r>
-        <w:rPr>
-          <w:lang w:val="en-US"/>
-        </w:rPr>
-        <w:t>inux kernel in a safe and trusted manner, it can be either placed in TPM’s special tboot’s index</w:t>
-      </w:r>
-      <w:r>
-        <w:rPr>
-          <w:lang w:val="en-US"/>
-        </w:rPr>
-        <w:t xml:space="preserve"> (VLP index at address</w:t>
-      </w:r>
-      <w:r>
-        <w:rPr>
-          <w:lang w:val="en-US"/>
-        </w:rPr>
-        <w:t xml:space="preserve"> 0x</w:t>
-      </w:r>
-      <w:r>
-        <w:rPr>
-          <w:lang w:val="en-US"/>
-        </w:rPr>
-        <w:t>1c10131</w:t>
-      </w:r>
-      <w:r>
-        <w:rPr>
-          <w:lang w:val="en-US"/>
-        </w:rPr>
-        <w:t>)</w:t>
-      </w:r>
-      <w:r>
-        <w:rPr>
-          <w:lang w:val="en-US"/>
-        </w:rPr>
-        <w:t xml:space="preserve"> </w:t>
-      </w:r>
-      <w:r>
-        <w:rPr>
-          <w:lang w:val="en-US"/>
-        </w:rPr>
-        <w:t>, or it can be encapsulated into a custom element and put into LCP</w:t>
-      </w:r>
-      <w:r>
-        <w:rPr>
-          <w:lang w:val="en-US"/>
-        </w:rPr>
-        <w:t xml:space="preserve"> data file</w:t>
-      </w:r>
-      <w:r>
-        <w:rPr>
-          <w:lang w:val="en-US"/>
-        </w:rPr>
-        <w:t>.</w:t>
-      </w:r>
-    </w:p>
-    <w:p>
-      <w:pPr>
-        <w:rPr>
-          <w:lang w:val="en-US"/>
-        </w:rPr>
-      </w:pPr>
-      <w:r>
-        <w:rPr>
-          <w:lang w:val="en-US"/>
-        </w:rPr>
-        <w:t>The instructions below will show you how to create a custom element, then you can use examples above to put it into a list and then this list into a policy.</w:t>
-      </w:r>
-    </w:p>
-    <w:p>
-      <w:pPr>
-        <w:pStyle w:val="Heading3"/>
-        <w:rPr>
-          <w:lang w:val="en-US"/>
-        </w:rPr>
-      </w:pPr>
-      <w:r>
-        <w:rPr>
-          <w:lang w:val="en-US"/>
-        </w:rPr>
-        <w:t>Tb_polgen</w:t>
-      </w:r>
-    </w:p>
-    <w:p>
-      <w:pPr>
-        <w:rPr>
-          <w:lang w:val="en-US"/>
-        </w:rPr>
-      </w:pPr>
-      <w:r>
-        <w:rPr>
-          <w:lang w:val="en-US"/>
-        </w:rPr>
-        <w:t xml:space="preserve">This operation requires tb_polgen tool, which is not part of the lcptools-v2 package, but it is released together with tboot. </w:t>
-      </w:r>
-      <w:r>
-        <w:rPr>
-          <w:lang w:val="en-US"/>
-        </w:rPr>
-        <w:t>So,</w:t>
-      </w:r>
-      <w:r>
-        <w:rPr>
-          <w:lang w:val="en-US"/>
-        </w:rPr>
-        <w:t xml:space="preserve"> to build it:</w:t>
-      </w:r>
-    </w:p>
-    <w:p>
-      <w:pPr>
-        <w:ind w:left="567"/>
-        <w:rPr>
-          <w:rFonts w:ascii="Courier New" w:hAnsi="Courier New" w:cs="Courier New"/>
-          <w:lang w:val="en-US"/>
-        </w:rPr>
-      </w:pPr>
-      <w:r>
-        <w:rPr>
-          <w:rFonts w:ascii="Courier New" w:hAnsi="Courier New" w:cs="Courier New"/>
-          <w:lang w:val="en-US"/>
-        </w:rPr>
-        <w:t xml:space="preserve"> cd tboot-code/tb_polgen</w:t>
-      </w:r>
-    </w:p>
-    <w:p>
-      <w:pPr>
-        <w:ind w:left="567"/>
-        <w:rPr>
-          <w:rFonts w:ascii="Courier New" w:hAnsi="Courier New" w:cs="Courier New"/>
-          <w:lang w:val="en-US"/>
-        </w:rPr>
-      </w:pPr>
-      <w:r>
-        <w:rPr>
-          <w:rFonts w:ascii="Courier New" w:hAnsi="Courier New" w:cs="Courier New"/>
-          <w:lang w:val="en-US"/>
-        </w:rPr>
-        <w:t xml:space="preserve"> sudo make install -f makefile</w:t>
-      </w:r>
-    </w:p>
-    <w:p>
-      <w:pPr>
-        <w:rPr>
-          <w:lang w:val="en-US"/>
-        </w:rPr>
-      </w:pPr>
-      <w:r>
-        <w:rPr>
-          <w:lang w:val="en-US"/>
-        </w:rPr>
-        <w:t>You are going to need to have access to kernel file (vmlinuz) and initrd image (initrd.img) of the operating system you will be launching with tboot’s assistance.</w:t>
-      </w:r>
-    </w:p>
-    <w:p>
-      <w:pPr>
-        <w:rPr>
-          <w:lang w:val="en-US"/>
-        </w:rPr>
-      </w:pPr>
-      <w:r>
-        <w:rPr>
-          <w:lang w:val="en-US"/>
-        </w:rPr>
-        <w:t>First, we create an empty vlp policy file:</w:t>
-      </w:r>
-    </w:p>
-    <w:p>
-      <w:pPr>
-        <w:ind w:left="567"/>
-        <w:rPr>
-          <w:rFonts w:ascii="Courier New" w:hAnsi="Courier New" w:cs="Courier New"/>
-          <w:lang w:val="en-US"/>
-        </w:rPr>
-      </w:pPr>
-      <w:r>
-        <w:rPr>
-          <w:rFonts w:ascii="Courier New" w:hAnsi="Courier New" w:cs="Courier New"/>
-          <w:lang w:val="en-US"/>
-        </w:rPr>
-        <w:t>tb_polgen --create --type &lt;one of continue, halt or nonfatal&gt; --alg &lt;sha1, sha256 or sha256&gt; &lt;output file&gt;</w:t>
-      </w:r>
-    </w:p>
-    <w:p>
-      <w:pPr>
-        <w:rPr>
-          <w:lang w:val="en-US"/>
-        </w:rPr>
-      </w:pPr>
-      <w:r>
-        <w:rPr>
-          <w:lang w:val="en-US"/>
-        </w:rPr>
-        <w:t>For example:</w:t>
-      </w:r>
-    </w:p>
-    <w:p>
-      <w:pPr>
-        <w:ind w:left="567"/>
-        <w:rPr>
-          <w:rFonts w:ascii="Courier New" w:hAnsi="Courier New" w:cs="Courier New"/>
-          <w:lang w:val="en-US"/>
-        </w:rPr>
-      </w:pPr>
-      <w:r>
-        <w:rPr>
-          <w:rFonts w:ascii="Courier New" w:hAnsi="Courier New" w:cs="Courier New"/>
-          <w:lang w:val="en-US"/>
-        </w:rPr>
-        <w:t>tb_polgen --create --type halt --alg sha256 vlp.vlp</w:t>
-      </w:r>
-    </w:p>
-    <w:p>
-      <w:pPr>
-        <w:rPr>
-          <w:lang w:val="en-US"/>
-        </w:rPr>
-      </w:pPr>
-      <w:r>
-        <w:rPr>
-          <w:lang w:val="en-US"/>
-        </w:rPr>
-        <w:t>Now we add hashes of kernel and initrd in two steps, first we add vmlinuz digest:</w:t>
-      </w:r>
-    </w:p>
-    <w:p>
-      <w:pPr>
-        <w:ind w:left="567"/>
-        <w:rPr>
-          <w:rFonts w:ascii="Courier New" w:hAnsi="Courier New" w:cs="Courier New"/>
-          <w:lang w:val="en-US"/>
-        </w:rPr>
-      </w:pPr>
-      <w:r>
-        <w:rPr>
-          <w:lang w:val="en-US"/>
-        </w:rPr>
-        <w:tab/>
-      </w:r>
-      <w:r>
-        <w:rPr>
-          <w:rFonts w:ascii="Courier New" w:hAnsi="Courier New" w:cs="Courier New"/>
-          <w:lang w:val="en-US"/>
-        </w:rPr>
-        <w:t>t</w:t>
-      </w:r>
-      <w:r>
-        <w:rPr>
-          <w:rFonts w:ascii="Courier New" w:hAnsi="Courier New" w:cs="Courier New"/>
-          <w:lang w:val="en-US"/>
-        </w:rPr>
-        <w:t xml:space="preserve">b_polgen --add --num 0 --pcr 19 --hash image --cmdline “root=live:LABEL=LIVE ro rd.live.image rhgb intel_iommu=on noefi </w:t>
-      </w:r>
-      <w:r>
-        <w:rPr>
-          <w:rFonts w:ascii="Courier New" w:hAnsi="Courier New" w:cs="Courier New"/>
-          <w:lang w:val="en-US"/>
-        </w:rPr>
-        <w:lastRenderedPageBreak/>
-        <w:t>vga=normal 3 earlyprintk=serial,ttyS0,115200n8 debug loglevel=7 console=tty0 console=ttyS0,115200n8”  --image vmlinuz vlp.vlp</w:t>
+          <w:rFonts w:ascii="Courier New" w:hAnsi="Courier New" w:cs="Courier New"/>
+          <w:lang w:val="en-US"/>
+        </w:rPr>
+        <w:t>b_polgen --add --num 0 --pcr 19 --hash image --cmdline “root=live:LABEL=LIVE ro rd.live.image rhgb intel_iommu=on noefi vga=normal 3 earlyprintk=serial,ttyS0,115200n8 debug loglevel=7 console=tty0 console=ttyS0,115200n8”  --image vmlinuz vlp.vlp</w:t>
       </w:r>
     </w:p>
     <w:p>
@@ -5186,7 +5236,7 @@
 </file>
 
 <file path=word/numbering.xml><?xml version="1.0" encoding="utf-8"?>
-<w:numbering xmlns:wpc="http://schemas.microsoft.com/office/word/2010/wordprocessingCanvas" xmlns:cx="http://schemas.microsoft.com/office/drawing/2014/chartex" xmlns:cx1="http://schemas.microsoft.com/office/drawing/2015/9/8/chartex" xmlns:cx2="http://schemas.microsoft.com/office/drawing/2015/10/21/chartex" xmlns:cx3="http://schemas.microsoft.com/office/drawing/2016/5/9/chartex" xmlns:cx4="http://schemas.microsoft.com/office/drawing/2016/5/10/chartex" xmlns:cx5="http://schemas.microsoft.com/office/drawing/2016/5/11/chartex" xmlns:cx6="http://schemas.microsoft.com/office/drawing/2016/5/12/chartex" xmlns:cx7="http://schemas.microsoft.com/office/drawing/2016/5/13/chartex" xmlns:cx8="http://schemas.microsoft.com/office/drawing/2016/5/14/chartex" xmlns:mc="http://schemas.openxmlformats.org/markup-compatibility/2006" xmlns:aink="http://schemas.microsoft.com/office/drawing/2016/ink" xmlns:am3d="http://schemas.microsoft.com/office/drawing/2017/model3d" xmlns:o="urn:schemas-microsoft-com:office:office" xmlns:oel="http://schemas.microsoft.com/office/2019/extlst" xmlns:r="http://schemas.openxmlformats.org/officeDocument/2006/relationships" xmlns:m="http://schemas.openxmlformats.org/officeDocument/2006/math" xmlns:v="urn:schemas-microsoft-com:vml" xmlns:wp14="http://schemas.microsoft.com/office/word/2010/wordprocessingDrawing" xmlns:wp="http://schemas.openxmlformats.org/drawingml/2006/wordprocessingDrawing" xmlns:w10="urn:schemas-microsoft-com:office:word" xmlns:w="http://schemas.openxmlformats.org/wordprocessingml/2006/main" xmlns:w14="http://schemas.microsoft.com/office/word/2010/wordml" xmlns:w15="http://schemas.microsoft.com/office/word/2012/wordml" xmlns:w16cex="http://schemas.microsoft.com/office/word/2018/wordml/cex" xmlns:w16cid="http://schemas.microsoft.com/office/word/2016/wordml/cid" xmlns:w16="http://schemas.microsoft.com/office/word/2018/wordml" xmlns:w16sdtdh="http://schemas.microsoft.com/office/word/2020/wordml/sdtdatahash" xmlns:w16se="http://schemas.microsoft.com/office/word/2015/wordml/symex" xmlns:wpg="http://schemas.microsoft.com/office/word/2010/wordprocessingGroup" xmlns:wpi="http://schemas.microsoft.com/office/word/2010/wordprocessingInk" xmlns:wne="http://schemas.microsoft.com/office/word/2006/wordml" xmlns:wps="http://schemas.microsoft.com/office/word/2010/wordprocessingShape" mc:Ignorable="w14 w15 w16se w16cid w16 w16cex w16sdtdh wp14">
+<w:numbering xmlns:wpc="http://schemas.microsoft.com/office/word/2010/wordprocessingCanvas" xmlns:cx="http://schemas.microsoft.com/office/drawing/2014/chartex" xmlns:cx1="http://schemas.microsoft.com/office/drawing/2015/9/8/chartex" xmlns:cx2="http://schemas.microsoft.com/office/drawing/2015/10/21/chartex" xmlns:cx3="http://schemas.microsoft.com/office/drawing/2016/5/9/chartex" xmlns:cx4="http://schemas.microsoft.com/office/drawing/2016/5/10/chartex" xmlns:cx5="http://schemas.microsoft.com/office/drawing/2016/5/11/chartex" xmlns:cx6="http://schemas.microsoft.com/office/drawing/2016/5/12/chartex" xmlns:cx7="http://schemas.microsoft.com/office/drawing/2016/5/13/chartex" xmlns:cx8="http://schemas.microsoft.com/office/drawing/2016/5/14/chartex" xmlns:mc="http://schemas.openxmlformats.org/markup-compatibility/2006" xmlns:aink="http://schemas.microsoft.com/office/drawing/2016/ink" xmlns:am3d="http://schemas.microsoft.com/office/drawing/2017/model3d" xmlns:o="urn:schemas-microsoft-com:office:office" xmlns:oel="http://schemas.microsoft.com/office/2019/extlst" xmlns:r="http://schemas.openxmlformats.org/officeDocument/2006/relationships" xmlns:m="http://schemas.openxmlformats.org/officeDocument/2006/math" xmlns:v="urn:schemas-microsoft-com:vml" xmlns:wp14="http://schemas.microsoft.com/office/word/2010/wordprocessingDrawing" xmlns:wp="http://schemas.openxmlformats.org/drawingml/2006/wordprocessingDrawing" xmlns:w10="urn:schemas-microsoft-com:office:word" xmlns:w="http://schemas.openxmlformats.org/wordprocessingml/2006/main" xmlns:w14="http://schemas.microsoft.com/office/word/2010/wordml" xmlns:w15="http://schemas.microsoft.com/office/word/2012/wordml" xmlns:w16cex="http://schemas.microsoft.com/office/word/2018/wordml/cex" xmlns:w16cid="http://schemas.microsoft.com/office/word/2016/wordml/cid" xmlns:w16="http://schemas.microsoft.com/office/word/2018/wordml" xmlns:w16du="http://schemas.microsoft.com/office/word/2023/wordml/word16du" xmlns:w16sdtdh="http://schemas.microsoft.com/office/word/2020/wordml/sdtdatahash" xmlns:w16sdtfl="http://schemas.microsoft.com/office/word/2024/wordml/sdtformatlock" xmlns:w16se="http://schemas.microsoft.com/office/word/2015/wordml/symex" xmlns:wpg="http://schemas.microsoft.com/office/word/2010/wordprocessingGroup" xmlns:wpi="http://schemas.microsoft.com/office/word/2010/wordprocessingInk" xmlns:wne="http://schemas.microsoft.com/office/word/2006/wordml" xmlns:wps="http://schemas.microsoft.com/office/word/2010/wordprocessingShape" mc:Ignorable="w14 w15 w16se w16cid w16 w16cex w16sdtdh w16sdtfl w16du wp14">
   <w:abstractNum w:abstractNumId="0" w15:restartNumberingAfterBreak="0">
     <w:nsid w:val="01D02B13"/>
     <w:multiLevelType w:val="multilevel"/>
@@ -5851,7 +5901,7 @@
 </file>
 
 <file path=word/styles.xml><?xml version="1.0" encoding="utf-8"?>
-<w:styles xmlns:mc="http://schemas.openxmlformats.org/markup-compatibility/2006" xmlns:r="http://schemas.openxmlformats.org/officeDocument/2006/relationships" xmlns:w="http://schemas.openxmlformats.org/wordprocessingml/2006/main" xmlns:w14="http://schemas.microsoft.com/office/word/2010/wordml" xmlns:w15="http://schemas.microsoft.com/office/word/2012/wordml" xmlns:w16cex="http://schemas.microsoft.com/office/word/2018/wordml/cex" xmlns:w16cid="http://schemas.microsoft.com/office/word/2016/wordml/cid" xmlns:w16="http://schemas.microsoft.com/office/word/2018/wordml" xmlns:w16sdtdh="http://schemas.microsoft.com/office/word/2020/wordml/sdtdatahash" xmlns:w16se="http://schemas.microsoft.com/office/word/2015/wordml/symex" mc:Ignorable="w14 w15 w16se w16cid w16 w16cex w16sdtdh">
+<w:styles xmlns:mc="http://schemas.openxmlformats.org/markup-compatibility/2006" xmlns:r="http://schemas.openxmlformats.org/officeDocument/2006/relationships" xmlns:w="http://schemas.openxmlformats.org/wordprocessingml/2006/main" xmlns:w14="http://schemas.microsoft.com/office/word/2010/wordml" xmlns:w15="http://schemas.microsoft.com/office/word/2012/wordml" xmlns:w16cex="http://schemas.microsoft.com/office/word/2018/wordml/cex" xmlns:w16cid="http://schemas.microsoft.com/office/word/2016/wordml/cid" xmlns:w16="http://schemas.microsoft.com/office/word/2018/wordml" xmlns:w16du="http://schemas.microsoft.com/office/word/2023/wordml/word16du" xmlns:w16sdtdh="http://schemas.microsoft.com/office/word/2020/wordml/sdtdatahash" xmlns:w16sdtfl="http://schemas.microsoft.com/office/word/2024/wordml/sdtformatlock" xmlns:w16se="http://schemas.microsoft.com/office/word/2015/wordml/symex" mc:Ignorable="w14 w15 w16se w16cid w16 w16cex w16sdtdh w16sdtfl w16du">
   <w:docDefaults>
     <w:rPrDefault>
       <w:rPr>
@@ -6932,21 +6982,6 @@
 </file>
 
 <file path=customXml/item1.xml><?xml version="1.0" encoding="utf-8"?>
-<p:properties xmlns:p="http://schemas.microsoft.com/office/2006/metadata/properties" xmlns:xsi="http://www.w3.org/2001/XMLSchema-instance" xmlns:pc="http://schemas.microsoft.com/office/infopath/2007/PartnerControls">
-  <documentManagement/>
-</p:properties>
-</file>
-
-<file path=customXml/item2.xml><?xml version="1.0" encoding="utf-8"?>
-<?mso-contentType ?>
-<FormTemplates xmlns="http://schemas.microsoft.com/sharepoint/v3/contenttype/forms">
-  <Display>DocumentLibraryForm</Display>
-  <Edit>DocumentLibraryForm</Edit>
-  <New>DocumentLibraryForm</New>
-</FormTemplates>
-</file>
-
-<file path=customXml/item3.xml><?xml version="1.0" encoding="utf-8"?>
 <ct:contentTypeSchema xmlns:ct="http://schemas.microsoft.com/office/2006/metadata/contentType" xmlns:ma="http://schemas.microsoft.com/office/2006/metadata/properties/metaAttributes" ct:_="" ma:_="" ma:contentTypeName="Document" ma:contentTypeID="0x0101007CE659793FD1B5439C548E73AFC64DC6" ma:contentTypeVersion="11" ma:contentTypeDescription="Create a new document." ma:contentTypeScope="" ma:versionID="369cd26f17a8355cbc897d711f700a28">
   <xsd:schema xmlns:xsd="http://www.w3.org/2001/XMLSchema" xmlns:xs="http://www.w3.org/2001/XMLSchema" xmlns:p="http://schemas.microsoft.com/office/2006/metadata/properties" xmlns:ns3="124b8a8d-c55b-4d0a-8164-c4c80f21746e" xmlns:ns4="93546ad9-e1db-434d-a1ea-b88c962ffdd6" targetNamespace="http://schemas.microsoft.com/office/2006/metadata/properties" ma:root="true" ma:fieldsID="d04a70946d538f2bbe6882a6e862f474" ns3:_="" ns4:_="">
     <xsd:import namespace="124b8a8d-c55b-4d0a-8164-c4c80f21746e"/>
@@ -7157,24 +7192,22 @@
 </ct:contentTypeSchema>
 </file>
 
-<file path=customXml/itemProps1.xml><?xml version="1.0" encoding="utf-8"?>
-<ds:datastoreItem xmlns:ds="http://schemas.openxmlformats.org/officeDocument/2006/customXml" ds:itemID="{0F4887A5-5077-4698-B5FF-8C3184901CD8}">
-  <ds:schemaRefs>
-    <ds:schemaRef ds:uri="http://schemas.microsoft.com/office/2006/metadata/properties"/>
-    <ds:schemaRef ds:uri="http://schemas.microsoft.com/office/infopath/2007/PartnerControls"/>
-  </ds:schemaRefs>
-</ds:datastoreItem>
+<file path=customXml/item2.xml><?xml version="1.0" encoding="utf-8"?>
+<?mso-contentType ?>
+<FormTemplates xmlns="http://schemas.microsoft.com/sharepoint/v3/contenttype/forms">
+  <Display>DocumentLibraryForm</Display>
+  <Edit>DocumentLibraryForm</Edit>
+  <New>DocumentLibraryForm</New>
+</FormTemplates>
 </file>
 
-<file path=customXml/itemProps2.xml><?xml version="1.0" encoding="utf-8"?>
-<ds:datastoreItem xmlns:ds="http://schemas.openxmlformats.org/officeDocument/2006/customXml" ds:itemID="{C31CD289-BFFE-4A0C-BDA2-369168105B90}">
-  <ds:schemaRefs>
-    <ds:schemaRef ds:uri="http://schemas.microsoft.com/sharepoint/v3/contenttype/forms"/>
-  </ds:schemaRefs>
-</ds:datastoreItem>
+<file path=customXml/item3.xml><?xml version="1.0" encoding="utf-8"?>
+<p:properties xmlns:p="http://schemas.microsoft.com/office/2006/metadata/properties" xmlns:xsi="http://www.w3.org/2001/XMLSchema-instance" xmlns:pc="http://schemas.microsoft.com/office/infopath/2007/PartnerControls">
+  <documentManagement/>
+</p:properties>
 </file>
 
-<file path=customXml/itemProps3.xml><?xml version="1.0" encoding="utf-8"?>
+<file path=customXml/itemProps1.xml><?xml version="1.0" encoding="utf-8"?>
 <ds:datastoreItem xmlns:ds="http://schemas.openxmlformats.org/officeDocument/2006/customXml" ds:itemID="{A8F80DFB-BB25-4E27-9BBF-4AEF8A22D70D}">
   <ds:schemaRefs>
     <ds:schemaRef ds:uri="http://schemas.microsoft.com/office/2006/metadata/contentType"/>
@@ -7191,4 +7224,21 @@
     <ds:schemaRef ds:uri="http://schemas.microsoft.com/internal/obd"/>
   </ds:schemaRefs>
 </ds:datastoreItem>
+</file>
+
+<file path=customXml/itemProps2.xml><?xml version="1.0" encoding="utf-8"?>
+<ds:datastoreItem xmlns:ds="http://schemas.openxmlformats.org/officeDocument/2006/customXml" ds:itemID="{C31CD289-BFFE-4A0C-BDA2-369168105B90}">
+  <ds:schemaRefs>
+    <ds:schemaRef ds:uri="http://schemas.microsoft.com/sharepoint/v3/contenttype/forms"/>
+  </ds:schemaRefs>
+</ds:datastoreItem>
+</file>
+
+<file path=customXml/itemProps3.xml><?xml version="1.0" encoding="utf-8"?>
+<ds:datastoreItem xmlns:ds="http://schemas.openxmlformats.org/officeDocument/2006/customXml" ds:itemID="{0F4887A5-5077-4698-B5FF-8C3184901CD8}">
+  <ds:schemaRefs>
+    <ds:schemaRef ds:uri="http://schemas.microsoft.com/office/2006/metadata/properties"/>
+    <ds:schemaRef ds:uri="http://schemas.microsoft.com/office/infopath/2007/PartnerControls"/>
+  </ds:schemaRefs>
+</ds:datastoreItem>
 </file>